--- a/docs/Инструкция_1С_обмен_табелями.docx
+++ b/docs/Инструкция_1С_обмен_табелями.docx
@@ -174,7 +174,7 @@
     </w:p>
     <w:p>
       <w:r>
-        <w:t>пересчитывает его на лету. Из этого следуют два правила:</w:t>
+        <w:t>пересчитывает его на лету. Из этого следуют три правила:</w:t>
       </w:r>
     </w:p>
     <w:p>
@@ -199,7 +199,46 @@
         <w:pStyle w:val="ListBullet"/>
       </w:pPr>
       <w:r>
-        <w:t>чтобы правки попали в 1С, табель в ФОТ открывают, правят и закрывают заново.</w:t>
+        <w:t>чтобы правки попали в 1С, табель в ФОТ открывают, правят и закрывают заново;</w:t>
+      </w:r>
+    </w:p>
+    <w:p>
+      <w:pPr>
+        <w:pStyle w:val="ListBullet"/>
+      </w:pPr>
+      <w:r>
+        <w:rPr>
+          <w:b/>
+        </w:rPr>
+        <w:t>новая редакция появляется только при согласовании и при закрытии.</w:t>
+      </w:r>
+      <w:r>
+        <w:t xml:space="preserve"> Правок</w:t>
+      </w:r>
+    </w:p>
+    <w:p>
+      <w:r>
+        <w:t>закрытого табеля «напрямую», в обход открытия, в ФОТ больше нет — они запрещены</w:t>
+      </w:r>
+    </w:p>
+    <w:p>
+      <w:r>
+        <w:t>всем пользователям без исключения, включая администраторов.</w:t>
+      </w:r>
+    </w:p>
+    <w:p>
+      <w:r>
+        <w:t>**Пока табель открыт для правок, 1С продолжает получать последнюю официально</w:t>
+      </w:r>
+    </w:p>
+    <w:p>
+      <w:r>
+        <w:t>закрытую редакцию.** Подача не исчезает из выдачи, состояние не меняется, а</w:t>
+      </w:r>
+    </w:p>
+    <w:p>
+      <w:r>
+        <w:t>незавершённые правки в API не попадают физически: версия заморожена до закрытия.</w:t>
       </w:r>
     </w:p>
     <w:p>
@@ -571,14 +610,13 @@
           <w:p>
             <w:r/>
             <w:r>
-              <w:t xml:space="preserve">Пропадает из списка; выгрузка и ACK дают </w:t>
+              <w:rPr>
+                <w:b/>
+              </w:rPr>
+              <w:t>Ничего не меняется:</w:t>
             </w:r>
             <w:r>
-              <w:rPr>
-                <w:rFonts w:ascii="Consolas" w:hAnsi="Consolas"/>
-                <w:sz w:val="19"/>
-              </w:rPr>
-              <w:t>409 TIMESHEET_UNLOCKED</w:t>
+              <w:t xml:space="preserve"> версия 1 по-прежнему отдаётся и подтверждается</w:t>
             </w:r>
           </w:p>
         </w:tc>
@@ -735,51 +773,6 @@
           <w:p>
             <w:r/>
             <w:r>
-              <w:t>Администратор поправил закрытый табель напрямую</w:t>
-            </w:r>
-          </w:p>
-        </w:tc>
-        <w:tc>
-          <w:tcPr>
-            <w:tcW w:type="dxa" w:w="2880"/>
-          </w:tcPr>
-          <w:p>
-            <w:r/>
-            <w:r>
-              <w:t>Версия помечается на пересборку, затем формируется заново</w:t>
-            </w:r>
-          </w:p>
-        </w:tc>
-        <w:tc>
-          <w:tcPr>
-            <w:tcW w:type="dxa" w:w="2880"/>
-          </w:tcPr>
-          <w:p>
-            <w:r/>
-            <w:r>
-              <w:t>Табель временно не выдаётся (</w:t>
-            </w:r>
-            <w:r>
-              <w:rPr>
-                <w:rFonts w:ascii="Consolas" w:hAnsi="Consolas"/>
-                <w:sz w:val="19"/>
-              </w:rPr>
-              <w:t>TIMESHEET_REBUILD_PENDING</w:t>
-            </w:r>
-            <w:r>
-              <w:t>), потом — как при обычном закрытии</w:t>
-            </w:r>
-          </w:p>
-        </w:tc>
-      </w:tr>
-      <w:tr>
-        <w:tc>
-          <w:tcPr>
-            <w:tcW w:type="dxa" w:w="2880"/>
-          </w:tcPr>
-          <w:p>
-            <w:r/>
-            <w:r>
               <w:t>1С загрузила версию 2 и подтвердила</w:t>
             </w:r>
           </w:p>
@@ -814,8 +807,99 @@
           </w:p>
         </w:tc>
       </w:tr>
+      <w:tr>
+        <w:tc>
+          <w:tcPr>
+            <w:tcW w:type="dxa" w:w="2880"/>
+          </w:tcPr>
+          <w:p>
+            <w:r/>
+            <w:r>
+              <w:t>Аварийное восстановление версии администратором БД</w:t>
+            </w:r>
+          </w:p>
+        </w:tc>
+        <w:tc>
+          <w:tcPr>
+            <w:tcW w:type="dxa" w:w="2880"/>
+          </w:tcPr>
+          <w:p>
+            <w:r/>
+            <w:r>
+              <w:t>Версия помечается на пересборку и формируется заново</w:t>
+            </w:r>
+          </w:p>
+        </w:tc>
+        <w:tc>
+          <w:tcPr>
+            <w:tcW w:type="dxa" w:w="2880"/>
+          </w:tcPr>
+          <w:p>
+            <w:r/>
+            <w:r>
+              <w:t>Табель временно не выдаётся (</w:t>
+            </w:r>
+            <w:r>
+              <w:rPr>
+                <w:rFonts w:ascii="Consolas" w:hAnsi="Consolas"/>
+                <w:sz w:val="19"/>
+              </w:rPr>
+              <w:t>TIMESHEET_REBUILD_PENDING</w:t>
+            </w:r>
+            <w:r>
+              <w:t>), потом — как при обычном закрытии</w:t>
+            </w:r>
+          </w:p>
+        </w:tc>
+      </w:tr>
     </w:tbl>
     <w:p/>
+    <w:p>
+      <w:r>
+        <w:t>Цикл повторяется без ограничений: каждое следующее закрытие с изменениями даёт</w:t>
+      </w:r>
+    </w:p>
+    <w:p>
+      <w:r>
+        <w:rPr>
+          <w:rFonts w:ascii="Consolas" w:hAnsi="Consolas"/>
+          <w:sz w:val="19"/>
+        </w:rPr>
+        <w:t>revision</w:t>
+      </w:r>
+      <w:r>
+        <w:t xml:space="preserve"> на единицу больше, и это всегда </w:t>
+      </w:r>
+      <w:r>
+        <w:rPr>
+          <w:b/>
+        </w:rPr>
+        <w:t>одна и та же</w:t>
+      </w:r>
+      <w:r>
+        <w:t xml:space="preserve"> подача (</w:t>
+      </w:r>
+      <w:r>
+        <w:rPr>
+          <w:rFonts w:ascii="Consolas" w:hAnsi="Consolas"/>
+          <w:sz w:val="19"/>
+        </w:rPr>
+        <w:t>approval_id</w:t>
+      </w:r>
+      <w:r>
+        <w:t>).</w:t>
+      </w:r>
+    </w:p>
+    <w:p>
+      <w:r>
+        <w:t>Повторное открытие не создаёт вторую запись и не возвращает прежние редакции как</w:t>
+      </w:r>
+    </w:p>
+    <w:p>
+      <w:r>
+        <w:t>отдельные табели.</w:t>
+      </w:r>
+    </w:p>
     <w:p>
       <w:pPr>
         <w:pStyle w:val="Heading2"/>
@@ -1794,13 +1878,46 @@
         <w:rPr>
           <w:b/>
         </w:rPr>
-        <w:t>Табель, который сейчас пересобирается, в списке не появляется вообще</w:t>
-      </w:r>
-      <w:r>
-        <w:t xml:space="preserve"> — ни в</w:t>
-      </w:r>
-    </w:p>
-    <w:p>
+        <w:t>Открытый для правок табель из списка НЕ пропадает.</w:t>
+      </w:r>
+      <w:r>
+        <w:t xml:space="preserve"> Он отдаётся с последней</w:t>
+      </w:r>
+    </w:p>
+    <w:p>
+      <w:r>
+        <w:t>официально закрытой редакцией, и её можно как загрузить, так и подтвердить. Когда</w:t>
+      </w:r>
+    </w:p>
+    <w:p>
+      <w:r>
+        <w:t xml:space="preserve">табель закроют заново, появится следующая </w:t>
+      </w:r>
+      <w:r>
+        <w:rPr>
+          <w:rFonts w:ascii="Consolas" w:hAnsi="Consolas"/>
+          <w:sz w:val="19"/>
+        </w:rPr>
+        <w:t>revision</w:t>
+      </w:r>
+      <w:r>
+        <w:t xml:space="preserve">, состояние станет </w:t>
+      </w:r>
+      <w:r>
+        <w:rPr>
+          <w:rFonts w:ascii="Consolas" w:hAnsi="Consolas"/>
+          <w:sz w:val="19"/>
+        </w:rPr>
+        <w:t>stale</w:t>
+      </w:r>
+      <w:r>
+        <w:t>, и</w:t>
+      </w:r>
+    </w:p>
+    <w:p>
+      <w:r>
+        <w:t xml:space="preserve">подача сама вернётся в </w:t>
+      </w:r>
       <w:r>
         <w:rPr>
           <w:rFonts w:ascii="Consolas" w:hAnsi="Consolas"/>
@@ -1809,12 +1926,23 @@
         <w:t>needs_export=true</w:t>
       </w:r>
       <w:r>
-        <w:t>, ни без фильтра. Так сделано намеренно: иначе можно было бы забрать</w:t>
-      </w:r>
-    </w:p>
-    <w:p>
-      <w:r>
-        <w:t xml:space="preserve">устаревшие часы. Пока идёт пересборка, </w:t>
+        <w:t>.</w:t>
+      </w:r>
+    </w:p>
+    <w:p>
+      <w:r>
+        <w:rPr>
+          <w:b/>
+        </w:rPr>
+        <w:t>Единственное исключение — аварийная пересборка версии.</w:t>
+      </w:r>
+      <w:r>
+        <w:t xml:space="preserve"> В этом случае табель не</w:t>
+      </w:r>
+    </w:p>
+    <w:p>
+      <w:r>
+        <w:t xml:space="preserve">появляется в списке вообще (ни с фильтром, ни без), а </w:t>
       </w:r>
       <w:r>
         <w:rPr>
@@ -1824,10 +1952,13 @@
         <w:t>GET /timesheets/{id}</w:t>
       </w:r>
       <w:r>
-        <w:t xml:space="preserve"> (в том числе с явным</w:t>
-      </w:r>
-    </w:p>
-    <w:p>
+        <w:t xml:space="preserve"> (в том</w:t>
+      </w:r>
+    </w:p>
+    <w:p>
+      <w:r>
+        <w:t xml:space="preserve">числе с явным </w:t>
+      </w:r>
       <w:r>
         <w:rPr>
           <w:rFonts w:ascii="Consolas" w:hAnsi="Consolas"/>
@@ -1856,12 +1987,27 @@
         <w:t>409 TIMESHEET_REBUILD_PENDING</w:t>
       </w:r>
       <w:r>
-        <w:t>. Через ~минуту</w:t>
-      </w:r>
-    </w:p>
-    <w:p>
-      <w:r>
-        <w:t>табель вернётся в список уже с новой редакцией.</w:t>
+        <w:t>:</w:t>
+      </w:r>
+    </w:p>
+    <w:p>
+      <w:r>
+        <w:t>содержимое версии меняется, и отдавать прежние часы нельзя. Ситуация редкая —</w:t>
+      </w:r>
+    </w:p>
+    <w:p>
+      <w:r>
+        <w:t>её вызывает только ручное восстановление данных администратором БД. Через ~минуту</w:t>
+      </w:r>
+    </w:p>
+    <w:p>
+      <w:r>
+        <w:t>табель вернётся в список уже с новой редакцией. Обработчик этого кода в 1С нужен,</w:t>
+      </w:r>
+    </w:p>
+    <w:p>
+      <w:r>
+        <w:t>но срабатывать он почти не будет.</w:t>
       </w:r>
     </w:p>
     <w:p>
@@ -2698,7 +2844,7 @@
                 <w:rFonts w:ascii="Consolas" w:hAnsi="Consolas"/>
                 <w:sz w:val="19"/>
               </w:rPr>
-              <w:t>409 TIMESHEET_UNLOCKED</w:t>
+              <w:t>409 TIMESHEET_REBUILD_PENDING</w:t>
             </w:r>
           </w:p>
         </w:tc>
@@ -2709,7 +2855,7 @@
           <w:p>
             <w:r/>
             <w:r>
-              <w:t>Табель открыли для правок</w:t>
+              <w:t>Идёт аварийная пересборка версии (ручное восстановление данных). Редкий случай</w:t>
             </w:r>
           </w:p>
         </w:tc>
@@ -2720,7 +2866,7 @@
           <w:p>
             <w:r/>
             <w:r>
-              <w:t>Пропустить, повторить в следующем цикле</w:t>
+              <w:t>Пропустить, повторить в следующем цикле (обычно ~минута)</w:t>
             </w:r>
           </w:p>
         </w:tc>
@@ -2737,7 +2883,7 @@
                 <w:rFonts w:ascii="Consolas" w:hAnsi="Consolas"/>
                 <w:sz w:val="19"/>
               </w:rPr>
-              <w:t>409 TIMESHEET_REBUILD_PENDING</w:t>
+              <w:t>409 TIMESHEET_VERSION_INCOMPLETE</w:t>
             </w:r>
           </w:p>
         </w:tc>
@@ -2748,7 +2894,7 @@
           <w:p>
             <w:r/>
             <w:r>
-              <w:t>Табель поправили, формируется новая редакция</w:t>
+              <w:t>Версию собрать не удалось: состав подачи неполон. Требует вмешательства администратора ФОТ</w:t>
             </w:r>
           </w:p>
         </w:tc>
@@ -2759,7 +2905,52 @@
           <w:p>
             <w:r/>
             <w:r>
-              <w:t>Пропустить, повторить в следующем цикле (обычно ~минута)</w:t>
+              <w:t>Пропустить, сообщить администратору, если повторяется</w:t>
+            </w:r>
+          </w:p>
+        </w:tc>
+      </w:tr>
+      <w:tr>
+        <w:tc>
+          <w:tcPr>
+            <w:tcW w:type="dxa" w:w="2880"/>
+          </w:tcPr>
+          <w:p>
+            <w:r/>
+            <w:r>
+              <w:rPr>
+                <w:rFonts w:ascii="Consolas" w:hAnsi="Consolas"/>
+                <w:sz w:val="19"/>
+              </w:rPr>
+              <w:t>409 TIMESHEET_UNLOCKED</w:t>
+            </w:r>
+          </w:p>
+        </w:tc>
+        <w:tc>
+          <w:tcPr>
+            <w:tcW w:type="dxa" w:w="2880"/>
+          </w:tcPr>
+          <w:p>
+            <w:r/>
+            <w:r>
+              <w:rPr>
+                <w:b/>
+              </w:rPr>
+              <w:t>Больше не возвращается.</w:t>
+            </w:r>
+            <w:r>
+              <w:t xml:space="preserve"> Оставлен в перечне кодов для совместимости: открытый табель теперь отдаётся как обычно</w:t>
+            </w:r>
+          </w:p>
+        </w:tc>
+        <w:tc>
+          <w:tcPr>
+            <w:tcW w:type="dxa" w:w="2880"/>
+          </w:tcPr>
+          <w:p>
+            <w:r/>
+            <w:r>
+              <w:t>Обработчик можно сохранить, срабатывать не будет</w:t>
             </w:r>
           </w:p>
         </w:tc>
@@ -4119,7 +4310,7 @@
           <w:color w:val="1F2A37"/>
           <w:sz w:val="18"/>
         </w:rPr>
-        <w:t xml:space="preserve">            // 409 — табель открыли или он ещё не готов: пропускаем до следующего цикла.</w:t>
+        <w:t xml:space="preserve">            // 409 — версия ещё не готова или идёт аварийная пересборка: до следующего цикла.</w:t>
       </w:r>
     </w:p>
     <w:p>
@@ -4413,7 +4604,7 @@
           <w:color w:val="1F2A37"/>
           <w:sz w:val="18"/>
         </w:rPr>
-        <w:t xml:space="preserve">            // Пока писали документ, табель успели переоткрыть и поправить.</w:t>
+        <w:t xml:space="preserve">            // Пока писали документ, табель успели закрыть заново — появилась новая редакция.</w:t>
       </w:r>
     </w:p>
     <w:p>

--- a/docs/Инструкция_1С_обмен_табелями.docx
+++ b/docs/Инструкция_1С_обмен_табелями.docx
@@ -143,19 +143,296 @@
         <w:t>approval_id</w:t>
       </w:r>
       <w:r>
-        <w:t>): отдел за период либо</w:t>
-      </w:r>
-    </w:p>
-    <w:p>
-      <w:r>
-        <w:t>персональная подача руководителя «по людям».</w:t>
-      </w:r>
-    </w:p>
-    <w:p>
+        <w:t xml:space="preserve">). Подачи бывают </w:t>
+      </w:r>
       <w:r>
         <w:rPr>
           <w:b/>
         </w:rPr>
+        <w:t>двух видов</w:t>
+      </w:r>
+      <w:r>
+        <w:t>, и</w:t>
+      </w:r>
+    </w:p>
+    <w:p>
+      <w:r>
+        <w:t xml:space="preserve">различает их поле </w:t>
+      </w:r>
+      <w:r>
+        <w:rPr>
+          <w:rFonts w:ascii="Consolas" w:hAnsi="Consolas"/>
+          <w:sz w:val="19"/>
+        </w:rPr>
+        <w:t>scope.kind</w:t>
+      </w:r>
+      <w:r>
+        <w:t>:</w:t>
+      </w:r>
+    </w:p>
+    <w:tbl>
+      <w:tblPr>
+        <w:tblStyle w:val="TableGrid"/>
+        <w:tblW w:type="auto" w:w="0"/>
+        <w:jc w:val="left"/>
+        <w:tblLook w:firstColumn="1" w:firstRow="1" w:lastColumn="0" w:lastRow="0" w:noHBand="0" w:noVBand="1" w:val="04A0"/>
+      </w:tblPr>
+      <w:tblGrid>
+        <w:gridCol w:w="2160"/>
+        <w:gridCol w:w="2160"/>
+        <w:gridCol w:w="2160"/>
+        <w:gridCol w:w="2160"/>
+      </w:tblGrid>
+      <w:tr>
+        <w:tc>
+          <w:tcPr>
+            <w:tcW w:type="dxa" w:w="2160"/>
+          </w:tcPr>
+          <w:p>
+            <w:r>
+              <w:rPr>
+                <w:b/>
+              </w:rPr>
+            </w:r>
+            <w:r>
+              <w:rPr>
+                <w:rFonts w:ascii="Consolas" w:hAnsi="Consolas"/>
+                <w:b/>
+                <w:sz w:val="19"/>
+              </w:rPr>
+              <w:t>scope.kind</w:t>
+            </w:r>
+          </w:p>
+        </w:tc>
+        <w:tc>
+          <w:tcPr>
+            <w:tcW w:type="dxa" w:w="2160"/>
+          </w:tcPr>
+          <w:p>
+            <w:r>
+              <w:rPr>
+                <w:b/>
+              </w:rPr>
+            </w:r>
+            <w:r>
+              <w:rPr>
+                <w:b/>
+              </w:rPr>
+              <w:t>Что это</w:t>
+            </w:r>
+          </w:p>
+        </w:tc>
+        <w:tc>
+          <w:tcPr>
+            <w:tcW w:type="dxa" w:w="2160"/>
+          </w:tcPr>
+          <w:p>
+            <w:r>
+              <w:rPr>
+                <w:b/>
+              </w:rPr>
+            </w:r>
+            <w:r>
+              <w:rPr>
+                <w:rFonts w:ascii="Consolas" w:hAnsi="Consolas"/>
+                <w:b/>
+                <w:sz w:val="19"/>
+              </w:rPr>
+              <w:t>department_id</w:t>
+            </w:r>
+          </w:p>
+        </w:tc>
+        <w:tc>
+          <w:tcPr>
+            <w:tcW w:type="dxa" w:w="2160"/>
+          </w:tcPr>
+          <w:p>
+            <w:r>
+              <w:rPr>
+                <w:b/>
+              </w:rPr>
+            </w:r>
+            <w:r>
+              <w:rPr>
+                <w:rFonts w:ascii="Consolas" w:hAnsi="Consolas"/>
+                <w:b/>
+                <w:sz w:val="19"/>
+              </w:rPr>
+              <w:t>manager_employee_id</w:t>
+            </w:r>
+          </w:p>
+        </w:tc>
+      </w:tr>
+      <w:tr>
+        <w:tc>
+          <w:tcPr>
+            <w:tcW w:type="dxa" w:w="2160"/>
+          </w:tcPr>
+          <w:p>
+            <w:r/>
+            <w:r>
+              <w:rPr>
+                <w:rFonts w:ascii="Consolas" w:hAnsi="Consolas"/>
+                <w:sz w:val="19"/>
+              </w:rPr>
+              <w:t>department</w:t>
+            </w:r>
+          </w:p>
+        </w:tc>
+        <w:tc>
+          <w:tcPr>
+            <w:tcW w:type="dxa" w:w="2160"/>
+          </w:tcPr>
+          <w:p>
+            <w:r/>
+            <w:r>
+              <w:t>табель отдела или бригады</w:t>
+            </w:r>
+          </w:p>
+        </w:tc>
+        <w:tc>
+          <w:tcPr>
+            <w:tcW w:type="dxa" w:w="2160"/>
+          </w:tcPr>
+          <w:p>
+            <w:r/>
+            <w:r>
+              <w:t>заполнен</w:t>
+            </w:r>
+          </w:p>
+        </w:tc>
+        <w:tc>
+          <w:tcPr>
+            <w:tcW w:type="dxa" w:w="2160"/>
+          </w:tcPr>
+          <w:p>
+            <w:r/>
+            <w:r>
+              <w:t>пуст</w:t>
+            </w:r>
+          </w:p>
+        </w:tc>
+      </w:tr>
+      <w:tr>
+        <w:tc>
+          <w:tcPr>
+            <w:tcW w:type="dxa" w:w="2160"/>
+          </w:tcPr>
+          <w:p>
+            <w:r/>
+            <w:r>
+              <w:rPr>
+                <w:rFonts w:ascii="Consolas" w:hAnsi="Consolas"/>
+                <w:sz w:val="19"/>
+              </w:rPr>
+              <w:t>personal</w:t>
+            </w:r>
+          </w:p>
+        </w:tc>
+        <w:tc>
+          <w:tcPr>
+            <w:tcW w:type="dxa" w:w="2160"/>
+          </w:tcPr>
+          <w:p>
+            <w:r/>
+            <w:r>
+              <w:t>персональная подача руководителя «по людям»</w:t>
+            </w:r>
+          </w:p>
+        </w:tc>
+        <w:tc>
+          <w:tcPr>
+            <w:tcW w:type="dxa" w:w="2160"/>
+          </w:tcPr>
+          <w:p>
+            <w:r/>
+            <w:r>
+              <w:rPr>
+                <w:b/>
+              </w:rPr>
+              <w:t>пуст</w:t>
+            </w:r>
+          </w:p>
+        </w:tc>
+        <w:tc>
+          <w:tcPr>
+            <w:tcW w:type="dxa" w:w="2160"/>
+          </w:tcPr>
+          <w:p>
+            <w:r/>
+            <w:r>
+              <w:t>заполнен</w:t>
+            </w:r>
+          </w:p>
+        </w:tc>
+      </w:tr>
+    </w:tbl>
+    <w:p/>
+    <w:p>
+      <w:r>
+        <w:rPr>
+          <w:b/>
+        </w:rPr>
+        <w:t>Обрабатывать нужно оба вида.</w:t>
+      </w:r>
+      <w:r>
+        <w:t xml:space="preserve"> Персональных подач заметная доля — на момент</w:t>
+      </w:r>
+    </w:p>
+    <w:p>
+      <w:r>
+        <w:t xml:space="preserve">написания 257 из 866. Если 1С фильтрует выдачу по </w:t>
+      </w:r>
+      <w:r>
+        <w:rPr>
+          <w:rFonts w:ascii="Consolas" w:hAnsi="Consolas"/>
+          <w:sz w:val="19"/>
+        </w:rPr>
+        <w:t>kind = "department"</w:t>
+      </w:r>
+      <w:r>
+        <w:t xml:space="preserve"> или</w:t>
+      </w:r>
+    </w:p>
+    <w:p>
+      <w:r>
+        <w:t xml:space="preserve">опирается на непустой </w:t>
+      </w:r>
+      <w:r>
+        <w:rPr>
+          <w:rFonts w:ascii="Consolas" w:hAnsi="Consolas"/>
+          <w:sz w:val="19"/>
+        </w:rPr>
+        <w:t>department_id</w:t>
+      </w:r>
+      <w:r>
+        <w:t xml:space="preserve">, эта часть табелей потеряется </w:t>
+      </w:r>
+      <w:r>
+        <w:rPr>
+          <w:b/>
+        </w:rPr>
+        <w:t>молча</w:t>
+      </w:r>
+      <w:r>
+        <w:t>:</w:t>
+      </w:r>
+    </w:p>
+    <w:p>
+      <w:r>
+        <w:t>ошибки не будет, подачи просто не попадут в документы, а в ФОТ так и останутся</w:t>
+      </w:r>
+    </w:p>
+    <w:p>
+      <w:r>
+        <w:t>неподтверждёнными.</w:t>
+      </w:r>
+    </w:p>
+    <w:p>
+      <w:r>
+        <w:rPr>
+          <w:b/>
+        </w:rPr>
         <w:t>Закрытый согласованный табель — неизменяемый официальный снимок.</w:t>
       </w:r>
       <w:r>
@@ -228,17 +505,140 @@
     </w:p>
     <w:p>
       <w:r>
-        <w:t>**Пока табель открыт для правок, 1С продолжает получать последнюю официально</w:t>
-      </w:r>
-    </w:p>
-    <w:p>
-      <w:r>
-        <w:t>закрытую редакцию.** Подача не исчезает из выдачи, состояние не меняется, а</w:t>
-      </w:r>
-    </w:p>
-    <w:p>
-      <w:r>
-        <w:t>незавершённые правки в API не попадают физически: версия заморожена до закрытия.</w:t>
+        <w:rPr>
+          <w:b/>
+        </w:rPr>
+        <w:t>Пока табель открыт для правок, 1С продолжает получать последнюю закрытую редакцию.</w:t>
+      </w:r>
+    </w:p>
+    <w:p>
+      <w:r>
+        <w:t>Подача не исчезает из выдачи, состояние не меняется, а незавершённые правки в API</w:t>
+      </w:r>
+    </w:p>
+    <w:p>
+      <w:r>
+        <w:t>не попадают физически: версия заморожена до закрытия.</w:t>
+      </w:r>
+    </w:p>
+    <w:p>
+      <w:pPr>
+        <w:pStyle w:val="Heading2"/>
+      </w:pPr>
+      <w:r>
+        <w:t>1a. Глубина запроса и прямой доступ по идентификатору</w:t>
+      </w:r>
+    </w:p>
+    <w:p>
+      <w:r>
+        <w:rPr>
+          <w:b/>
+        </w:rPr>
+        <w:t>Список ограничен тремя месяцами.</w:t>
+      </w:r>
+      <w:r>
+        <w:t xml:space="preserve"> </w:t>
+      </w:r>
+      <w:r>
+        <w:rPr>
+          <w:rFonts w:ascii="Consolas" w:hAnsi="Consolas"/>
+          <w:sz w:val="19"/>
+        </w:rPr>
+        <w:t>GET /timesheets</w:t>
+      </w:r>
+      <w:r>
+        <w:t xml:space="preserve"> отдаёт подачи, у которых</w:t>
+      </w:r>
+    </w:p>
+    <w:p>
+      <w:r>
+        <w:rPr>
+          <w:rFonts w:ascii="Consolas" w:hAnsi="Consolas"/>
+          <w:sz w:val="19"/>
+        </w:rPr>
+        <w:t>start_date</w:t>
+      </w:r>
+      <w:r>
+        <w:t xml:space="preserve"> не раньше начала месяца, отстоящего на 3 месяца назад. Запрос глубже</w:t>
+      </w:r>
+    </w:p>
+    <w:p>
+      <w:r>
+        <w:t xml:space="preserve">возвращает </w:t>
+      </w:r>
+      <w:r>
+        <w:rPr>
+          <w:rFonts w:ascii="Consolas" w:hAnsi="Consolas"/>
+          <w:sz w:val="19"/>
+        </w:rPr>
+        <w:t>400</w:t>
+      </w:r>
+      <w:r>
+        <w:t xml:space="preserve"> с текстом, где указана самая ранняя доступная дата.</w:t>
+      </w:r>
+    </w:p>
+    <w:p>
+      <w:r>
+        <w:t xml:space="preserve">Ограничение действует только у списка. </w:t>
+      </w:r>
+      <w:r>
+        <w:rPr>
+          <w:b/>
+        </w:rPr>
+        <w:t>Метод по идентификатору глубиной не ограничен:</w:t>
+      </w:r>
+    </w:p>
+    <w:p>
+      <w:r>
+        <w:rPr>
+          <w:rFonts w:ascii="Consolas" w:hAnsi="Consolas"/>
+          <w:sz w:val="19"/>
+        </w:rPr>
+        <w:t>GET /timesheets/{approval_id}</w:t>
+      </w:r>
+      <w:r>
+        <w:t xml:space="preserve"> отдаст табель в любой момент, сколько бы времени</w:t>
+      </w:r>
+    </w:p>
+    <w:p>
+      <w:r>
+        <w:t>ни прошло.</w:t>
+      </w:r>
+    </w:p>
+    <w:p>
+      <w:r>
+        <w:t xml:space="preserve">Практический вывод для 1С: </w:t>
+      </w:r>
+      <w:r>
+        <w:rPr>
+          <w:b/>
+        </w:rPr>
+        <w:t>сохраняйте идентификатор подачи</w:t>
+      </w:r>
+      <w:r>
+        <w:t xml:space="preserve"> </w:t>
+      </w:r>
+      <w:r>
+        <w:rPr>
+          <w:rFonts w:ascii="Consolas" w:hAnsi="Consolas"/>
+          <w:sz w:val="19"/>
+        </w:rPr>
+        <w:t>approval_id</w:t>
+      </w:r>
+    </w:p>
+    <w:p>
+      <w:r>
+        <w:t>в своём документе. Тогда</w:t>
+      </w:r>
+    </w:p>
+    <w:p>
+      <w:r>
+        <w:t>пропущенный или отложенный период всегда можно догрузить точечно, даже когда он уже</w:t>
+      </w:r>
+    </w:p>
+    <w:p>
+      <w:r>
+        <w:t>вышел из окна списка. Искать его перебором списка будет поздно.</w:t>
       </w:r>
     </w:p>
     <w:p>
@@ -1853,12 +2253,21 @@
         <w:t>`version_available: false`</w:t>
       </w:r>
       <w:r>
-        <w:t xml:space="preserve"> — версия ещё не сформирована, выгрузить нельзя;</w:t>
-      </w:r>
-    </w:p>
-    <w:p>
-      <w:r>
-        <w:t>пропустить и повторить в следующем цикле. В норме таких нет; счётчик</w:t>
+        <w:t xml:space="preserve"> — версия не сформирована, выгрузить нельзя: пропустить</w:t>
+      </w:r>
+    </w:p>
+    <w:p>
+      <w:r>
+        <w:t xml:space="preserve">строку и идти дальше. Это </w:t>
+      </w:r>
+      <w:r>
+        <w:rPr>
+          <w:b/>
+        </w:rPr>
+        <w:t>штатная ситуация, а не сбой</w:t>
+      </w:r>
+      <w:r>
+        <w:t>. Счётчик</w:t>
       </w:r>
     </w:p>
     <w:p>
@@ -1870,7 +2279,27 @@
         <w:t>meta.without_version</w:t>
       </w:r>
       <w:r>
-        <w:t xml:space="preserve"> показывает, сколько их в выборке.</w:t>
+        <w:t xml:space="preserve"> показывает, сколько таких в выборке.</w:t>
+      </w:r>
+    </w:p>
+    <w:p>
+      <w:r>
+        <w:t>Причина обычно одна: у подачи пустой состав — например, отдел расформировали ровно на</w:t>
+      </w:r>
+    </w:p>
+    <w:p>
+      <w:r>
+        <w:t>границе периода, и собирать версию не из чего. Такая подача останется без версии</w:t>
+      </w:r>
+    </w:p>
+    <w:p>
+      <w:r>
+        <w:t>навсегда, поэтому «повторить в следующем цикле» её не вылечит — просто пропускайте.</w:t>
+      </w:r>
+    </w:p>
+    <w:p>
+      <w:r>
+        <w:t>На момент написания такая подача одна из 866.</w:t>
       </w:r>
     </w:p>
     <w:p>
@@ -2652,6 +3081,151 @@
     <w:p>
       <w:r>
         <w:t>передавать их не нужно.</w:t>
+      </w:r>
+    </w:p>
+    <w:p>
+      <w:pPr>
+        <w:pStyle w:val="Heading2"/>
+      </w:pPr>
+      <w:r>
+        <w:t>7a. Подтверждение — не опция</w:t>
+      </w:r>
+    </w:p>
+    <w:p>
+      <w:r>
+        <w:rPr>
+          <w:b/>
+        </w:rPr>
+        <w:t>Шаг 4 обязателен.</w:t>
+      </w:r>
+      <w:r>
+        <w:t xml:space="preserve"> Пока 1С не подтвердила редакцию через </w:t>
+      </w:r>
+      <w:r>
+        <w:rPr>
+          <w:rFonts w:ascii="Consolas" w:hAnsi="Consolas"/>
+          <w:sz w:val="19"/>
+        </w:rPr>
+        <w:t>POST .../ack</w:t>
+      </w:r>
+      <w:r>
+        <w:t>, подача</w:t>
+      </w:r>
+    </w:p>
+    <w:p>
+      <w:r>
+        <w:t xml:space="preserve">остаётся в состоянии </w:t>
+      </w:r>
+      <w:r>
+        <w:rPr>
+          <w:rFonts w:ascii="Consolas" w:hAnsi="Consolas"/>
+          <w:sz w:val="19"/>
+        </w:rPr>
+        <w:t>not_exported</w:t>
+      </w:r>
+      <w:r>
+        <w:t xml:space="preserve"> и возвращается в выборку </w:t>
+      </w:r>
+      <w:r>
+        <w:rPr>
+          <w:rFonts w:ascii="Consolas" w:hAnsi="Consolas"/>
+          <w:sz w:val="19"/>
+        </w:rPr>
+        <w:t>needs_export=true</w:t>
+      </w:r>
+    </w:p>
+    <w:p>
+      <w:r>
+        <w:rPr>
+          <w:b/>
+        </w:rPr>
+        <w:t>в каждом цикле опроса, бесконечно</w:t>
+      </w:r>
+      <w:r>
+        <w:t>. Ошибки при этом не будет: ФОТ просто считает,</w:t>
+      </w:r>
+    </w:p>
+    <w:p>
+      <w:r>
+        <w:t>что документ в 1С так и не появился.</w:t>
+      </w:r>
+    </w:p>
+    <w:p>
+      <w:r>
+        <w:t>Отсюда два правила внедрения:</w:t>
+      </w:r>
+    </w:p>
+    <w:p>
+      <w:pPr>
+        <w:pStyle w:val="ListBullet"/>
+      </w:pPr>
+      <w:r>
+        <w:t xml:space="preserve">подтверждать </w:t>
+      </w:r>
+      <w:r>
+        <w:rPr>
+          <w:b/>
+        </w:rPr>
+        <w:t>сразу после</w:t>
+      </w:r>
+      <w:r>
+        <w:t xml:space="preserve"> того, как документ в 1С записан и проведён;</w:t>
+      </w:r>
+    </w:p>
+    <w:p>
+      <w:pPr>
+        <w:pStyle w:val="ListBullet"/>
+      </w:pPr>
+      <w:r>
+        <w:t xml:space="preserve">при обрыве связи между записью документа и подтверждением — </w:t>
+      </w:r>
+      <w:r>
+        <w:rPr>
+          <w:b/>
+        </w:rPr>
+        <w:t>повторить ACK</w:t>
+      </w:r>
+      <w:r>
+        <w:t>.</w:t>
+      </w:r>
+    </w:p>
+    <w:p>
+      <w:r>
+        <w:t>Он идемпотентен: повторное подтверждение той же редакции не создаёт вторую запись</w:t>
+      </w:r>
+    </w:p>
+    <w:p>
+      <w:r>
+        <w:t>и возвращает исходное время приёма. Если неизвестно, прошёл ли ACK, — повторите,</w:t>
+      </w:r>
+    </w:p>
+    <w:p>
+      <w:r>
+        <w:t>это безопасно.</w:t>
+      </w:r>
+    </w:p>
+    <w:p>
+      <w:r>
+        <w:t xml:space="preserve">Обратное тоже верно: </w:t>
+      </w:r>
+      <w:r>
+        <w:rPr>
+          <w:b/>
+        </w:rPr>
+        <w:t>не подтверждайте то, что не провели</w:t>
+      </w:r>
+      <w:r>
+        <w:t>. ACK означает «редакция</w:t>
+      </w:r>
+    </w:p>
+    <w:p>
+      <w:r>
+        <w:t>принята и учтена в 1С». Подтверждение без документа уберёт табель из очереди, и</w:t>
+      </w:r>
+    </w:p>
+    <w:p>
+      <w:r>
+        <w:t>никто об этом не узнает.</w:t>
       </w:r>
     </w:p>
     <w:p>

--- a/docs/Инструкция_1С_обмен_табелями.docx
+++ b/docs/Инструкция_1С_обмен_табелями.docx
@@ -2914,51 +2914,33 @@
         <w:pStyle w:val="Heading3"/>
       </w:pPr>
       <w:r>
-        <w:t>Шаг 3. Записать документ в 1С</w:t>
-      </w:r>
-    </w:p>
-    <w:p>
-      <w:r>
-        <w:t xml:space="preserve">Документ ищется по </w:t>
-      </w:r>
-      <w:r>
-        <w:rPr>
-          <w:rFonts w:ascii="Consolas" w:hAnsi="Consolas"/>
-          <w:sz w:val="19"/>
-        </w:rPr>
-        <w:t>approval_id</w:t>
-      </w:r>
-      <w:r>
-        <w:t xml:space="preserve"> и </w:t>
-      </w:r>
+        <w:t>Шаг 2а. Забрать часы по объектам</w:t>
+      </w:r>
+    </w:p>
+    <w:p>
+      <w:r>
+        <w:t>Тело табеля отвечает «сколько часов в этот день», но не «на каком объекте». Там, где</w:t>
+      </w:r>
+    </w:p>
+    <w:p>
+      <w:r>
+        <w:t>учёт идёт по СКУД (например бригады «ЛИНИЯ» и «ЛИНИЯ-Общестрой»), день складывается из</w:t>
+      </w:r>
+    </w:p>
+    <w:p>
+      <w:r>
+        <w:t>проходов по нескольким объектам. Эта разбивка отдаётся отдельным методом,</w:t>
+      </w:r>
+    </w:p>
+    <w:p>
       <w:r>
         <w:rPr>
           <w:b/>
         </w:rPr>
-        <w:t>обновляется</w:t>
-      </w:r>
-      <w:r>
-        <w:t>, а не создаётся заново.</w:t>
-      </w:r>
-    </w:p>
-    <w:p>
-      <w:r>
-        <w:rPr>
-          <w:rFonts w:ascii="Consolas" w:hAnsi="Consolas"/>
-          <w:sz w:val="19"/>
-        </w:rPr>
-        <w:t>approval_id</w:t>
-      </w:r>
-      <w:r>
-        <w:t xml:space="preserve"> — постоянный идентификатор табеля, он не меняется между редакциями.</w:t>
-      </w:r>
-    </w:p>
-    <w:p>
-      <w:pPr>
-        <w:pStyle w:val="Heading3"/>
-      </w:pPr>
-      <w:r>
-        <w:t>Шаг 4. Подтвердить приём</w:t>
+        <w:t>для той же редакции</w:t>
+      </w:r>
+      <w:r>
+        <w:t>:</w:t>
       </w:r>
     </w:p>
     <w:p>
@@ -2972,7 +2954,7 @@
           <w:color w:val="1F2A37"/>
           <w:sz w:val="18"/>
         </w:rPr>
-        <w:t>POST /api/public/v1/timesheets/855/ack</w:t>
+        <w:t>GET /api/public/v1/timesheets/855/objects?revision=2</w:t>
       </w:r>
     </w:p>
     <w:p>
@@ -2986,7 +2968,7 @@
           <w:color w:val="1F2A37"/>
           <w:sz w:val="18"/>
         </w:rPr>
-        <w:t>Content-Type: application/json</w:t>
+        <w:t>{</w:t>
       </w:r>
     </w:p>
     <w:p>
@@ -3000,7 +2982,7 @@
           <w:color w:val="1F2A37"/>
           <w:sz w:val="18"/>
         </w:rPr>
-        <w:t xml:space="preserve"> </w:t>
+        <w:t xml:space="preserve">  "approval_id": 855,</w:t>
       </w:r>
     </w:p>
     <w:p>
@@ -3014,6 +2996,863 @@
           <w:color w:val="1F2A37"/>
           <w:sz w:val="18"/>
         </w:rPr>
+        <w:t xml:space="preserve">  "scope": { "kind": "personal", "department_id": null, "manager_employee_id": 2617 },</w:t>
+      </w:r>
+    </w:p>
+    <w:p>
+      <w:pPr>
+        <w:spacing w:after="0" w:before="0"/>
+        <w:ind w:left="283"/>
+      </w:pPr>
+      <w:r>
+        <w:rPr>
+          <w:rFonts w:ascii="Consolas" w:hAnsi="Consolas"/>
+          <w:color w:val="1F2A37"/>
+          <w:sz w:val="18"/>
+        </w:rPr>
+        <w:t xml:space="preserve">  "start_date": "2026-08-01",</w:t>
+      </w:r>
+    </w:p>
+    <w:p>
+      <w:pPr>
+        <w:spacing w:after="0" w:before="0"/>
+        <w:ind w:left="283"/>
+      </w:pPr>
+      <w:r>
+        <w:rPr>
+          <w:rFonts w:ascii="Consolas" w:hAnsi="Consolas"/>
+          <w:color w:val="1F2A37"/>
+          <w:sz w:val="18"/>
+        </w:rPr>
+        <w:t xml:space="preserve">  "end_date": "2026-08-15",</w:t>
+      </w:r>
+    </w:p>
+    <w:p>
+      <w:pPr>
+        <w:spacing w:after="0" w:before="0"/>
+        <w:ind w:left="283"/>
+      </w:pPr>
+      <w:r>
+        <w:rPr>
+          <w:rFonts w:ascii="Consolas" w:hAnsi="Consolas"/>
+          <w:color w:val="1F2A37"/>
+          <w:sz w:val="18"/>
+        </w:rPr>
+        <w:t xml:space="preserve">  "revision": 2,</w:t>
+      </w:r>
+    </w:p>
+    <w:p>
+      <w:pPr>
+        <w:spacing w:after="0" w:before="0"/>
+        <w:ind w:left="283"/>
+      </w:pPr>
+      <w:r>
+        <w:rPr>
+          <w:rFonts w:ascii="Consolas" w:hAnsi="Consolas"/>
+          <w:color w:val="1F2A37"/>
+          <w:sz w:val="18"/>
+        </w:rPr>
+        <w:t xml:space="preserve">  "timesheet_content_hash": "d41d8cd98f00b204e9800998ecf8427e",</w:t>
+      </w:r>
+    </w:p>
+    <w:p>
+      <w:pPr>
+        <w:spacing w:after="0" w:before="0"/>
+        <w:ind w:left="283"/>
+      </w:pPr>
+      <w:r>
+        <w:rPr>
+          <w:rFonts w:ascii="Consolas" w:hAnsi="Consolas"/>
+          <w:color w:val="1F2A37"/>
+          <w:sz w:val="18"/>
+        </w:rPr>
+        <w:t xml:space="preserve">  "objects_content_hash": "9b74c9897bac770ffc029102a200c5de",</w:t>
+      </w:r>
+    </w:p>
+    <w:p>
+      <w:pPr>
+        <w:spacing w:after="0" w:before="0"/>
+        <w:ind w:left="283"/>
+      </w:pPr>
+      <w:r>
+        <w:rPr>
+          <w:rFonts w:ascii="Consolas" w:hAnsi="Consolas"/>
+          <w:color w:val="1F2A37"/>
+          <w:sz w:val="18"/>
+        </w:rPr>
+        <w:t xml:space="preserve">  "employees": [</w:t>
+      </w:r>
+    </w:p>
+    <w:p>
+      <w:pPr>
+        <w:spacing w:after="0" w:before="0"/>
+        <w:ind w:left="283"/>
+      </w:pPr>
+      <w:r>
+        <w:rPr>
+          <w:rFonts w:ascii="Consolas" w:hAnsi="Consolas"/>
+          <w:color w:val="1F2A37"/>
+          <w:sz w:val="18"/>
+        </w:rPr>
+        <w:t xml:space="preserve">    {</w:t>
+      </w:r>
+    </w:p>
+    <w:p>
+      <w:pPr>
+        <w:spacing w:after="0" w:before="0"/>
+        <w:ind w:left="283"/>
+      </w:pPr>
+      <w:r>
+        <w:rPr>
+          <w:rFonts w:ascii="Consolas" w:hAnsi="Consolas"/>
+          <w:color w:val="1F2A37"/>
+          <w:sz w:val="18"/>
+        </w:rPr>
+        <w:t xml:space="preserve">      "employee_id": 2617,</w:t>
+      </w:r>
+    </w:p>
+    <w:p>
+      <w:pPr>
+        <w:spacing w:after="0" w:before="0"/>
+        <w:ind w:left="283"/>
+      </w:pPr>
+      <w:r>
+        <w:rPr>
+          <w:rFonts w:ascii="Consolas" w:hAnsi="Consolas"/>
+          <w:color w:val="1F2A37"/>
+          <w:sz w:val="18"/>
+        </w:rPr>
+        <w:t xml:space="preserve">      "full_name": "Иванов Иван Иванович",</w:t>
+      </w:r>
+    </w:p>
+    <w:p>
+      <w:pPr>
+        <w:spacing w:after="0" w:before="0"/>
+        <w:ind w:left="283"/>
+      </w:pPr>
+      <w:r>
+        <w:rPr>
+          <w:rFonts w:ascii="Consolas" w:hAnsi="Consolas"/>
+          <w:color w:val="1F2A37"/>
+          <w:sz w:val="18"/>
+        </w:rPr>
+        <w:t xml:space="preserve">      "mode": "skud",</w:t>
+      </w:r>
+    </w:p>
+    <w:p>
+      <w:pPr>
+        <w:spacing w:after="0" w:before="0"/>
+        <w:ind w:left="283"/>
+      </w:pPr>
+      <w:r>
+        <w:rPr>
+          <w:rFonts w:ascii="Consolas" w:hAnsi="Consolas"/>
+          <w:color w:val="1F2A37"/>
+          <w:sz w:val="18"/>
+        </w:rPr>
+        <w:t xml:space="preserve">      "total_hours": 96.5,</w:t>
+      </w:r>
+    </w:p>
+    <w:p>
+      <w:pPr>
+        <w:spacing w:after="0" w:before="0"/>
+        <w:ind w:left="283"/>
+      </w:pPr>
+      <w:r>
+        <w:rPr>
+          <w:rFonts w:ascii="Consolas" w:hAnsi="Consolas"/>
+          <w:color w:val="1F2A37"/>
+          <w:sz w:val="18"/>
+        </w:rPr>
+        <w:t xml:space="preserve">      "objects": [</w:t>
+      </w:r>
+    </w:p>
+    <w:p>
+      <w:pPr>
+        <w:spacing w:after="0" w:before="0"/>
+        <w:ind w:left="283"/>
+      </w:pPr>
+      <w:r>
+        <w:rPr>
+          <w:rFonts w:ascii="Consolas" w:hAnsi="Consolas"/>
+          <w:color w:val="1F2A37"/>
+          <w:sz w:val="18"/>
+        </w:rPr>
+        <w:t xml:space="preserve">        { "object_id": "0e2c…", "object_name": "ЖК Примавера К14",</w:t>
+      </w:r>
+    </w:p>
+    <w:p>
+      <w:pPr>
+        <w:spacing w:after="0" w:before="0"/>
+        <w:ind w:left="283"/>
+      </w:pPr>
+      <w:r>
+        <w:rPr>
+          <w:rFonts w:ascii="Consolas" w:hAnsi="Consolas"/>
+          <w:color w:val="1F2A37"/>
+          <w:sz w:val="18"/>
+        </w:rPr>
+        <w:t xml:space="preserve">          "object_address": "г. Москва, …", "total_hours": 64,</w:t>
+      </w:r>
+    </w:p>
+    <w:p>
+      <w:pPr>
+        <w:spacing w:after="0" w:before="0"/>
+        <w:ind w:left="283"/>
+      </w:pPr>
+      <w:r>
+        <w:rPr>
+          <w:rFonts w:ascii="Consolas" w:hAnsi="Consolas"/>
+          <w:color w:val="1F2A37"/>
+          <w:sz w:val="18"/>
+        </w:rPr>
+        <w:t xml:space="preserve">          "days": { "2026-08-01": 8, "2026-08-03": 8 } },</w:t>
+      </w:r>
+    </w:p>
+    <w:p>
+      <w:pPr>
+        <w:spacing w:after="0" w:before="0"/>
+        <w:ind w:left="283"/>
+      </w:pPr>
+      <w:r>
+        <w:rPr>
+          <w:rFonts w:ascii="Consolas" w:hAnsi="Consolas"/>
+          <w:color w:val="1F2A37"/>
+          <w:sz w:val="18"/>
+        </w:rPr>
+        <w:t xml:space="preserve">        { "object_id": "7a11…", "object_name": "ЖК Ситибэй",</w:t>
+      </w:r>
+    </w:p>
+    <w:p>
+      <w:pPr>
+        <w:spacing w:after="0" w:before="0"/>
+        <w:ind w:left="283"/>
+      </w:pPr>
+      <w:r>
+        <w:rPr>
+          <w:rFonts w:ascii="Consolas" w:hAnsi="Consolas"/>
+          <w:color w:val="1F2A37"/>
+          <w:sz w:val="18"/>
+        </w:rPr>
+        <w:t xml:space="preserve">          "object_address": "г. Москва, …", "total_hours": 32.5,</w:t>
+      </w:r>
+    </w:p>
+    <w:p>
+      <w:pPr>
+        <w:spacing w:after="0" w:before="0"/>
+        <w:ind w:left="283"/>
+      </w:pPr>
+      <w:r>
+        <w:rPr>
+          <w:rFonts w:ascii="Consolas" w:hAnsi="Consolas"/>
+          <w:color w:val="1F2A37"/>
+          <w:sz w:val="18"/>
+        </w:rPr>
+        <w:t xml:space="preserve">          "days": { "2026-08-04": 8.5 } }</w:t>
+      </w:r>
+    </w:p>
+    <w:p>
+      <w:pPr>
+        <w:spacing w:after="0" w:before="0"/>
+        <w:ind w:left="283"/>
+      </w:pPr>
+      <w:r>
+        <w:rPr>
+          <w:rFonts w:ascii="Consolas" w:hAnsi="Consolas"/>
+          <w:color w:val="1F2A37"/>
+          <w:sz w:val="18"/>
+        </w:rPr>
+        <w:t xml:space="preserve">      ]</w:t>
+      </w:r>
+    </w:p>
+    <w:p>
+      <w:pPr>
+        <w:spacing w:after="0" w:before="0"/>
+        <w:ind w:left="283"/>
+      </w:pPr>
+      <w:r>
+        <w:rPr>
+          <w:rFonts w:ascii="Consolas" w:hAnsi="Consolas"/>
+          <w:color w:val="1F2A37"/>
+          <w:sz w:val="18"/>
+        </w:rPr>
+        <w:t xml:space="preserve">    }</w:t>
+      </w:r>
+    </w:p>
+    <w:p>
+      <w:pPr>
+        <w:spacing w:after="0" w:before="0"/>
+        <w:ind w:left="283"/>
+      </w:pPr>
+      <w:r>
+        <w:rPr>
+          <w:rFonts w:ascii="Consolas" w:hAnsi="Consolas"/>
+          <w:color w:val="1F2A37"/>
+          <w:sz w:val="18"/>
+        </w:rPr>
+        <w:t xml:space="preserve">  ],</w:t>
+      </w:r>
+    </w:p>
+    <w:p>
+      <w:pPr>
+        <w:spacing w:after="0" w:before="0"/>
+        <w:ind w:left="283"/>
+      </w:pPr>
+      <w:r>
+        <w:rPr>
+          <w:rFonts w:ascii="Consolas" w:hAnsi="Consolas"/>
+          <w:color w:val="1F2A37"/>
+          <w:sz w:val="18"/>
+        </w:rPr>
+        <w:t xml:space="preserve">  "meta": { "employees_count": 28 }</w:t>
+      </w:r>
+    </w:p>
+    <w:p>
+      <w:pPr>
+        <w:spacing w:after="0" w:before="0"/>
+        <w:ind w:left="283"/>
+      </w:pPr>
+      <w:r>
+        <w:rPr>
+          <w:rFonts w:ascii="Consolas" w:hAnsi="Consolas"/>
+          <w:color w:val="1F2A37"/>
+          <w:sz w:val="18"/>
+        </w:rPr>
+        <w:t>}</w:t>
+      </w:r>
+    </w:p>
+    <w:p>
+      <w:r>
+        <w:rPr>
+          <w:b/>
+        </w:rPr>
+        <w:t>Метод ничего не пересчитывает.</w:t>
+      </w:r>
+      <w:r>
+        <w:t xml:space="preserve"> Разбивка заморожена вместе с редакцией: повторный</w:t>
+      </w:r>
+    </w:p>
+    <w:p>
+      <w:r>
+        <w:t xml:space="preserve">запрос той же </w:t>
+      </w:r>
+      <w:r>
+        <w:rPr>
+          <w:rFonts w:ascii="Consolas" w:hAnsi="Consolas"/>
+          <w:sz w:val="19"/>
+        </w:rPr>
+        <w:t>revision</w:t>
+      </w:r>
+      <w:r>
+        <w:t xml:space="preserve"> вернёт те же данные и тот же </w:t>
+      </w:r>
+      <w:r>
+        <w:rPr>
+          <w:rFonts w:ascii="Consolas" w:hAnsi="Consolas"/>
+          <w:sz w:val="19"/>
+        </w:rPr>
+        <w:t>objects_content_hash</w:t>
+      </w:r>
+      <w:r>
+        <w:t>.</w:t>
+      </w:r>
+    </w:p>
+    <w:p>
+      <w:r>
+        <w:t>Правила:</w:t>
+      </w:r>
+    </w:p>
+    <w:p>
+      <w:pPr>
+        <w:pStyle w:val="ListBullet"/>
+      </w:pPr>
+      <w:r>
+        <w:t xml:space="preserve">Запрашивать </w:t>
+      </w:r>
+      <w:r>
+        <w:rPr>
+          <w:b/>
+        </w:rPr>
+        <w:t>с той же `revision`</w:t>
+      </w:r>
+      <w:r>
+        <w:t>, что забрали на шаге 2. Между двумя вызовами</w:t>
+      </w:r>
+    </w:p>
+    <w:p>
+      <w:r>
+        <w:t>может появиться новая редакция.</w:t>
+      </w:r>
+    </w:p>
+    <w:p>
+      <w:pPr>
+        <w:pStyle w:val="ListBullet"/>
+      </w:pPr>
+      <w:r>
+        <w:rPr>
+          <w:b/>
+        </w:rPr>
+        <w:t>Сумма часов по объектам за день равна `days[дата].hours`</w:t>
+      </w:r>
+      <w:r>
+        <w:t xml:space="preserve"> того же сотрудника из</w:t>
+      </w:r>
+    </w:p>
+    <w:p>
+      <w:r>
+        <w:t>тела табеля. Часы в той же шкале — объектные строки дополняют табель, а не заменяют.</w:t>
+      </w:r>
+    </w:p>
+    <w:p>
+      <w:pPr>
+        <w:pStyle w:val="ListBullet"/>
+      </w:pPr>
+      <w:r>
+        <w:rPr>
+          <w:rFonts w:ascii="Consolas" w:hAnsi="Consolas"/>
+          <w:sz w:val="19"/>
+        </w:rPr>
+        <w:t>mode</w:t>
+      </w:r>
+      <w:r>
+        <w:t xml:space="preserve"> — как считался человек: </w:t>
+      </w:r>
+      <w:r>
+        <w:rPr>
+          <w:rFonts w:ascii="Consolas" w:hAnsi="Consolas"/>
+          <w:sz w:val="19"/>
+        </w:rPr>
+        <w:t>skud</w:t>
+      </w:r>
+      <w:r>
+        <w:t xml:space="preserve"> (по фактическим проходам), </w:t>
+      </w:r>
+      <w:r>
+        <w:rPr>
+          <w:rFonts w:ascii="Consolas" w:hAnsi="Consolas"/>
+          <w:sz w:val="19"/>
+        </w:rPr>
+        <w:t>object</w:t>
+      </w:r>
+      <w:r>
+        <w:t xml:space="preserve"> (одна</w:t>
+      </w:r>
+    </w:p>
+    <w:p>
+      <w:r>
+        <w:t xml:space="preserve">строка на закреплённый объект), </w:t>
+      </w:r>
+      <w:r>
+        <w:rPr>
+          <w:rFonts w:ascii="Consolas" w:hAnsi="Consolas"/>
+          <w:sz w:val="19"/>
+        </w:rPr>
+        <w:t>current_activity</w:t>
+      </w:r>
+      <w:r>
+        <w:t xml:space="preserve"> (одна строка «Текущая</w:t>
+      </w:r>
+    </w:p>
+    <w:p>
+      <w:r>
+        <w:t>деятельность»).</w:t>
+      </w:r>
+    </w:p>
+    <w:p>
+      <w:pPr>
+        <w:pStyle w:val="ListBullet"/>
+      </w:pPr>
+      <w:r>
+        <w:rPr>
+          <w:rFonts w:ascii="Consolas" w:hAnsi="Consolas"/>
+          <w:sz w:val="19"/>
+        </w:rPr>
+        <w:t>object_id: null</w:t>
+      </w:r>
+      <w:r>
+        <w:t xml:space="preserve"> бывает у «Текущей деятельности» и у объекта «Не определён»</w:t>
+      </w:r>
+    </w:p>
+    <w:p>
+      <w:r>
+        <w:t xml:space="preserve">(проход не смаплен) — различать по </w:t>
+      </w:r>
+      <w:r>
+        <w:rPr>
+          <w:rFonts w:ascii="Consolas" w:hAnsi="Consolas"/>
+          <w:sz w:val="19"/>
+        </w:rPr>
+        <w:t>object_name</w:t>
+      </w:r>
+      <w:r>
+        <w:t>.</w:t>
+      </w:r>
+    </w:p>
+    <w:p>
+      <w:r>
+        <w:t xml:space="preserve">Часы в «Не определён» </w:t>
+      </w:r>
+      <w:r>
+        <w:rPr>
+          <w:b/>
+        </w:rPr>
+        <w:t>не выбрасывать</w:t>
+      </w:r>
+      <w:r>
+        <w:t>: иначе итог по объектам не сойдётся</w:t>
+      </w:r>
+    </w:p>
+    <w:p>
+      <w:r>
+        <w:t>с табелем.</w:t>
+      </w:r>
+    </w:p>
+    <w:p>
+      <w:pPr>
+        <w:pStyle w:val="ListBullet"/>
+      </w:pPr>
+      <w:r>
+        <w:rPr>
+          <w:rFonts w:ascii="Consolas" w:hAnsi="Consolas"/>
+          <w:sz w:val="19"/>
+        </w:rPr>
+        <w:t>objects: []</w:t>
+      </w:r>
+      <w:r>
+        <w:t xml:space="preserve"> — у сотрудника нет дней с положительными часами. Не ошибка.</w:t>
+      </w:r>
+    </w:p>
+    <w:p>
+      <w:pPr>
+        <w:pStyle w:val="ListBullet"/>
+      </w:pPr>
+      <w:r>
+        <w:t>Разбивка есть не у всех отделов: где объектной активности нет, всё придёт одной</w:t>
+      </w:r>
+    </w:p>
+    <w:p>
+      <w:r>
+        <w:t xml:space="preserve">строкой «Не определён» либо </w:t>
+      </w:r>
+      <w:r>
+        <w:rPr>
+          <w:rFonts w:ascii="Consolas" w:hAnsi="Consolas"/>
+          <w:sz w:val="19"/>
+        </w:rPr>
+        <w:t>objects</w:t>
+      </w:r>
+      <w:r>
+        <w:t xml:space="preserve"> будет пуст.</w:t>
+      </w:r>
+    </w:p>
+    <w:p>
+      <w:r>
+        <w:rPr>
+          <w:b/>
+        </w:rPr>
+        <w:t>Два отказа, при которых ACK отправлять нельзя:</w:t>
+      </w:r>
+    </w:p>
+    <w:tbl>
+      <w:tblPr>
+        <w:tblStyle w:val="TableGrid"/>
+        <w:tblW w:type="auto" w:w="0"/>
+        <w:jc w:val="left"/>
+        <w:tblLook w:firstColumn="1" w:firstRow="1" w:lastColumn="0" w:lastRow="0" w:noHBand="0" w:noVBand="1" w:val="04A0"/>
+      </w:tblPr>
+      <w:tblGrid>
+        <w:gridCol w:w="2880"/>
+        <w:gridCol w:w="2880"/>
+        <w:gridCol w:w="2880"/>
+      </w:tblGrid>
+      <w:tr>
+        <w:tc>
+          <w:tcPr>
+            <w:tcW w:type="dxa" w:w="2880"/>
+          </w:tcPr>
+          <w:p>
+            <w:r>
+              <w:rPr>
+                <w:b/>
+              </w:rPr>
+            </w:r>
+            <w:r>
+              <w:rPr>
+                <w:b/>
+              </w:rPr>
+              <w:t>Код</w:t>
+            </w:r>
+          </w:p>
+        </w:tc>
+        <w:tc>
+          <w:tcPr>
+            <w:tcW w:type="dxa" w:w="2880"/>
+          </w:tcPr>
+          <w:p>
+            <w:r>
+              <w:rPr>
+                <w:b/>
+              </w:rPr>
+            </w:r>
+            <w:r>
+              <w:rPr>
+                <w:b/>
+              </w:rPr>
+              <w:t>Что значит</w:t>
+            </w:r>
+          </w:p>
+        </w:tc>
+        <w:tc>
+          <w:tcPr>
+            <w:tcW w:type="dxa" w:w="2880"/>
+          </w:tcPr>
+          <w:p>
+            <w:r>
+              <w:rPr>
+                <w:b/>
+              </w:rPr>
+            </w:r>
+            <w:r>
+              <w:rPr>
+                <w:b/>
+              </w:rPr>
+              <w:t>Что делать</w:t>
+            </w:r>
+          </w:p>
+        </w:tc>
+      </w:tr>
+      <w:tr>
+        <w:tc>
+          <w:tcPr>
+            <w:tcW w:type="dxa" w:w="2880"/>
+          </w:tcPr>
+          <w:p>
+            <w:r/>
+            <w:r>
+              <w:rPr>
+                <w:rFonts w:ascii="Consolas" w:hAnsi="Consolas"/>
+                <w:sz w:val="19"/>
+              </w:rPr>
+              <w:t>409 OBJECT_BREAKDOWN_NOT_AVAILABLE</w:t>
+            </w:r>
+          </w:p>
+        </w:tc>
+        <w:tc>
+          <w:tcPr>
+            <w:tcW w:type="dxa" w:w="2880"/>
+          </w:tcPr>
+          <w:p>
+            <w:r/>
+            <w:r>
+              <w:t>Редакция старше внедрения метода</w:t>
+            </w:r>
+          </w:p>
+        </w:tc>
+        <w:tc>
+          <w:tcPr>
+            <w:tcW w:type="dxa" w:w="2880"/>
+          </w:tcPr>
+          <w:p>
+            <w:r/>
+            <w:r>
+              <w:t>Пропустить подачу, повторить в следующем цикле</w:t>
+            </w:r>
+          </w:p>
+        </w:tc>
+      </w:tr>
+      <w:tr>
+        <w:tc>
+          <w:tcPr>
+            <w:tcW w:type="dxa" w:w="2880"/>
+          </w:tcPr>
+          <w:p>
+            <w:r/>
+            <w:r>
+              <w:rPr>
+                <w:rFonts w:ascii="Consolas" w:hAnsi="Consolas"/>
+                <w:sz w:val="19"/>
+              </w:rPr>
+              <w:t>409 INVALID_EXPORT_MODE_CONFIG</w:t>
+            </w:r>
+          </w:p>
+        </w:tc>
+        <w:tc>
+          <w:tcPr>
+            <w:tcW w:type="dxa" w:w="2880"/>
+          </w:tcPr>
+          <w:p>
+            <w:r/>
+            <w:r>
+              <w:t xml:space="preserve">У части сотрудников повреждён режим табелирования, их часы недостоверны. В поле </w:t>
+            </w:r>
+            <w:r>
+              <w:rPr>
+                <w:rFonts w:ascii="Consolas" w:hAnsi="Consolas"/>
+                <w:sz w:val="19"/>
+              </w:rPr>
+              <w:t>employees</w:t>
+            </w:r>
+            <w:r>
+              <w:t xml:space="preserve"> — список </w:t>
+            </w:r>
+            <w:r>
+              <w:rPr>
+                <w:rFonts w:ascii="Consolas" w:hAnsi="Consolas"/>
+                <w:sz w:val="19"/>
+              </w:rPr>
+              <w:t>employee_id</w:t>
+            </w:r>
+            <w:r>
+              <w:t xml:space="preserve"> с причиной</w:t>
+            </w:r>
+          </w:p>
+        </w:tc>
+        <w:tc>
+          <w:tcPr>
+            <w:tcW w:type="dxa" w:w="2880"/>
+          </w:tcPr>
+          <w:p>
+            <w:r/>
+            <w:r>
+              <w:t>Сообщить администратору ФОТ. Само не исправится: после починки настройки табель нужно открыть и закрыть заново</w:t>
+            </w:r>
+          </w:p>
+        </w:tc>
+      </w:tr>
+    </w:tbl>
+    <w:p/>
+    <w:p>
+      <w:r>
+        <w:t>Если отправить ACK в этих случаях, подача уйдёт из очереди, а объектные строки в</w:t>
+      </w:r>
+    </w:p>
+    <w:p>
+      <w:r>
+        <w:t>документ так и не попадут — и никто об этом не узнает.</w:t>
+      </w:r>
+    </w:p>
+    <w:p>
+      <w:pPr>
+        <w:pStyle w:val="Heading3"/>
+      </w:pPr>
+      <w:r>
+        <w:t>Шаг 3. Записать документ в 1С</w:t>
+      </w:r>
+    </w:p>
+    <w:p>
+      <w:r>
+        <w:t xml:space="preserve">Документ ищется по </w:t>
+      </w:r>
+      <w:r>
+        <w:rPr>
+          <w:rFonts w:ascii="Consolas" w:hAnsi="Consolas"/>
+          <w:sz w:val="19"/>
+        </w:rPr>
+        <w:t>approval_id</w:t>
+      </w:r>
+      <w:r>
+        <w:t xml:space="preserve"> и </w:t>
+      </w:r>
+      <w:r>
+        <w:rPr>
+          <w:b/>
+        </w:rPr>
+        <w:t>обновляется</w:t>
+      </w:r>
+      <w:r>
+        <w:t>, а не создаётся заново.</w:t>
+      </w:r>
+    </w:p>
+    <w:p>
+      <w:r>
+        <w:rPr>
+          <w:rFonts w:ascii="Consolas" w:hAnsi="Consolas"/>
+          <w:sz w:val="19"/>
+        </w:rPr>
+        <w:t>approval_id</w:t>
+      </w:r>
+      <w:r>
+        <w:t xml:space="preserve"> — постоянный идентификатор табеля, он не меняется между редакциями.</w:t>
+      </w:r>
+    </w:p>
+    <w:p>
+      <w:r>
+        <w:t>Вместе с часами по дням записываются объектные строки из шага 2а и сохраняется</w:t>
+      </w:r>
+    </w:p>
+    <w:p>
+      <w:r>
+        <w:rPr>
+          <w:rFonts w:ascii="Consolas" w:hAnsi="Consolas"/>
+          <w:sz w:val="19"/>
+        </w:rPr>
+        <w:t>objects_content_hash</w:t>
+      </w:r>
+      <w:r>
+        <w:t xml:space="preserve"> — по нему на следующем цикле видно, менялась ли разбивка.</w:t>
+      </w:r>
+    </w:p>
+    <w:p>
+      <w:pPr>
+        <w:pStyle w:val="Heading3"/>
+      </w:pPr>
+      <w:r>
+        <w:t>Шаг 4. Подтвердить приём</w:t>
+      </w:r>
+    </w:p>
+    <w:p>
+      <w:pPr>
+        <w:spacing w:after="0" w:before="0"/>
+        <w:ind w:left="283"/>
+      </w:pPr>
+      <w:r>
+        <w:rPr>
+          <w:rFonts w:ascii="Consolas" w:hAnsi="Consolas"/>
+          <w:color w:val="1F2A37"/>
+          <w:sz w:val="18"/>
+        </w:rPr>
+        <w:t>POST /api/public/v1/timesheets/855/ack</w:t>
+      </w:r>
+    </w:p>
+    <w:p>
+      <w:pPr>
+        <w:spacing w:after="0" w:before="0"/>
+        <w:ind w:left="283"/>
+      </w:pPr>
+      <w:r>
+        <w:rPr>
+          <w:rFonts w:ascii="Consolas" w:hAnsi="Consolas"/>
+          <w:color w:val="1F2A37"/>
+          <w:sz w:val="18"/>
+        </w:rPr>
+        <w:t>Content-Type: application/json</w:t>
+      </w:r>
+    </w:p>
+    <w:p>
+      <w:pPr>
+        <w:spacing w:after="0" w:before="0"/>
+        <w:ind w:left="283"/>
+      </w:pPr>
+      <w:r>
+        <w:rPr>
+          <w:rFonts w:ascii="Consolas" w:hAnsi="Consolas"/>
+          <w:color w:val="1F2A37"/>
+          <w:sz w:val="18"/>
+        </w:rPr>
+        <w:t xml:space="preserve"> </w:t>
+      </w:r>
+    </w:p>
+    <w:p>
+      <w:pPr>
+        <w:spacing w:after="0" w:before="0"/>
+        <w:ind w:left="283"/>
+      </w:pPr>
+      <w:r>
+        <w:rPr>
+          <w:rFonts w:ascii="Consolas" w:hAnsi="Consolas"/>
+          <w:color w:val="1F2A37"/>
+          <w:sz w:val="18"/>
+        </w:rPr>
         <w:t>{ "revision": 2, "document_ref": "ТАБ-000123" }</w:t>
       </w:r>
     </w:p>
@@ -3233,7 +4072,7 @@
         <w:pStyle w:val="Heading2"/>
       </w:pPr>
       <w:r>
-        <w:t>revision и content_hash</w:t>
+        <w:t>revision и хэши</w:t>
       </w:r>
     </w:p>
     <w:p>
@@ -3263,37 +4102,104 @@
         <w:t>content_hash</w:t>
       </w:r>
       <w:r>
-        <w:t xml:space="preserve"> — md5 содержимого версии.</w:t>
-      </w:r>
-    </w:p>
-    <w:p>
-      <w:r>
-        <w:t xml:space="preserve">Если </w:t>
-      </w:r>
+        <w:t xml:space="preserve"> — md5 содержимого табеля (часы по дням, состав, итоги).</w:t>
+      </w:r>
+    </w:p>
+    <w:p>
+      <w:pPr>
+        <w:pStyle w:val="ListBullet"/>
+      </w:pPr>
       <w:r>
         <w:rPr>
           <w:rFonts w:ascii="Consolas" w:hAnsi="Consolas"/>
           <w:sz w:val="19"/>
         </w:rPr>
+        <w:t>objects_content_hash</w:t>
+      </w:r>
+      <w:r>
+        <w:t xml:space="preserve"> — md5 объектной разбивки, приходит в ответе шага 2а.</w:t>
+      </w:r>
+    </w:p>
+    <w:p>
+      <w:r>
+        <w:rPr>
+          <w:b/>
+        </w:rPr>
+        <w:t>Сверять нужно ОБА хэша.</w:t>
+      </w:r>
+      <w:r>
+        <w:t xml:space="preserve"> Совпадения одного </w:t>
+      </w:r>
+      <w:r>
+        <w:rPr>
+          <w:rFonts w:ascii="Consolas" w:hAnsi="Consolas"/>
+          <w:sz w:val="19"/>
+        </w:rPr>
+        <w:t>content_hash</w:t>
+      </w:r>
+      <w:r>
+        <w:t xml:space="preserve"> уже недостаточно:</w:t>
+      </w:r>
+    </w:p>
+    <w:p>
+      <w:r>
+        <w:t>объектная разбивка может измениться при неизменных часах — например, часы дня</w:t>
+      </w:r>
+    </w:p>
+    <w:p>
+      <w:r>
+        <w:t>переставили с одного объекта на другой, а итог остался прежним. Такое изменение</w:t>
+      </w:r>
+    </w:p>
+    <w:p>
+      <w:r>
+        <w:t xml:space="preserve">всегда даёт новую </w:t>
+      </w:r>
+      <w:r>
+        <w:rPr>
+          <w:rFonts w:ascii="Consolas" w:hAnsi="Consolas"/>
+          <w:sz w:val="19"/>
+        </w:rPr>
         <w:t>revision</w:t>
       </w:r>
       <w:r>
-        <w:t xml:space="preserve"> вырос, а </w:t>
+        <w:t xml:space="preserve">, и подача штатно возвращается в </w:t>
       </w:r>
       <w:r>
         <w:rPr>
           <w:rFonts w:ascii="Consolas" w:hAnsi="Consolas"/>
           <w:sz w:val="19"/>
         </w:rPr>
-        <w:t>content_hash</w:t>
-      </w:r>
-      <w:r>
-        <w:t xml:space="preserve"> совпал с уже принятым, документ можно</w:t>
-      </w:r>
-    </w:p>
-    <w:p>
-      <w:r>
-        <w:t xml:space="preserve">не перепроводить. Но </w:t>
+        <w:t>needs_export</w:t>
+      </w:r>
+      <w:r>
+        <w:t>.</w:t>
+      </w:r>
+    </w:p>
+    <w:p>
+      <w:r>
+        <w:t>Правило:</w:t>
+      </w:r>
+    </w:p>
+    <w:p>
+      <w:pPr>
+        <w:pStyle w:val="ListBullet"/>
+      </w:pPr>
+      <w:r>
+        <w:t>оба хэша совпали с принятыми — документ можно не перепроводить;</w:t>
+      </w:r>
+    </w:p>
+    <w:p>
+      <w:pPr>
+        <w:pStyle w:val="ListBullet"/>
+      </w:pPr>
+      <w:r>
+        <w:t>разошёлся любой из двух — перечитать и перепровести.</w:t>
+      </w:r>
+    </w:p>
+    <w:p>
+      <w:r>
+        <w:t xml:space="preserve">В обоих случаях </w:t>
       </w:r>
       <w:r>
         <w:rPr>
@@ -3580,6 +4486,96 @@
                 <w:rFonts w:ascii="Consolas" w:hAnsi="Consolas"/>
                 <w:sz w:val="19"/>
               </w:rPr>
+              <w:t>409 OBJECT_BREAKDOWN_NOT_AVAILABLE</w:t>
+            </w:r>
+          </w:p>
+        </w:tc>
+        <w:tc>
+          <w:tcPr>
+            <w:tcW w:type="dxa" w:w="2880"/>
+          </w:tcPr>
+          <w:p>
+            <w:r/>
+            <w:r>
+              <w:t>Объектная разбивка редакции не сформирована (шаг 2а)</w:t>
+            </w:r>
+          </w:p>
+        </w:tc>
+        <w:tc>
+          <w:tcPr>
+            <w:tcW w:type="dxa" w:w="2880"/>
+          </w:tcPr>
+          <w:p>
+            <w:r/>
+            <w:r>
+              <w:t xml:space="preserve">Пропустить, </w:t>
+            </w:r>
+            <w:r>
+              <w:rPr>
+                <w:b/>
+              </w:rPr>
+              <w:t>ACK не слать</w:t>
+            </w:r>
+          </w:p>
+        </w:tc>
+      </w:tr>
+      <w:tr>
+        <w:tc>
+          <w:tcPr>
+            <w:tcW w:type="dxa" w:w="2880"/>
+          </w:tcPr>
+          <w:p>
+            <w:r/>
+            <w:r>
+              <w:rPr>
+                <w:rFonts w:ascii="Consolas" w:hAnsi="Consolas"/>
+                <w:sz w:val="19"/>
+              </w:rPr>
+              <w:t>409 INVALID_EXPORT_MODE_CONFIG</w:t>
+            </w:r>
+          </w:p>
+        </w:tc>
+        <w:tc>
+          <w:tcPr>
+            <w:tcW w:type="dxa" w:w="2880"/>
+          </w:tcPr>
+          <w:p>
+            <w:r/>
+            <w:r>
+              <w:t>Повреждён режим табелирования у части сотрудников (шаг 2а)</w:t>
+            </w:r>
+          </w:p>
+        </w:tc>
+        <w:tc>
+          <w:tcPr>
+            <w:tcW w:type="dxa" w:w="2880"/>
+          </w:tcPr>
+          <w:p>
+            <w:r/>
+            <w:r>
+              <w:rPr>
+                <w:b/>
+              </w:rPr>
+              <w:t>ACK не слать</w:t>
+            </w:r>
+            <w:r>
+              <w:t>, сообщить администратору ФОТ</w:t>
+            </w:r>
+          </w:p>
+        </w:tc>
+      </w:tr>
+      <w:tr>
+        <w:tc>
+          <w:tcPr>
+            <w:tcW w:type="dxa" w:w="2880"/>
+          </w:tcPr>
+          <w:p>
+            <w:r/>
+            <w:r>
+              <w:rPr>
+                <w:rFonts w:ascii="Consolas" w:hAnsi="Consolas"/>
+                <w:sz w:val="19"/>
+              </w:rPr>
               <w:t>409 VERSION_NOT_AVAILABLE</w:t>
             </w:r>
           </w:p>
@@ -4996,7 +5992,7 @@
           <w:color w:val="1F2A37"/>
           <w:sz w:val="18"/>
         </w:rPr>
-        <w:t xml:space="preserve">            // Записываем документ. Ищем свой документ ПО approval_id, не по периоду и отделу.</w:t>
+        <w:t xml:space="preserve">            // Часы по объектам — ТОЙ ЖЕ редакции, что и табель.</w:t>
       </w:r>
     </w:p>
     <w:p>
@@ -5010,7 +6006,7 @@
           <w:color w:val="1F2A37"/>
           <w:sz w:val="18"/>
         </w:rPr>
-        <w:t xml:space="preserve">            Успешно = ЗаписатьДокументТабеля(Табель.Тело);</w:t>
+        <w:t xml:space="preserve">            Объекты = ЗапросТабелей("GET", "timesheets/" + Формат(ИдентификаторТабеля, "ЧГ=0")</w:t>
       </w:r>
     </w:p>
     <w:p>
@@ -5024,7 +6020,7 @@
           <w:color w:val="1F2A37"/>
           <w:sz w:val="18"/>
         </w:rPr>
-        <w:t xml:space="preserve">            Если Не Успешно Тогда</w:t>
+        <w:t xml:space="preserve">                + "/objects?revision=" + Формат(Табель.Тело["revision"], "ЧГ=0"));</w:t>
       </w:r>
     </w:p>
     <w:p>
@@ -5038,7 +6034,7 @@
           <w:color w:val="1F2A37"/>
           <w:sz w:val="18"/>
         </w:rPr>
-        <w:t xml:space="preserve">                Продолжить;   // ACK не отправляем — заберём в следующем цикле</w:t>
+        <w:t xml:space="preserve"> </w:t>
       </w:r>
     </w:p>
     <w:p>
@@ -5052,7 +6048,7 @@
           <w:color w:val="1F2A37"/>
           <w:sz w:val="18"/>
         </w:rPr>
-        <w:t xml:space="preserve">            КонецЕсли;</w:t>
+        <w:t xml:space="preserve">            // 409 здесь — OBJECT_BREAKDOWN_NOT_AVAILABLE или INVALID_EXPORT_MODE_CONFIG.</w:t>
       </w:r>
     </w:p>
     <w:p>
@@ -5066,7 +6062,7 @@
           <w:color w:val="1F2A37"/>
           <w:sz w:val="18"/>
         </w:rPr>
-        <w:t xml:space="preserve"> </w:t>
+        <w:t xml:space="preserve">            // ACK слать НЕЛЬЗЯ: подача уйдёт из очереди без объектных строк.</w:t>
       </w:r>
     </w:p>
     <w:p>
@@ -5080,7 +6076,7 @@
           <w:color w:val="1F2A37"/>
           <w:sz w:val="18"/>
         </w:rPr>
-        <w:t xml:space="preserve">            ТелоACK = Новый Структура;</w:t>
+        <w:t xml:space="preserve">            Если Объекты.Код &lt;&gt; 200 Тогда</w:t>
       </w:r>
     </w:p>
     <w:p>
@@ -5094,7 +6090,7 @@
           <w:color w:val="1F2A37"/>
           <w:sz w:val="18"/>
         </w:rPr>
-        <w:t xml:space="preserve">            ТелоACK.Вставить("revision", Табель.Тело["revision"]);</w:t>
+        <w:t xml:space="preserve">                Если Объекты.Код = 409 И Объекты.Тело["code"] = "INVALID_EXPORT_MODE_CONFIG" Тогда</w:t>
       </w:r>
     </w:p>
     <w:p>
@@ -5108,7 +6104,7 @@
           <w:color w:val="1F2A37"/>
           <w:sz w:val="18"/>
         </w:rPr>
-        <w:t xml:space="preserve">            ТелоACK.Вставить("document_ref", "ТАБ-" + Формат(ИдентификаторТабеля, "ЧГ=0"));</w:t>
+        <w:t xml:space="preserve">                    ЗаписьЖурналаРегистрации("ФОТ.Табели", УровеньЖурналаРегистрации.Ошибка,</w:t>
       </w:r>
     </w:p>
     <w:p>
@@ -5122,7 +6118,7 @@
           <w:color w:val="1F2A37"/>
           <w:sz w:val="18"/>
         </w:rPr>
-        <w:t xml:space="preserve"> </w:t>
+        <w:t xml:space="preserve">                        , , "Табель " + ИдентификаторТабеля + ": повреждён режим табелирования, "</w:t>
       </w:r>
     </w:p>
     <w:p>
@@ -5136,7 +6132,7 @@
           <w:color w:val="1F2A37"/>
           <w:sz w:val="18"/>
         </w:rPr>
-        <w:t xml:space="preserve">            Подтверждение = ЗапросТабелей("POST",</w:t>
+        <w:t xml:space="preserve">                            + "сообщите администратору ФОТ");</w:t>
       </w:r>
     </w:p>
     <w:p>
@@ -5150,7 +6146,7 @@
           <w:color w:val="1F2A37"/>
           <w:sz w:val="18"/>
         </w:rPr>
-        <w:t xml:space="preserve">                "timesheets/" + Формат(ИдентификаторТабеля, "ЧГ=0") + "/ack", ТелоACK);</w:t>
+        <w:t xml:space="preserve">                КонецЕсли;</w:t>
       </w:r>
     </w:p>
     <w:p>
@@ -5164,7 +6160,7 @@
           <w:color w:val="1F2A37"/>
           <w:sz w:val="18"/>
         </w:rPr>
-        <w:t xml:space="preserve"> </w:t>
+        <w:t xml:space="preserve">                Продолжить;</w:t>
       </w:r>
     </w:p>
     <w:p>
@@ -5178,7 +6174,7 @@
           <w:color w:val="1F2A37"/>
           <w:sz w:val="18"/>
         </w:rPr>
-        <w:t xml:space="preserve">            // Пока писали документ, табель успели закрыть заново — появилась новая редакция.</w:t>
+        <w:t xml:space="preserve">            КонецЕсли;</w:t>
       </w:r>
     </w:p>
     <w:p>
@@ -5192,7 +6188,7 @@
           <w:color w:val="1F2A37"/>
           <w:sz w:val="18"/>
         </w:rPr>
-        <w:t xml:space="preserve">            Если Подтверждение.Код = 409 Тогда</w:t>
+        <w:t xml:space="preserve"> </w:t>
       </w:r>
     </w:p>
     <w:p>
@@ -5206,7 +6202,7 @@
           <w:color w:val="1F2A37"/>
           <w:sz w:val="18"/>
         </w:rPr>
-        <w:t xml:space="preserve">                ЗаписьЖурналаРегистрации("ФОТ.Табели", УровеньЖурналаРегистрации.Предупреждение,</w:t>
+        <w:t xml:space="preserve">            // Записываем документ. Ищем свой документ ПО approval_id, не по периоду и отделу.</w:t>
       </w:r>
     </w:p>
     <w:p>
@@ -5220,7 +6216,7 @@
           <w:color w:val="1F2A37"/>
           <w:sz w:val="18"/>
         </w:rPr>
-        <w:t xml:space="preserve">                    , , "Табель " + ИдентификаторТабеля + " изменился, заберём заново");</w:t>
+        <w:t xml:space="preserve">            Успешно = ЗаписатьДокументТабеля(Табель.Тело, Объекты.Тело);</w:t>
       </w:r>
     </w:p>
     <w:p>
@@ -5234,7 +6230,7 @@
           <w:color w:val="1F2A37"/>
           <w:sz w:val="18"/>
         </w:rPr>
-        <w:t xml:space="preserve">            КонецЕсли;</w:t>
+        <w:t xml:space="preserve">            Если Не Успешно Тогда</w:t>
       </w:r>
     </w:p>
     <w:p>
@@ -5248,7 +6244,7 @@
           <w:color w:val="1F2A37"/>
           <w:sz w:val="18"/>
         </w:rPr>
-        <w:t xml:space="preserve"> </w:t>
+        <w:t xml:space="preserve">                Продолжить;   // ACK не отправляем — заберём в следующем цикле</w:t>
       </w:r>
     </w:p>
     <w:p>
@@ -5262,7 +6258,7 @@
           <w:color w:val="1F2A37"/>
           <w:sz w:val="18"/>
         </w:rPr>
-        <w:t xml:space="preserve">        КонецЦикла;</w:t>
+        <w:t xml:space="preserve">            КонецЕсли;</w:t>
       </w:r>
     </w:p>
     <w:p>
@@ -5290,7 +6286,7 @@
           <w:color w:val="1F2A37"/>
           <w:sz w:val="18"/>
         </w:rPr>
-        <w:t xml:space="preserve">        Курсор = Список.Тело["next_cursor"];</w:t>
+        <w:t xml:space="preserve">            ТелоACK = Новый Структура;</w:t>
       </w:r>
     </w:p>
     <w:p>
@@ -5304,7 +6300,7 @@
           <w:color w:val="1F2A37"/>
           <w:sz w:val="18"/>
         </w:rPr>
-        <w:t xml:space="preserve">        Если Курсор = Неопределено Тогда</w:t>
+        <w:t xml:space="preserve">            ТелоACK.Вставить("revision", Табель.Тело["revision"]);</w:t>
       </w:r>
     </w:p>
     <w:p>
@@ -5318,7 +6314,7 @@
           <w:color w:val="1F2A37"/>
           <w:sz w:val="18"/>
         </w:rPr>
-        <w:t xml:space="preserve">            Прервать;</w:t>
+        <w:t xml:space="preserve">            ТелоACK.Вставить("document_ref", "ТАБ-" + Формат(ИдентификаторТабеля, "ЧГ=0"));</w:t>
       </w:r>
     </w:p>
     <w:p>
@@ -5332,7 +6328,7 @@
           <w:color w:val="1F2A37"/>
           <w:sz w:val="18"/>
         </w:rPr>
-        <w:t xml:space="preserve">        КонецЕсли;</w:t>
+        <w:t xml:space="preserve"> </w:t>
       </w:r>
     </w:p>
     <w:p>
@@ -5346,7 +6342,7 @@
           <w:color w:val="1F2A37"/>
           <w:sz w:val="18"/>
         </w:rPr>
-        <w:t xml:space="preserve"> </w:t>
+        <w:t xml:space="preserve">            Подтверждение = ЗапросТабелей("POST",</w:t>
       </w:r>
     </w:p>
     <w:p>
@@ -5360,7 +6356,7 @@
           <w:color w:val="1F2A37"/>
           <w:sz w:val="18"/>
         </w:rPr>
-        <w:t xml:space="preserve">    КонецЦикла;</w:t>
+        <w:t xml:space="preserve">                "timesheets/" + Формат(ИдентификаторТабеля, "ЧГ=0") + "/ack", ТелоACK);</w:t>
       </w:r>
     </w:p>
     <w:p>
@@ -5388,34 +6384,7 @@
           <w:color w:val="1F2A37"/>
           <w:sz w:val="18"/>
         </w:rPr>
-        <w:t>КонецПроцедуры</w:t>
-      </w:r>
-    </w:p>
-    <w:p>
-      <w:r>
-        <w:t xml:space="preserve">Запись документа — эскиз: сотрудники ищутся по </w:t>
-      </w:r>
-      <w:r>
-        <w:rPr>
-          <w:rFonts w:ascii="Consolas" w:hAnsi="Consolas"/>
-          <w:sz w:val="19"/>
-        </w:rPr>
-        <w:t>ID_FOT</w:t>
-      </w:r>
-      <w:r>
-        <w:t>, строки с</w:t>
-      </w:r>
-    </w:p>
-    <w:p>
-      <w:r>
-        <w:rPr>
-          <w:rFonts w:ascii="Consolas" w:hAnsi="Consolas"/>
-          <w:sz w:val="19"/>
-        </w:rPr>
-        <w:t>zero_activity = true</w:t>
-      </w:r>
-      <w:r>
-        <w:t xml:space="preserve"> пропускаются.</w:t>
+        <w:t xml:space="preserve">            // Пока писали документ, табель успели закрыть заново — появилась новая редакция.</w:t>
       </w:r>
     </w:p>
     <w:p>
@@ -5429,7 +6398,7 @@
           <w:color w:val="1F2A37"/>
           <w:sz w:val="18"/>
         </w:rPr>
-        <w:t>Функция ЗаписатьДокументТабеля(Данные)</w:t>
+        <w:t xml:space="preserve">            Если Подтверждение.Код = 409 Тогда</w:t>
       </w:r>
     </w:p>
     <w:p>
@@ -5443,7 +6412,7 @@
           <w:color w:val="1F2A37"/>
           <w:sz w:val="18"/>
         </w:rPr>
-        <w:t xml:space="preserve"> </w:t>
+        <w:t xml:space="preserve">                ЗаписьЖурналаРегистрации("ФОТ.Табели", УровеньЖурналаРегистрации.Предупреждение,</w:t>
       </w:r>
     </w:p>
     <w:p>
@@ -5457,7 +6426,7 @@
           <w:color w:val="1F2A37"/>
           <w:sz w:val="18"/>
         </w:rPr>
-        <w:t xml:space="preserve">    Для Каждого Сотрудник Из Данные["employees"] Цикл</w:t>
+        <w:t xml:space="preserve">                    , , "Табель " + ИдентификаторТабеля + " изменился, заберём заново");</w:t>
       </w:r>
     </w:p>
     <w:p>
@@ -5471,7 +6440,7 @@
           <w:color w:val="1F2A37"/>
           <w:sz w:val="18"/>
         </w:rPr>
-        <w:t xml:space="preserve"> </w:t>
+        <w:t xml:space="preserve">            КонецЕсли;</w:t>
       </w:r>
     </w:p>
     <w:p>
@@ -5485,7 +6454,7 @@
           <w:color w:val="1F2A37"/>
           <w:sz w:val="18"/>
         </w:rPr>
-        <w:t xml:space="preserve">        Если Сотрудник["zero_activity"] Тогда</w:t>
+        <w:t xml:space="preserve"> </w:t>
       </w:r>
     </w:p>
     <w:p>
@@ -5499,7 +6468,7 @@
           <w:color w:val="1F2A37"/>
           <w:sz w:val="18"/>
         </w:rPr>
-        <w:t xml:space="preserve">            Продолжить;   // не проходит по СКУД — в документ не переносим</w:t>
+        <w:t xml:space="preserve">        КонецЦикла;</w:t>
       </w:r>
     </w:p>
     <w:p>
@@ -5513,7 +6482,7 @@
           <w:color w:val="1F2A37"/>
           <w:sz w:val="18"/>
         </w:rPr>
-        <w:t xml:space="preserve">        КонецЕсли;</w:t>
+        <w:t xml:space="preserve"> </w:t>
       </w:r>
     </w:p>
     <w:p>
@@ -5527,7 +6496,7 @@
           <w:color w:val="1F2A37"/>
           <w:sz w:val="18"/>
         </w:rPr>
-        <w:t xml:space="preserve"> </w:t>
+        <w:t xml:space="preserve">        Курсор = Список.Тело["next_cursor"];</w:t>
       </w:r>
     </w:p>
     <w:p>
@@ -5541,7 +6510,7 @@
           <w:color w:val="1F2A37"/>
           <w:sz w:val="18"/>
         </w:rPr>
-        <w:t xml:space="preserve">        КодФОТ = Сотрудник["identity"]["employee_id"];</w:t>
+        <w:t xml:space="preserve">        Если Курсор = Неопределено Тогда</w:t>
       </w:r>
     </w:p>
     <w:p>
@@ -5555,7 +6524,7 @@
           <w:color w:val="1F2A37"/>
           <w:sz w:val="18"/>
         </w:rPr>
-        <w:t xml:space="preserve">        СсылкаСотрудника = Справочники.Сотрудники.НайтиПоРеквизиту("ID_FOT", КодФОТ);</w:t>
+        <w:t xml:space="preserve">            Прервать;</w:t>
       </w:r>
     </w:p>
     <w:p>
@@ -5569,7 +6538,7 @@
           <w:color w:val="1F2A37"/>
           <w:sz w:val="18"/>
         </w:rPr>
-        <w:t xml:space="preserve"> </w:t>
+        <w:t xml:space="preserve">        КонецЕсли;</w:t>
       </w:r>
     </w:p>
     <w:p>
@@ -5583,7 +6552,7 @@
           <w:color w:val="1F2A37"/>
           <w:sz w:val="18"/>
         </w:rPr>
-        <w:t xml:space="preserve">        Если СсылкаСотрудника.Пустая() Тогда</w:t>
+        <w:t xml:space="preserve"> </w:t>
       </w:r>
     </w:p>
     <w:p>
@@ -5597,7 +6566,7 @@
           <w:color w:val="1F2A37"/>
           <w:sz w:val="18"/>
         </w:rPr>
-        <w:t xml:space="preserve">            ЗаписьЖурналаРегистрации("ФОТ.Табели", УровеньЖурналаРегистрации.Предупреждение,</w:t>
+        <w:t xml:space="preserve">    КонецЦикла;</w:t>
       </w:r>
     </w:p>
     <w:p>
@@ -5611,7 +6580,7 @@
           <w:color w:val="1F2A37"/>
           <w:sz w:val="18"/>
         </w:rPr>
-        <w:t xml:space="preserve">                , , "Не сопоставлен ID_FOT = " + КодФОТ</w:t>
+        <w:t xml:space="preserve"> </w:t>
       </w:r>
     </w:p>
     <w:p>
@@ -5625,7 +6594,34 @@
           <w:color w:val="1F2A37"/>
           <w:sz w:val="18"/>
         </w:rPr>
-        <w:t xml:space="preserve">                    + " (" + Сотрудник["identity"]["full_name"] + ")");</w:t>
+        <w:t>КонецПроцедуры</w:t>
+      </w:r>
+    </w:p>
+    <w:p>
+      <w:r>
+        <w:t xml:space="preserve">Запись документа — эскиз: сотрудники ищутся по </w:t>
+      </w:r>
+      <w:r>
+        <w:rPr>
+          <w:rFonts w:ascii="Consolas" w:hAnsi="Consolas"/>
+          <w:sz w:val="19"/>
+        </w:rPr>
+        <w:t>ID_FOT</w:t>
+      </w:r>
+      <w:r>
+        <w:t>, строки с</w:t>
+      </w:r>
+    </w:p>
+    <w:p>
+      <w:r>
+        <w:rPr>
+          <w:rFonts w:ascii="Consolas" w:hAnsi="Consolas"/>
+          <w:sz w:val="19"/>
+        </w:rPr>
+        <w:t>zero_activity = true</w:t>
+      </w:r>
+      <w:r>
+        <w:t xml:space="preserve"> пропускаются, объектные часы берутся из ответа шага 2а.</w:t>
       </w:r>
     </w:p>
     <w:p>
@@ -5639,7 +6635,7 @@
           <w:color w:val="1F2A37"/>
           <w:sz w:val="18"/>
         </w:rPr>
-        <w:t xml:space="preserve">            Продолжить;</w:t>
+        <w:t>Функция ЗаписатьДокументТабеля(Данные, ДанныеОбъектов)</w:t>
       </w:r>
     </w:p>
     <w:p>
@@ -5653,7 +6649,7 @@
           <w:color w:val="1F2A37"/>
           <w:sz w:val="18"/>
         </w:rPr>
-        <w:t xml:space="preserve">        КонецЕсли;</w:t>
+        <w:t xml:space="preserve"> </w:t>
       </w:r>
     </w:p>
     <w:p>
@@ -5667,7 +6663,7 @@
           <w:color w:val="1F2A37"/>
           <w:sz w:val="18"/>
         </w:rPr>
-        <w:t xml:space="preserve"> </w:t>
+        <w:t xml:space="preserve">    // Объектные строки — по employee_id. Сумма часов по объектам за день равна</w:t>
       </w:r>
     </w:p>
     <w:p>
@@ -5681,7 +6677,7 @@
           <w:color w:val="1F2A37"/>
           <w:sz w:val="18"/>
         </w:rPr>
-        <w:t xml:space="preserve">        Для Каждого День Из Сотрудник["days"] Цикл</w:t>
+        <w:t xml:space="preserve">    // часам того же дня в табеле, поэтому дублирования не возникает.</w:t>
       </w:r>
     </w:p>
     <w:p>
@@ -5695,7 +6691,7 @@
           <w:color w:val="1F2A37"/>
           <w:sz w:val="18"/>
         </w:rPr>
-        <w:t xml:space="preserve">            // День.Ключ — дата "ГГГГ-ММ-ДД", День.Значение — { status, hours, ... }</w:t>
+        <w:t xml:space="preserve">    ОбъектыПоСотруднику = Новый Соответствие;</w:t>
       </w:r>
     </w:p>
     <w:p>
@@ -5709,7 +6705,469 @@
           <w:color w:val="1F2A37"/>
           <w:sz w:val="18"/>
         </w:rPr>
+        <w:t xml:space="preserve">    Для Каждого Строка Из ДанныеОбъектов["employees"] Цикл</w:t>
+      </w:r>
+    </w:p>
+    <w:p>
+      <w:pPr>
+        <w:spacing w:after="0" w:before="0"/>
+        <w:ind w:left="283"/>
+      </w:pPr>
+      <w:r>
+        <w:rPr>
+          <w:rFonts w:ascii="Consolas" w:hAnsi="Consolas"/>
+          <w:color w:val="1F2A37"/>
+          <w:sz w:val="18"/>
+        </w:rPr>
+        <w:t xml:space="preserve">        ОбъектыПоСотруднику.Вставить(Строка["employee_id"], Строка["objects"]);</w:t>
+      </w:r>
+    </w:p>
+    <w:p>
+      <w:pPr>
+        <w:spacing w:after="0" w:before="0"/>
+        <w:ind w:left="283"/>
+      </w:pPr>
+      <w:r>
+        <w:rPr>
+          <w:rFonts w:ascii="Consolas" w:hAnsi="Consolas"/>
+          <w:color w:val="1F2A37"/>
+          <w:sz w:val="18"/>
+        </w:rPr>
+        <w:t xml:space="preserve">    КонецЦикла;</w:t>
+      </w:r>
+    </w:p>
+    <w:p>
+      <w:pPr>
+        <w:spacing w:after="0" w:before="0"/>
+        <w:ind w:left="283"/>
+      </w:pPr>
+      <w:r>
+        <w:rPr>
+          <w:rFonts w:ascii="Consolas" w:hAnsi="Consolas"/>
+          <w:color w:val="1F2A37"/>
+          <w:sz w:val="18"/>
+        </w:rPr>
+        <w:t xml:space="preserve"> </w:t>
+      </w:r>
+    </w:p>
+    <w:p>
+      <w:pPr>
+        <w:spacing w:after="0" w:before="0"/>
+        <w:ind w:left="283"/>
+      </w:pPr>
+      <w:r>
+        <w:rPr>
+          <w:rFonts w:ascii="Consolas" w:hAnsi="Consolas"/>
+          <w:color w:val="1F2A37"/>
+          <w:sz w:val="18"/>
+        </w:rPr>
+        <w:t xml:space="preserve">    Для Каждого Сотрудник Из Данные["employees"] Цикл</w:t>
+      </w:r>
+    </w:p>
+    <w:p>
+      <w:pPr>
+        <w:spacing w:after="0" w:before="0"/>
+        <w:ind w:left="283"/>
+      </w:pPr>
+      <w:r>
+        <w:rPr>
+          <w:rFonts w:ascii="Consolas" w:hAnsi="Consolas"/>
+          <w:color w:val="1F2A37"/>
+          <w:sz w:val="18"/>
+        </w:rPr>
+        <w:t xml:space="preserve"> </w:t>
+      </w:r>
+    </w:p>
+    <w:p>
+      <w:pPr>
+        <w:spacing w:after="0" w:before="0"/>
+        <w:ind w:left="283"/>
+      </w:pPr>
+      <w:r>
+        <w:rPr>
+          <w:rFonts w:ascii="Consolas" w:hAnsi="Consolas"/>
+          <w:color w:val="1F2A37"/>
+          <w:sz w:val="18"/>
+        </w:rPr>
+        <w:t xml:space="preserve">        Если Сотрудник["zero_activity"] Тогда</w:t>
+      </w:r>
+    </w:p>
+    <w:p>
+      <w:pPr>
+        <w:spacing w:after="0" w:before="0"/>
+        <w:ind w:left="283"/>
+      </w:pPr>
+      <w:r>
+        <w:rPr>
+          <w:rFonts w:ascii="Consolas" w:hAnsi="Consolas"/>
+          <w:color w:val="1F2A37"/>
+          <w:sz w:val="18"/>
+        </w:rPr>
+        <w:t xml:space="preserve">            Продолжить;   // не проходит по СКУД — в документ не переносим</w:t>
+      </w:r>
+    </w:p>
+    <w:p>
+      <w:pPr>
+        <w:spacing w:after="0" w:before="0"/>
+        <w:ind w:left="283"/>
+      </w:pPr>
+      <w:r>
+        <w:rPr>
+          <w:rFonts w:ascii="Consolas" w:hAnsi="Consolas"/>
+          <w:color w:val="1F2A37"/>
+          <w:sz w:val="18"/>
+        </w:rPr>
+        <w:t xml:space="preserve">        КонецЕсли;</w:t>
+      </w:r>
+    </w:p>
+    <w:p>
+      <w:pPr>
+        <w:spacing w:after="0" w:before="0"/>
+        <w:ind w:left="283"/>
+      </w:pPr>
+      <w:r>
+        <w:rPr>
+          <w:rFonts w:ascii="Consolas" w:hAnsi="Consolas"/>
+          <w:color w:val="1F2A37"/>
+          <w:sz w:val="18"/>
+        </w:rPr>
+        <w:t xml:space="preserve"> </w:t>
+      </w:r>
+    </w:p>
+    <w:p>
+      <w:pPr>
+        <w:spacing w:after="0" w:before="0"/>
+        <w:ind w:left="283"/>
+      </w:pPr>
+      <w:r>
+        <w:rPr>
+          <w:rFonts w:ascii="Consolas" w:hAnsi="Consolas"/>
+          <w:color w:val="1F2A37"/>
+          <w:sz w:val="18"/>
+        </w:rPr>
+        <w:t xml:space="preserve">        КодФОТ = Сотрудник["identity"]["employee_id"];</w:t>
+      </w:r>
+    </w:p>
+    <w:p>
+      <w:pPr>
+        <w:spacing w:after="0" w:before="0"/>
+        <w:ind w:left="283"/>
+      </w:pPr>
+      <w:r>
+        <w:rPr>
+          <w:rFonts w:ascii="Consolas" w:hAnsi="Consolas"/>
+          <w:color w:val="1F2A37"/>
+          <w:sz w:val="18"/>
+        </w:rPr>
+        <w:t xml:space="preserve">        СсылкаСотрудника = Справочники.Сотрудники.НайтиПоРеквизиту("ID_FOT", КодФОТ);</w:t>
+      </w:r>
+    </w:p>
+    <w:p>
+      <w:pPr>
+        <w:spacing w:after="0" w:before="0"/>
+        <w:ind w:left="283"/>
+      </w:pPr>
+      <w:r>
+        <w:rPr>
+          <w:rFonts w:ascii="Consolas" w:hAnsi="Consolas"/>
+          <w:color w:val="1F2A37"/>
+          <w:sz w:val="18"/>
+        </w:rPr>
+        <w:t xml:space="preserve"> </w:t>
+      </w:r>
+    </w:p>
+    <w:p>
+      <w:pPr>
+        <w:spacing w:after="0" w:before="0"/>
+        <w:ind w:left="283"/>
+      </w:pPr>
+      <w:r>
+        <w:rPr>
+          <w:rFonts w:ascii="Consolas" w:hAnsi="Consolas"/>
+          <w:color w:val="1F2A37"/>
+          <w:sz w:val="18"/>
+        </w:rPr>
+        <w:t xml:space="preserve">        Если СсылкаСотрудника.Пустая() Тогда</w:t>
+      </w:r>
+    </w:p>
+    <w:p>
+      <w:pPr>
+        <w:spacing w:after="0" w:before="0"/>
+        <w:ind w:left="283"/>
+      </w:pPr>
+      <w:r>
+        <w:rPr>
+          <w:rFonts w:ascii="Consolas" w:hAnsi="Consolas"/>
+          <w:color w:val="1F2A37"/>
+          <w:sz w:val="18"/>
+        </w:rPr>
+        <w:t xml:space="preserve">            ЗаписьЖурналаРегистрации("ФОТ.Табели", УровеньЖурналаРегистрации.Предупреждение,</w:t>
+      </w:r>
+    </w:p>
+    <w:p>
+      <w:pPr>
+        <w:spacing w:after="0" w:before="0"/>
+        <w:ind w:left="283"/>
+      </w:pPr>
+      <w:r>
+        <w:rPr>
+          <w:rFonts w:ascii="Consolas" w:hAnsi="Consolas"/>
+          <w:color w:val="1F2A37"/>
+          <w:sz w:val="18"/>
+        </w:rPr>
+        <w:t xml:space="preserve">                , , "Не сопоставлен ID_FOT = " + КодФОТ</w:t>
+      </w:r>
+    </w:p>
+    <w:p>
+      <w:pPr>
+        <w:spacing w:after="0" w:before="0"/>
+        <w:ind w:left="283"/>
+      </w:pPr>
+      <w:r>
+        <w:rPr>
+          <w:rFonts w:ascii="Consolas" w:hAnsi="Consolas"/>
+          <w:color w:val="1F2A37"/>
+          <w:sz w:val="18"/>
+        </w:rPr>
+        <w:t xml:space="preserve">                    + " (" + Сотрудник["identity"]["full_name"] + ")");</w:t>
+      </w:r>
+    </w:p>
+    <w:p>
+      <w:pPr>
+        <w:spacing w:after="0" w:before="0"/>
+        <w:ind w:left="283"/>
+      </w:pPr>
+      <w:r>
+        <w:rPr>
+          <w:rFonts w:ascii="Consolas" w:hAnsi="Consolas"/>
+          <w:color w:val="1F2A37"/>
+          <w:sz w:val="18"/>
+        </w:rPr>
+        <w:t xml:space="preserve">            Продолжить;</w:t>
+      </w:r>
+    </w:p>
+    <w:p>
+      <w:pPr>
+        <w:spacing w:after="0" w:before="0"/>
+        <w:ind w:left="283"/>
+      </w:pPr>
+      <w:r>
+        <w:rPr>
+          <w:rFonts w:ascii="Consolas" w:hAnsi="Consolas"/>
+          <w:color w:val="1F2A37"/>
+          <w:sz w:val="18"/>
+        </w:rPr>
+        <w:t xml:space="preserve">        КонецЕсли;</w:t>
+      </w:r>
+    </w:p>
+    <w:p>
+      <w:pPr>
+        <w:spacing w:after="0" w:before="0"/>
+        <w:ind w:left="283"/>
+      </w:pPr>
+      <w:r>
+        <w:rPr>
+          <w:rFonts w:ascii="Consolas" w:hAnsi="Consolas"/>
+          <w:color w:val="1F2A37"/>
+          <w:sz w:val="18"/>
+        </w:rPr>
+        <w:t xml:space="preserve"> </w:t>
+      </w:r>
+    </w:p>
+    <w:p>
+      <w:pPr>
+        <w:spacing w:after="0" w:before="0"/>
+        <w:ind w:left="283"/>
+      </w:pPr>
+      <w:r>
+        <w:rPr>
+          <w:rFonts w:ascii="Consolas" w:hAnsi="Consolas"/>
+          <w:color w:val="1F2A37"/>
+          <w:sz w:val="18"/>
+        </w:rPr>
+        <w:t xml:space="preserve">        Для Каждого День Из Сотрудник["days"] Цикл</w:t>
+      </w:r>
+    </w:p>
+    <w:p>
+      <w:pPr>
+        <w:spacing w:after="0" w:before="0"/>
+        <w:ind w:left="283"/>
+      </w:pPr>
+      <w:r>
+        <w:rPr>
+          <w:rFonts w:ascii="Consolas" w:hAnsi="Consolas"/>
+          <w:color w:val="1F2A37"/>
+          <w:sz w:val="18"/>
+        </w:rPr>
+        <w:t xml:space="preserve">            // День.Ключ — дата "ГГГГ-ММ-ДД", День.Значение — { status, hours, ... }</w:t>
+      </w:r>
+    </w:p>
+    <w:p>
+      <w:pPr>
+        <w:spacing w:after="0" w:before="0"/>
+        <w:ind w:left="283"/>
+      </w:pPr>
+      <w:r>
+        <w:rPr>
+          <w:rFonts w:ascii="Consolas" w:hAnsi="Consolas"/>
+          <w:color w:val="1F2A37"/>
+          <w:sz w:val="18"/>
+        </w:rPr>
         <w:t xml:space="preserve">        КонецЦикла;</w:t>
+      </w:r>
+    </w:p>
+    <w:p>
+      <w:pPr>
+        <w:spacing w:after="0" w:before="0"/>
+        <w:ind w:left="283"/>
+      </w:pPr>
+      <w:r>
+        <w:rPr>
+          <w:rFonts w:ascii="Consolas" w:hAnsi="Consolas"/>
+          <w:color w:val="1F2A37"/>
+          <w:sz w:val="18"/>
+        </w:rPr>
+        <w:t xml:space="preserve"> </w:t>
+      </w:r>
+    </w:p>
+    <w:p>
+      <w:pPr>
+        <w:spacing w:after="0" w:before="0"/>
+        <w:ind w:left="283"/>
+      </w:pPr>
+      <w:r>
+        <w:rPr>
+          <w:rFonts w:ascii="Consolas" w:hAnsi="Consolas"/>
+          <w:color w:val="1F2A37"/>
+          <w:sz w:val="18"/>
+        </w:rPr>
+        <w:t xml:space="preserve">        // Разрез по объектам: на каком объекте и сколько часов человек был.</w:t>
+      </w:r>
+    </w:p>
+    <w:p>
+      <w:pPr>
+        <w:spacing w:after="0" w:before="0"/>
+        <w:ind w:left="283"/>
+      </w:pPr>
+      <w:r>
+        <w:rPr>
+          <w:rFonts w:ascii="Consolas" w:hAnsi="Consolas"/>
+          <w:color w:val="1F2A37"/>
+          <w:sz w:val="18"/>
+        </w:rPr>
+        <w:t xml:space="preserve">        ОбъектыСотрудника = ОбъектыПоСотруднику.Получить(КодФОТ);</w:t>
+      </w:r>
+    </w:p>
+    <w:p>
+      <w:pPr>
+        <w:spacing w:after="0" w:before="0"/>
+        <w:ind w:left="283"/>
+      </w:pPr>
+      <w:r>
+        <w:rPr>
+          <w:rFonts w:ascii="Consolas" w:hAnsi="Consolas"/>
+          <w:color w:val="1F2A37"/>
+          <w:sz w:val="18"/>
+        </w:rPr>
+        <w:t xml:space="preserve">        Если ОбъектыСотрудника &lt;&gt; Неопределено Тогда</w:t>
+      </w:r>
+    </w:p>
+    <w:p>
+      <w:pPr>
+        <w:spacing w:after="0" w:before="0"/>
+        <w:ind w:left="283"/>
+      </w:pPr>
+      <w:r>
+        <w:rPr>
+          <w:rFonts w:ascii="Consolas" w:hAnsi="Consolas"/>
+          <w:color w:val="1F2A37"/>
+          <w:sz w:val="18"/>
+        </w:rPr>
+        <w:t xml:space="preserve">            Для Каждого Объект Из ОбъектыСотрудника Цикл</w:t>
+      </w:r>
+    </w:p>
+    <w:p>
+      <w:pPr>
+        <w:spacing w:after="0" w:before="0"/>
+        <w:ind w:left="283"/>
+      </w:pPr>
+      <w:r>
+        <w:rPr>
+          <w:rFonts w:ascii="Consolas" w:hAnsi="Consolas"/>
+          <w:color w:val="1F2A37"/>
+          <w:sz w:val="18"/>
+        </w:rPr>
+        <w:t xml:space="preserve">                Для Каждого ДеньОбъекта Из Объект["days"] Цикл</w:t>
+      </w:r>
+    </w:p>
+    <w:p>
+      <w:pPr>
+        <w:spacing w:after="0" w:before="0"/>
+        <w:ind w:left="283"/>
+      </w:pPr>
+      <w:r>
+        <w:rPr>
+          <w:rFonts w:ascii="Consolas" w:hAnsi="Consolas"/>
+          <w:color w:val="1F2A37"/>
+          <w:sz w:val="18"/>
+        </w:rPr>
+        <w:t xml:space="preserve">                    // Объект["object_name"] / Объект["object_address"],</w:t>
+      </w:r>
+    </w:p>
+    <w:p>
+      <w:pPr>
+        <w:spacing w:after="0" w:before="0"/>
+        <w:ind w:left="283"/>
+      </w:pPr>
+      <w:r>
+        <w:rPr>
+          <w:rFonts w:ascii="Consolas" w:hAnsi="Consolas"/>
+          <w:color w:val="1F2A37"/>
+          <w:sz w:val="18"/>
+        </w:rPr>
+        <w:t xml:space="preserve">                    // ДеньОбъекта.Ключ — дата, ДеньОбъекта.Значение — часы.</w:t>
+      </w:r>
+    </w:p>
+    <w:p>
+      <w:pPr>
+        <w:spacing w:after="0" w:before="0"/>
+        <w:ind w:left="283"/>
+      </w:pPr>
+      <w:r>
+        <w:rPr>
+          <w:rFonts w:ascii="Consolas" w:hAnsi="Consolas"/>
+          <w:color w:val="1F2A37"/>
+          <w:sz w:val="18"/>
+        </w:rPr>
+        <w:t xml:space="preserve">                КонецЦикла;</w:t>
+      </w:r>
+    </w:p>
+    <w:p>
+      <w:pPr>
+        <w:spacing w:after="0" w:before="0"/>
+        <w:ind w:left="283"/>
+      </w:pPr>
+      <w:r>
+        <w:rPr>
+          <w:rFonts w:ascii="Consolas" w:hAnsi="Consolas"/>
+          <w:color w:val="1F2A37"/>
+          <w:sz w:val="18"/>
+        </w:rPr>
+        <w:t xml:space="preserve">            КонецЦикла;</w:t>
+      </w:r>
+    </w:p>
+    <w:p>
+      <w:pPr>
+        <w:spacing w:after="0" w:before="0"/>
+        <w:ind w:left="283"/>
+      </w:pPr>
+      <w:r>
+        <w:rPr>
+          <w:rFonts w:ascii="Consolas" w:hAnsi="Consolas"/>
+          <w:color w:val="1F2A37"/>
+          <w:sz w:val="18"/>
+        </w:rPr>
+        <w:t xml:space="preserve">        КонецЕсли;</w:t>
       </w:r>
     </w:p>
     <w:p>

--- a/docs/Инструкция_1С_обмен_табелями.docx
+++ b/docs/Инструкция_1С_обмен_табелями.docx
@@ -2911,6 +2911,699 @@
     </w:p>
     <w:p>
       <w:pPr>
+        <w:pStyle w:val="Heading4"/>
+      </w:pPr>
+      <w:r>
+        <w:t>Виды времени и часы дня</w:t>
+      </w:r>
+    </w:p>
+    <w:p>
+      <w:r>
+        <w:rPr>
+          <w:rFonts w:ascii="Consolas" w:hAnsi="Consolas"/>
+          <w:sz w:val="19"/>
+        </w:rPr>
+        <w:t>status</w:t>
+      </w:r>
+      <w:r>
+        <w:t xml:space="preserve"> принимает одиннадцать значений. Значения </w:t>
+      </w:r>
+      <w:r>
+        <w:rPr>
+          <w:rFonts w:ascii="Consolas" w:hAnsi="Consolas"/>
+          <w:sz w:val="19"/>
+        </w:rPr>
+        <w:t>business_trip</w:t>
+      </w:r>
+      <w:r>
+        <w:t xml:space="preserve"> и </w:t>
+      </w:r>
+      <w:r>
+        <w:rPr>
+          <w:rFonts w:ascii="Consolas" w:hAnsi="Consolas"/>
+          <w:sz w:val="19"/>
+        </w:rPr>
+        <w:t>study</w:t>
+      </w:r>
+      <w:r>
+        <w:t xml:space="preserve"> удалены и</w:t>
+      </w:r>
+    </w:p>
+    <w:p>
+      <w:r>
+        <w:t>больше не приходят; командировки ФОТ не различает.</w:t>
+      </w:r>
+    </w:p>
+    <w:tbl>
+      <w:tblPr>
+        <w:tblStyle w:val="TableGrid"/>
+        <w:tblW w:type="auto" w:w="0"/>
+        <w:jc w:val="left"/>
+        <w:tblLook w:firstColumn="1" w:firstRow="1" w:lastColumn="0" w:lastRow="0" w:noHBand="0" w:noVBand="1" w:val="04A0"/>
+      </w:tblPr>
+      <w:tblGrid>
+        <w:gridCol w:w="2880"/>
+        <w:gridCol w:w="2880"/>
+        <w:gridCol w:w="2880"/>
+      </w:tblGrid>
+      <w:tr>
+        <w:tc>
+          <w:tcPr>
+            <w:tcW w:type="dxa" w:w="2880"/>
+          </w:tcPr>
+          <w:p>
+            <w:r>
+              <w:rPr>
+                <w:b/>
+              </w:rPr>
+            </w:r>
+            <w:r>
+              <w:rPr>
+                <w:rFonts w:ascii="Consolas" w:hAnsi="Consolas"/>
+                <w:b/>
+                <w:sz w:val="19"/>
+              </w:rPr>
+              <w:t>status</w:t>
+            </w:r>
+          </w:p>
+        </w:tc>
+        <w:tc>
+          <w:tcPr>
+            <w:tcW w:type="dxa" w:w="2880"/>
+          </w:tcPr>
+          <w:p>
+            <w:r>
+              <w:rPr>
+                <w:b/>
+              </w:rPr>
+            </w:r>
+            <w:r>
+              <w:rPr>
+                <w:b/>
+              </w:rPr>
+              <w:t>Что это</w:t>
+            </w:r>
+          </w:p>
+        </w:tc>
+        <w:tc>
+          <w:tcPr>
+            <w:tcW w:type="dxa" w:w="2880"/>
+          </w:tcPr>
+          <w:p>
+            <w:r>
+              <w:rPr>
+                <w:b/>
+              </w:rPr>
+            </w:r>
+            <w:r>
+              <w:rPr>
+                <w:b/>
+              </w:rPr>
+              <w:t>Часы дня</w:t>
+            </w:r>
+          </w:p>
+        </w:tc>
+      </w:tr>
+      <w:tr>
+        <w:tc>
+          <w:tcPr>
+            <w:tcW w:type="dxa" w:w="2880"/>
+          </w:tcPr>
+          <w:p>
+            <w:r/>
+            <w:r>
+              <w:rPr>
+                <w:rFonts w:ascii="Consolas" w:hAnsi="Consolas"/>
+                <w:sz w:val="19"/>
+              </w:rPr>
+              <w:t>work</w:t>
+            </w:r>
+          </w:p>
+        </w:tc>
+        <w:tc>
+          <w:tcPr>
+            <w:tcW w:type="dxa" w:w="2880"/>
+          </w:tcPr>
+          <w:p>
+            <w:r/>
+            <w:r>
+              <w:t>Отработано: СКУД либо подтверждённая корректировка</w:t>
+            </w:r>
+          </w:p>
+        </w:tc>
+        <w:tc>
+          <w:tcPr>
+            <w:tcW w:type="dxa" w:w="2880"/>
+          </w:tcPr>
+          <w:p>
+            <w:r/>
+            <w:r>
+              <w:t>Отработанное время</w:t>
+            </w:r>
+          </w:p>
+        </w:tc>
+      </w:tr>
+      <w:tr>
+        <w:tc>
+          <w:tcPr>
+            <w:tcW w:type="dxa" w:w="2880"/>
+          </w:tcPr>
+          <w:p>
+            <w:r/>
+            <w:r>
+              <w:rPr>
+                <w:rFonts w:ascii="Consolas" w:hAnsi="Consolas"/>
+                <w:sz w:val="19"/>
+              </w:rPr>
+              <w:t>manual</w:t>
+            </w:r>
+          </w:p>
+        </w:tc>
+        <w:tc>
+          <w:tcPr>
+            <w:tcW w:type="dxa" w:w="2880"/>
+          </w:tcPr>
+          <w:p>
+            <w:r/>
+            <w:r>
+              <w:t>Отработано, часы проставлены вручную</w:t>
+            </w:r>
+          </w:p>
+        </w:tc>
+        <w:tc>
+          <w:tcPr>
+            <w:tcW w:type="dxa" w:w="2880"/>
+          </w:tcPr>
+          <w:p>
+            <w:r/>
+            <w:r>
+              <w:t>Отработанное время</w:t>
+            </w:r>
+          </w:p>
+        </w:tc>
+      </w:tr>
+      <w:tr>
+        <w:tc>
+          <w:tcPr>
+            <w:tcW w:type="dxa" w:w="2880"/>
+          </w:tcPr>
+          <w:p>
+            <w:r/>
+            <w:r>
+              <w:rPr>
+                <w:rFonts w:ascii="Consolas" w:hAnsi="Consolas"/>
+                <w:sz w:val="19"/>
+              </w:rPr>
+              <w:t>remote</w:t>
+            </w:r>
+          </w:p>
+        </w:tc>
+        <w:tc>
+          <w:tcPr>
+            <w:tcW w:type="dxa" w:w="2880"/>
+          </w:tcPr>
+          <w:p>
+            <w:r/>
+            <w:r>
+              <w:t>Удалённая работа</w:t>
+            </w:r>
+          </w:p>
+        </w:tc>
+        <w:tc>
+          <w:tcPr>
+            <w:tcW w:type="dxa" w:w="2880"/>
+          </w:tcPr>
+          <w:p>
+            <w:r/>
+            <w:r>
+              <w:t>Введённые вручную либо норма графика</w:t>
+            </w:r>
+          </w:p>
+        </w:tc>
+      </w:tr>
+      <w:tr>
+        <w:tc>
+          <w:tcPr>
+            <w:tcW w:type="dxa" w:w="2880"/>
+          </w:tcPr>
+          <w:p>
+            <w:r/>
+            <w:r>
+              <w:rPr>
+                <w:rFonts w:ascii="Consolas" w:hAnsi="Consolas"/>
+                <w:sz w:val="19"/>
+              </w:rPr>
+              <w:t>sick_worked</w:t>
+            </w:r>
+          </w:p>
+        </w:tc>
+        <w:tc>
+          <w:tcPr>
+            <w:tcW w:type="dxa" w:w="2880"/>
+          </w:tcPr>
+          <w:p>
+            <w:r/>
+            <w:r>
+              <w:t>Работал на больничном — день засчитан полным</w:t>
+            </w:r>
+          </w:p>
+        </w:tc>
+        <w:tc>
+          <w:tcPr>
+            <w:tcW w:type="dxa" w:w="2880"/>
+          </w:tcPr>
+          <w:p>
+            <w:r/>
+            <w:r>
+              <w:t>Норма графика</w:t>
+            </w:r>
+          </w:p>
+        </w:tc>
+      </w:tr>
+      <w:tr>
+        <w:tc>
+          <w:tcPr>
+            <w:tcW w:type="dxa" w:w="2880"/>
+          </w:tcPr>
+          <w:p>
+            <w:r/>
+            <w:r>
+              <w:rPr>
+                <w:rFonts w:ascii="Consolas" w:hAnsi="Consolas"/>
+                <w:sz w:val="19"/>
+              </w:rPr>
+              <w:t>study_day</w:t>
+            </w:r>
+          </w:p>
+        </w:tc>
+        <w:tc>
+          <w:tcPr>
+            <w:tcW w:type="dxa" w:w="2880"/>
+          </w:tcPr>
+          <w:p>
+            <w:r/>
+            <w:r>
+              <w:t>Учебный день — день засчитан полным</w:t>
+            </w:r>
+          </w:p>
+        </w:tc>
+        <w:tc>
+          <w:tcPr>
+            <w:tcW w:type="dxa" w:w="2880"/>
+          </w:tcPr>
+          <w:p>
+            <w:r/>
+            <w:r>
+              <w:t>Норма графика</w:t>
+            </w:r>
+          </w:p>
+        </w:tc>
+      </w:tr>
+      <w:tr>
+        <w:tc>
+          <w:tcPr>
+            <w:tcW w:type="dxa" w:w="2880"/>
+          </w:tcPr>
+          <w:p>
+            <w:r/>
+            <w:r>
+              <w:rPr>
+                <w:rFonts w:ascii="Consolas" w:hAnsi="Consolas"/>
+                <w:sz w:val="19"/>
+              </w:rPr>
+              <w:t>vacation</w:t>
+            </w:r>
+          </w:p>
+        </w:tc>
+        <w:tc>
+          <w:tcPr>
+            <w:tcW w:type="dxa" w:w="2880"/>
+          </w:tcPr>
+          <w:p>
+            <w:r/>
+            <w:r>
+              <w:t>Отпуск</w:t>
+            </w:r>
+          </w:p>
+        </w:tc>
+        <w:tc>
+          <w:tcPr>
+            <w:tcW w:type="dxa" w:w="2880"/>
+          </w:tcPr>
+          <w:p>
+            <w:r/>
+            <w:r>
+              <w:rPr>
+                <w:b/>
+              </w:rPr>
+              <w:t>Норма графика, не факт</w:t>
+            </w:r>
+          </w:p>
+        </w:tc>
+      </w:tr>
+      <w:tr>
+        <w:tc>
+          <w:tcPr>
+            <w:tcW w:type="dxa" w:w="2880"/>
+          </w:tcPr>
+          <w:p>
+            <w:r/>
+            <w:r>
+              <w:rPr>
+                <w:rFonts w:ascii="Consolas" w:hAnsi="Consolas"/>
+                <w:sz w:val="19"/>
+              </w:rPr>
+              <w:t>sick</w:t>
+            </w:r>
+          </w:p>
+        </w:tc>
+        <w:tc>
+          <w:tcPr>
+            <w:tcW w:type="dxa" w:w="2880"/>
+          </w:tcPr>
+          <w:p>
+            <w:r/>
+            <w:r>
+              <w:t>Больничный</w:t>
+            </w:r>
+          </w:p>
+        </w:tc>
+        <w:tc>
+          <w:tcPr>
+            <w:tcW w:type="dxa" w:w="2880"/>
+          </w:tcPr>
+          <w:p>
+            <w:r/>
+            <w:r>
+              <w:rPr>
+                <w:b/>
+              </w:rPr>
+              <w:t>Норма графика, не факт</w:t>
+            </w:r>
+          </w:p>
+        </w:tc>
+      </w:tr>
+      <w:tr>
+        <w:tc>
+          <w:tcPr>
+            <w:tcW w:type="dxa" w:w="2880"/>
+          </w:tcPr>
+          <w:p>
+            <w:r/>
+            <w:r>
+              <w:rPr>
+                <w:rFonts w:ascii="Consolas" w:hAnsi="Consolas"/>
+                <w:sz w:val="19"/>
+              </w:rPr>
+              <w:t>educational_leave</w:t>
+            </w:r>
+          </w:p>
+        </w:tc>
+        <w:tc>
+          <w:tcPr>
+            <w:tcW w:type="dxa" w:w="2880"/>
+          </w:tcPr>
+          <w:p>
+            <w:r/>
+            <w:r>
+              <w:t>Учебный отпуск</w:t>
+            </w:r>
+          </w:p>
+        </w:tc>
+        <w:tc>
+          <w:tcPr>
+            <w:tcW w:type="dxa" w:w="2880"/>
+          </w:tcPr>
+          <w:p>
+            <w:r/>
+            <w:r>
+              <w:rPr>
+                <w:b/>
+              </w:rPr>
+              <w:t>Норма графика, не факт</w:t>
+            </w:r>
+          </w:p>
+        </w:tc>
+      </w:tr>
+      <w:tr>
+        <w:tc>
+          <w:tcPr>
+            <w:tcW w:type="dxa" w:w="2880"/>
+          </w:tcPr>
+          <w:p>
+            <w:r/>
+            <w:r>
+              <w:rPr>
+                <w:rFonts w:ascii="Consolas" w:hAnsi="Consolas"/>
+                <w:sz w:val="19"/>
+              </w:rPr>
+              <w:t>unpaid</w:t>
+            </w:r>
+          </w:p>
+        </w:tc>
+        <w:tc>
+          <w:tcPr>
+            <w:tcW w:type="dxa" w:w="2880"/>
+          </w:tcPr>
+          <w:p>
+            <w:r/>
+            <w:r>
+              <w:t>Отпуск за свой счёт</w:t>
+            </w:r>
+          </w:p>
+        </w:tc>
+        <w:tc>
+          <w:tcPr>
+            <w:tcW w:type="dxa" w:w="2880"/>
+          </w:tcPr>
+          <w:p>
+            <w:r/>
+            <w:r>
+              <w:rPr>
+                <w:b/>
+              </w:rPr>
+              <w:t>Норма графика, не факт</w:t>
+            </w:r>
+          </w:p>
+        </w:tc>
+      </w:tr>
+      <w:tr>
+        <w:tc>
+          <w:tcPr>
+            <w:tcW w:type="dxa" w:w="2880"/>
+          </w:tcPr>
+          <w:p>
+            <w:r/>
+            <w:r>
+              <w:rPr>
+                <w:rFonts w:ascii="Consolas" w:hAnsi="Consolas"/>
+                <w:sz w:val="19"/>
+              </w:rPr>
+              <w:t>dayoff</w:t>
+            </w:r>
+          </w:p>
+        </w:tc>
+        <w:tc>
+          <w:tcPr>
+            <w:tcW w:type="dxa" w:w="2880"/>
+          </w:tcPr>
+          <w:p>
+            <w:r/>
+            <w:r>
+              <w:t>Выходной</w:t>
+            </w:r>
+          </w:p>
+        </w:tc>
+        <w:tc>
+          <w:tcPr>
+            <w:tcW w:type="dxa" w:w="2880"/>
+          </w:tcPr>
+          <w:p>
+            <w:r/>
+            <w:r>
+              <w:rPr>
+                <w:b/>
+              </w:rPr>
+              <w:t>Норма графика, не факт</w:t>
+            </w:r>
+          </w:p>
+        </w:tc>
+      </w:tr>
+      <w:tr>
+        <w:tc>
+          <w:tcPr>
+            <w:tcW w:type="dxa" w:w="2880"/>
+          </w:tcPr>
+          <w:p>
+            <w:r/>
+            <w:r>
+              <w:rPr>
+                <w:rFonts w:ascii="Consolas" w:hAnsi="Consolas"/>
+                <w:sz w:val="19"/>
+              </w:rPr>
+              <w:t>absent</w:t>
+            </w:r>
+          </w:p>
+        </w:tc>
+        <w:tc>
+          <w:tcPr>
+            <w:tcW w:type="dxa" w:w="2880"/>
+          </w:tcPr>
+          <w:p>
+            <w:r/>
+            <w:r>
+              <w:t>Не вышел или нет сигнала СКУД</w:t>
+            </w:r>
+          </w:p>
+        </w:tc>
+        <w:tc>
+          <w:tcPr>
+            <w:tcW w:type="dxa" w:w="2880"/>
+          </w:tcPr>
+          <w:p>
+            <w:r/>
+            <w:r>
+              <w:rPr>
+                <w:b/>
+              </w:rPr>
+              <w:t>Норма графика, не факт</w:t>
+            </w:r>
+          </w:p>
+        </w:tc>
+      </w:tr>
+    </w:tbl>
+    <w:p/>
+    <w:p>
+      <w:r>
+        <w:t xml:space="preserve">Отработанные часы переносятся в документ только у </w:t>
+      </w:r>
+      <w:r>
+        <w:rPr>
+          <w:rFonts w:ascii="Consolas" w:hAnsi="Consolas"/>
+          <w:sz w:val="19"/>
+        </w:rPr>
+        <w:t>work</w:t>
+      </w:r>
+      <w:r>
+        <w:t xml:space="preserve">, </w:t>
+      </w:r>
+      <w:r>
+        <w:rPr>
+          <w:rFonts w:ascii="Consolas" w:hAnsi="Consolas"/>
+          <w:sz w:val="19"/>
+        </w:rPr>
+        <w:t>manual</w:t>
+      </w:r>
+      <w:r>
+        <w:t xml:space="preserve"> и </w:t>
+      </w:r>
+      <w:r>
+        <w:rPr>
+          <w:rFonts w:ascii="Consolas" w:hAnsi="Consolas"/>
+          <w:sz w:val="19"/>
+        </w:rPr>
+        <w:t>remote</w:t>
+      </w:r>
+      <w:r>
+        <w:t>; у</w:t>
+      </w:r>
+    </w:p>
+    <w:p>
+      <w:r>
+        <w:rPr>
+          <w:rFonts w:ascii="Consolas" w:hAnsi="Consolas"/>
+          <w:sz w:val="19"/>
+        </w:rPr>
+        <w:t>sick_worked</w:t>
+      </w:r>
+      <w:r>
+        <w:t xml:space="preserve"> и </w:t>
+      </w:r>
+      <w:r>
+        <w:rPr>
+          <w:rFonts w:ascii="Consolas" w:hAnsi="Consolas"/>
+          <w:sz w:val="19"/>
+        </w:rPr>
+        <w:t>study_day</w:t>
+      </w:r>
+      <w:r>
+        <w:t xml:space="preserve"> — по решению бухгалтерии. У остальных статусов в </w:t>
+      </w:r>
+      <w:r>
+        <w:rPr>
+          <w:rFonts w:ascii="Consolas" w:hAnsi="Consolas"/>
+          <w:sz w:val="19"/>
+        </w:rPr>
+        <w:t>hours</w:t>
+      </w:r>
+    </w:p>
+    <w:p>
+      <w:r>
+        <w:t>лежит плановая норма дня, и запись её как отработанной даст оплату поверх отпускных и</w:t>
+      </w:r>
+    </w:p>
+    <w:p>
+      <w:r>
+        <w:t xml:space="preserve">пособий. При </w:t>
+      </w:r>
+      <w:r>
+        <w:rPr>
+          <w:rFonts w:ascii="Consolas" w:hAnsi="Consolas"/>
+          <w:sz w:val="19"/>
+        </w:rPr>
+        <w:t>hours = 0</w:t>
+      </w:r>
+      <w:r>
+        <w:t xml:space="preserve"> день не считается явкой ни при каком статусе — нулевые часы</w:t>
+      </w:r>
+    </w:p>
+    <w:p>
+      <w:r>
+        <w:t xml:space="preserve">встречаются и у </w:t>
+      </w:r>
+      <w:r>
+        <w:rPr>
+          <w:rFonts w:ascii="Consolas" w:hAnsi="Consolas"/>
+          <w:sz w:val="19"/>
+        </w:rPr>
+        <w:t>work</w:t>
+      </w:r>
+      <w:r>
+        <w:t xml:space="preserve">, и у </w:t>
+      </w:r>
+      <w:r>
+        <w:rPr>
+          <w:rFonts w:ascii="Consolas" w:hAnsi="Consolas"/>
+          <w:sz w:val="19"/>
+        </w:rPr>
+        <w:t>manual</w:t>
+      </w:r>
+      <w:r>
+        <w:t xml:space="preserve">, и у </w:t>
+      </w:r>
+      <w:r>
+        <w:rPr>
+          <w:rFonts w:ascii="Consolas" w:hAnsi="Consolas"/>
+          <w:sz w:val="19"/>
+        </w:rPr>
+        <w:t>remote</w:t>
+      </w:r>
+      <w:r>
+        <w:t>.</w:t>
+      </w:r>
+    </w:p>
+    <w:p>
+      <w:r>
+        <w:t>Ветку «прочее» в обработчике лучше оставить с ошибкой: при появлении нового вида</w:t>
+      </w:r>
+    </w:p>
+    <w:p>
+      <w:r>
+        <w:t>времени табель не должен загрузиться молча и неверно.</w:t>
+      </w:r>
+    </w:p>
+    <w:p>
+      <w:pPr>
         <w:pStyle w:val="Heading3"/>
       </w:pPr>
       <w:r>
@@ -3392,15 +4085,39 @@
         <w:rPr>
           <w:b/>
         </w:rPr>
-        <w:t>Сумма часов по объектам за день равна `days[дата].hours`</w:t>
-      </w:r>
-      <w:r>
-        <w:t xml:space="preserve"> того же сотрудника из</w:t>
-      </w:r>
-    </w:p>
-    <w:p>
-      <w:r>
-        <w:t>тела табеля. Часы в той же шкале — объектные строки дополняют табель, а не заменяют.</w:t>
+        <w:t>Сумма часов по объектам за день совпадает с `days[дата].hours`</w:t>
+      </w:r>
+      <w:r>
+        <w:t xml:space="preserve"> того же сотрудника</w:t>
+      </w:r>
+    </w:p>
+    <w:p>
+      <w:r>
+        <w:t xml:space="preserve">из тела табеля </w:t>
+      </w:r>
+      <w:r>
+        <w:rPr>
+          <w:b/>
+        </w:rPr>
+        <w:t>с точностью до 0,01 ч</w:t>
+      </w:r>
+      <w:r>
+        <w:t>. Строгое равенство ставить нельзя: разбивка</w:t>
+      </w:r>
+    </w:p>
+    <w:p>
+      <w:r>
+        <w:t>квантуется до сотых часа, а часы дня могут нести больше знаков (замер на проде дал</w:t>
+      </w:r>
+    </w:p>
+    <w:p>
+      <w:r>
+        <w:t>максимум расхождения 0,0033 ч — 12 секунд). Объектные строки дополняют табель, а не</w:t>
+      </w:r>
+    </w:p>
+    <w:p>
+      <w:r>
+        <w:t>заменяют его.</w:t>
       </w:r>
     </w:p>
     <w:p>
@@ -3736,68 +4453,36 @@
         <w:pStyle w:val="Heading3"/>
       </w:pPr>
       <w:r>
-        <w:t>Шаг 3. Записать документ в 1С</w:t>
-      </w:r>
-    </w:p>
-    <w:p>
-      <w:r>
-        <w:t xml:space="preserve">Документ ищется по </w:t>
+        <w:t>Шаг 2б. Забрать руководителя отдела</w:t>
+      </w:r>
+    </w:p>
+    <w:p>
+      <w:r>
+        <w:t xml:space="preserve">Кто у сотрудника начальник отдела. Поле </w:t>
       </w:r>
       <w:r>
         <w:rPr>
           <w:rFonts w:ascii="Consolas" w:hAnsi="Consolas"/>
           <w:sz w:val="19"/>
         </w:rPr>
-        <w:t>approval_id</w:t>
-      </w:r>
-      <w:r>
-        <w:t xml:space="preserve"> и </w:t>
+        <w:t>manager_employee_id</w:t>
+      </w:r>
+      <w:r>
+        <w:t xml:space="preserve"> в теле табеля для этого не</w:t>
+      </w:r>
+    </w:p>
+    <w:p>
+      <w:r>
+        <w:t xml:space="preserve">годится — это </w:t>
       </w:r>
       <w:r>
         <w:rPr>
           <w:b/>
         </w:rPr>
-        <w:t>обновляется</w:t>
-      </w:r>
-      <w:r>
-        <w:t>, а не создаётся заново.</w:t>
-      </w:r>
-    </w:p>
-    <w:p>
-      <w:r>
-        <w:rPr>
-          <w:rFonts w:ascii="Consolas" w:hAnsi="Consolas"/>
-          <w:sz w:val="19"/>
-        </w:rPr>
-        <w:t>approval_id</w:t>
-      </w:r>
-      <w:r>
-        <w:t xml:space="preserve"> — постоянный идентификатор табеля, он не меняется между редакциями.</w:t>
-      </w:r>
-    </w:p>
-    <w:p>
-      <w:r>
-        <w:t>Вместе с часами по дням записываются объектные строки из шага 2а и сохраняется</w:t>
-      </w:r>
-    </w:p>
-    <w:p>
-      <w:r>
-        <w:rPr>
-          <w:rFonts w:ascii="Consolas" w:hAnsi="Consolas"/>
-          <w:sz w:val="19"/>
-        </w:rPr>
-        <w:t>objects_content_hash</w:t>
-      </w:r>
-      <w:r>
-        <w:t xml:space="preserve"> — по нему на следующем цикле видно, менялась ли разбивка.</w:t>
-      </w:r>
-    </w:p>
-    <w:p>
-      <w:pPr>
-        <w:pStyle w:val="Heading3"/>
-      </w:pPr>
-      <w:r>
-        <w:t>Шаг 4. Подтвердить приём</w:t>
+        <w:t>подавший табель</w:t>
+      </w:r>
+      <w:r>
+        <w:t xml:space="preserve"> руководитель, а не начальник конкретного человека.</w:t>
       </w:r>
     </w:p>
     <w:p>
@@ -3811,7 +4496,7 @@
           <w:color w:val="1F2A37"/>
           <w:sz w:val="18"/>
         </w:rPr>
-        <w:t>POST /api/public/v1/timesheets/855/ack</w:t>
+        <w:t>GET /api/public/v1/timesheets/855/managers?revision=2</w:t>
       </w:r>
     </w:p>
     <w:p>
@@ -3825,7 +4510,7 @@
           <w:color w:val="1F2A37"/>
           <w:sz w:val="18"/>
         </w:rPr>
-        <w:t>Content-Type: application/json</w:t>
+        <w:t>{</w:t>
       </w:r>
     </w:p>
     <w:p>
@@ -3839,7 +4524,7 @@
           <w:color w:val="1F2A37"/>
           <w:sz w:val="18"/>
         </w:rPr>
-        <w:t xml:space="preserve"> </w:t>
+        <w:t xml:space="preserve">  "approval_id": 855,</w:t>
       </w:r>
     </w:p>
     <w:p>
@@ -3853,6 +4538,1246 @@
           <w:color w:val="1F2A37"/>
           <w:sz w:val="18"/>
         </w:rPr>
+        <w:t xml:space="preserve">  "revision": 2,</w:t>
+      </w:r>
+    </w:p>
+    <w:p>
+      <w:pPr>
+        <w:spacing w:after="0" w:before="0"/>
+        <w:ind w:left="283"/>
+      </w:pPr>
+      <w:r>
+        <w:rPr>
+          <w:rFonts w:ascii="Consolas" w:hAnsi="Consolas"/>
+          <w:color w:val="1F2A37"/>
+          <w:sz w:val="18"/>
+        </w:rPr>
+        <w:t xml:space="preserve">  "timesheet_content_hash": "d41d8cd98f00b204e9800998ecf8427e",</w:t>
+      </w:r>
+    </w:p>
+    <w:p>
+      <w:pPr>
+        <w:spacing w:after="0" w:before="0"/>
+        <w:ind w:left="283"/>
+      </w:pPr>
+      <w:r>
+        <w:rPr>
+          <w:rFonts w:ascii="Consolas" w:hAnsi="Consolas"/>
+          <w:color w:val="1F2A37"/>
+          <w:sz w:val="18"/>
+        </w:rPr>
+        <w:t xml:space="preserve">  "managers_content_hash": "3f2a91b04c7e8d15a6b9c2e0f7d3a481",</w:t>
+      </w:r>
+    </w:p>
+    <w:p>
+      <w:pPr>
+        <w:spacing w:after="0" w:before="0"/>
+        <w:ind w:left="283"/>
+      </w:pPr>
+      <w:r>
+        <w:rPr>
+          <w:rFonts w:ascii="Consolas" w:hAnsi="Consolas"/>
+          <w:color w:val="1F2A37"/>
+          <w:sz w:val="18"/>
+        </w:rPr>
+        <w:t xml:space="preserve">  "snapshot_source": "materialize",</w:t>
+      </w:r>
+    </w:p>
+    <w:p>
+      <w:pPr>
+        <w:spacing w:after="0" w:before="0"/>
+        <w:ind w:left="283"/>
+      </w:pPr>
+      <w:r>
+        <w:rPr>
+          <w:rFonts w:ascii="Consolas" w:hAnsi="Consolas"/>
+          <w:color w:val="1F2A37"/>
+          <w:sz w:val="18"/>
+        </w:rPr>
+        <w:t xml:space="preserve">  "resolved_at": "2026-08-16T09:00:00.000Z",</w:t>
+      </w:r>
+    </w:p>
+    <w:p>
+      <w:pPr>
+        <w:spacing w:after="0" w:before="0"/>
+        <w:ind w:left="283"/>
+      </w:pPr>
+      <w:r>
+        <w:rPr>
+          <w:rFonts w:ascii="Consolas" w:hAnsi="Consolas"/>
+          <w:color w:val="1F2A37"/>
+          <w:sz w:val="18"/>
+        </w:rPr>
+        <w:t xml:space="preserve">  "employees": [</w:t>
+      </w:r>
+    </w:p>
+    <w:p>
+      <w:pPr>
+        <w:spacing w:after="0" w:before="0"/>
+        <w:ind w:left="283"/>
+      </w:pPr>
+      <w:r>
+        <w:rPr>
+          <w:rFonts w:ascii="Consolas" w:hAnsi="Consolas"/>
+          <w:color w:val="1F2A37"/>
+          <w:sz w:val="18"/>
+        </w:rPr>
+        <w:t xml:space="preserve">    {</w:t>
+      </w:r>
+    </w:p>
+    <w:p>
+      <w:pPr>
+        <w:spacing w:after="0" w:before="0"/>
+        <w:ind w:left="283"/>
+      </w:pPr>
+      <w:r>
+        <w:rPr>
+          <w:rFonts w:ascii="Consolas" w:hAnsi="Consolas"/>
+          <w:color w:val="1F2A37"/>
+          <w:sz w:val="18"/>
+        </w:rPr>
+        <w:t xml:space="preserve">      "employee_id": 266,</w:t>
+      </w:r>
+    </w:p>
+    <w:p>
+      <w:pPr>
+        <w:spacing w:after="0" w:before="0"/>
+        <w:ind w:left="283"/>
+      </w:pPr>
+      <w:r>
+        <w:rPr>
+          <w:rFonts w:ascii="Consolas" w:hAnsi="Consolas"/>
+          <w:color w:val="1F2A37"/>
+          <w:sz w:val="18"/>
+        </w:rPr>
+        <w:t xml:space="preserve">      "full_name": "Бегас Дмитрий Федорович",</w:t>
+      </w:r>
+    </w:p>
+    <w:p>
+      <w:pPr>
+        <w:spacing w:after="0" w:before="0"/>
+        <w:ind w:left="283"/>
+      </w:pPr>
+      <w:r>
+        <w:rPr>
+          <w:rFonts w:ascii="Consolas" w:hAnsi="Consolas"/>
+          <w:color w:val="1F2A37"/>
+          <w:sz w:val="18"/>
+        </w:rPr>
+        <w:t xml:space="preserve">      "department_id": "0b24809e-…",</w:t>
+      </w:r>
+    </w:p>
+    <w:p>
+      <w:pPr>
+        <w:spacing w:after="0" w:before="0"/>
+        <w:ind w:left="283"/>
+      </w:pPr>
+      <w:r>
+        <w:rPr>
+          <w:rFonts w:ascii="Consolas" w:hAnsi="Consolas"/>
+          <w:color w:val="1F2A37"/>
+          <w:sz w:val="18"/>
+        </w:rPr>
+        <w:t xml:space="preserve">      "department_name": "ЛИНИЯ-Общестрой",</w:t>
+      </w:r>
+    </w:p>
+    <w:p>
+      <w:pPr>
+        <w:spacing w:after="0" w:before="0"/>
+        <w:ind w:left="283"/>
+      </w:pPr>
+      <w:r>
+        <w:rPr>
+          <w:rFonts w:ascii="Consolas" w:hAnsi="Consolas"/>
+          <w:color w:val="1F2A37"/>
+          <w:sz w:val="18"/>
+        </w:rPr>
+        <w:t xml:space="preserve">      "resolution_basis": "employee_assignment_period",</w:t>
+      </w:r>
+    </w:p>
+    <w:p>
+      <w:pPr>
+        <w:spacing w:after="0" w:before="0"/>
+        <w:ind w:left="283"/>
+      </w:pPr>
+      <w:r>
+        <w:rPr>
+          <w:rFonts w:ascii="Consolas" w:hAnsi="Consolas"/>
+          <w:color w:val="1F2A37"/>
+          <w:sz w:val="18"/>
+        </w:rPr>
+        <w:t xml:space="preserve">      "resolution_status": "not_configured",</w:t>
+      </w:r>
+    </w:p>
+    <w:p>
+      <w:pPr>
+        <w:spacing w:after="0" w:before="0"/>
+        <w:ind w:left="283"/>
+      </w:pPr>
+      <w:r>
+        <w:rPr>
+          <w:rFonts w:ascii="Consolas" w:hAnsi="Consolas"/>
+          <w:color w:val="1F2A37"/>
+          <w:sz w:val="18"/>
+        </w:rPr>
+        <w:t xml:space="preserve">      "managers": []</w:t>
+      </w:r>
+    </w:p>
+    <w:p>
+      <w:pPr>
+        <w:spacing w:after="0" w:before="0"/>
+        <w:ind w:left="283"/>
+      </w:pPr>
+      <w:r>
+        <w:rPr>
+          <w:rFonts w:ascii="Consolas" w:hAnsi="Consolas"/>
+          <w:color w:val="1F2A37"/>
+          <w:sz w:val="18"/>
+        </w:rPr>
+        <w:t xml:space="preserve">    },</w:t>
+      </w:r>
+    </w:p>
+    <w:p>
+      <w:pPr>
+        <w:spacing w:after="0" w:before="0"/>
+        <w:ind w:left="283"/>
+      </w:pPr>
+      <w:r>
+        <w:rPr>
+          <w:rFonts w:ascii="Consolas" w:hAnsi="Consolas"/>
+          <w:color w:val="1F2A37"/>
+          <w:sz w:val="18"/>
+        </w:rPr>
+        <w:t xml:space="preserve">    {</w:t>
+      </w:r>
+    </w:p>
+    <w:p>
+      <w:pPr>
+        <w:spacing w:after="0" w:before="0"/>
+        <w:ind w:left="283"/>
+      </w:pPr>
+      <w:r>
+        <w:rPr>
+          <w:rFonts w:ascii="Consolas" w:hAnsi="Consolas"/>
+          <w:color w:val="1F2A37"/>
+          <w:sz w:val="18"/>
+        </w:rPr>
+        <w:t xml:space="preserve">      "employee_id": 267,</w:t>
+      </w:r>
+    </w:p>
+    <w:p>
+      <w:pPr>
+        <w:spacing w:after="0" w:before="0"/>
+        <w:ind w:left="283"/>
+      </w:pPr>
+      <w:r>
+        <w:rPr>
+          <w:rFonts w:ascii="Consolas" w:hAnsi="Consolas"/>
+          <w:color w:val="1F2A37"/>
+          <w:sz w:val="18"/>
+        </w:rPr>
+        <w:t xml:space="preserve">      "full_name": "Иванов Иван Иванович",</w:t>
+      </w:r>
+    </w:p>
+    <w:p>
+      <w:pPr>
+        <w:spacing w:after="0" w:before="0"/>
+        <w:ind w:left="283"/>
+      </w:pPr>
+      <w:r>
+        <w:rPr>
+          <w:rFonts w:ascii="Consolas" w:hAnsi="Consolas"/>
+          <w:color w:val="1F2A37"/>
+          <w:sz w:val="18"/>
+        </w:rPr>
+        <w:t xml:space="preserve">      "department_id": "0e2c9f3a-…",</w:t>
+      </w:r>
+    </w:p>
+    <w:p>
+      <w:pPr>
+        <w:spacing w:after="0" w:before="0"/>
+        <w:ind w:left="283"/>
+      </w:pPr>
+      <w:r>
+        <w:rPr>
+          <w:rFonts w:ascii="Consolas" w:hAnsi="Consolas"/>
+          <w:color w:val="1F2A37"/>
+          <w:sz w:val="18"/>
+        </w:rPr>
+        <w:t xml:space="preserve">      "department_name": "бр. Петрова",</w:t>
+      </w:r>
+    </w:p>
+    <w:p>
+      <w:pPr>
+        <w:spacing w:after="0" w:before="0"/>
+        <w:ind w:left="283"/>
+      </w:pPr>
+      <w:r>
+        <w:rPr>
+          <w:rFonts w:ascii="Consolas" w:hAnsi="Consolas"/>
+          <w:color w:val="1F2A37"/>
+          <w:sz w:val="18"/>
+        </w:rPr>
+        <w:t xml:space="preserve">      "resolution_basis": "approval_department",</w:t>
+      </w:r>
+    </w:p>
+    <w:p>
+      <w:pPr>
+        <w:spacing w:after="0" w:before="0"/>
+        <w:ind w:left="283"/>
+      </w:pPr>
+      <w:r>
+        <w:rPr>
+          <w:rFonts w:ascii="Consolas" w:hAnsi="Consolas"/>
+          <w:color w:val="1F2A37"/>
+          <w:sz w:val="18"/>
+        </w:rPr>
+        <w:t xml:space="preserve">      "resolution_status": "resolved",</w:t>
+      </w:r>
+    </w:p>
+    <w:p>
+      <w:pPr>
+        <w:spacing w:after="0" w:before="0"/>
+        <w:ind w:left="283"/>
+      </w:pPr>
+      <w:r>
+        <w:rPr>
+          <w:rFonts w:ascii="Consolas" w:hAnsi="Consolas"/>
+          <w:color w:val="1F2A37"/>
+          <w:sz w:val="18"/>
+        </w:rPr>
+        <w:t xml:space="preserve">      "managers": [</w:t>
+      </w:r>
+    </w:p>
+    <w:p>
+      <w:pPr>
+        <w:spacing w:after="0" w:before="0"/>
+        <w:ind w:left="283"/>
+      </w:pPr>
+      <w:r>
+        <w:rPr>
+          <w:rFonts w:ascii="Consolas" w:hAnsi="Consolas"/>
+          <w:color w:val="1F2A37"/>
+          <w:sz w:val="18"/>
+        </w:rPr>
+        <w:t xml:space="preserve">        { "employee_id": 501, "full_name": "Петров Пётр Петрович",</w:t>
+      </w:r>
+    </w:p>
+    <w:p>
+      <w:pPr>
+        <w:spacing w:after="0" w:before="0"/>
+        <w:ind w:left="283"/>
+      </w:pPr>
+      <w:r>
+        <w:rPr>
+          <w:rFonts w:ascii="Consolas" w:hAnsi="Consolas"/>
+          <w:color w:val="1F2A37"/>
+          <w:sz w:val="18"/>
+        </w:rPr>
+        <w:t xml:space="preserve">          "source": "department_full_access",</w:t>
+      </w:r>
+    </w:p>
+    <w:p>
+      <w:pPr>
+        <w:spacing w:after="0" w:before="0"/>
+        <w:ind w:left="283"/>
+      </w:pPr>
+      <w:r>
+        <w:rPr>
+          <w:rFonts w:ascii="Consolas" w:hAnsi="Consolas"/>
+          <w:color w:val="1F2A37"/>
+          <w:sz w:val="18"/>
+        </w:rPr>
+        <w:t xml:space="preserve">          "employment_status": "active", "is_archived": false }</w:t>
+      </w:r>
+    </w:p>
+    <w:p>
+      <w:pPr>
+        <w:spacing w:after="0" w:before="0"/>
+        <w:ind w:left="283"/>
+      </w:pPr>
+      <w:r>
+        <w:rPr>
+          <w:rFonts w:ascii="Consolas" w:hAnsi="Consolas"/>
+          <w:color w:val="1F2A37"/>
+          <w:sz w:val="18"/>
+        </w:rPr>
+        <w:t xml:space="preserve">      ]</w:t>
+      </w:r>
+    </w:p>
+    <w:p>
+      <w:pPr>
+        <w:spacing w:after="0" w:before="0"/>
+        <w:ind w:left="283"/>
+      </w:pPr>
+      <w:r>
+        <w:rPr>
+          <w:rFonts w:ascii="Consolas" w:hAnsi="Consolas"/>
+          <w:color w:val="1F2A37"/>
+          <w:sz w:val="18"/>
+        </w:rPr>
+        <w:t xml:space="preserve">    }</w:t>
+      </w:r>
+    </w:p>
+    <w:p>
+      <w:pPr>
+        <w:spacing w:after="0" w:before="0"/>
+        <w:ind w:left="283"/>
+      </w:pPr>
+      <w:r>
+        <w:rPr>
+          <w:rFonts w:ascii="Consolas" w:hAnsi="Consolas"/>
+          <w:color w:val="1F2A37"/>
+          <w:sz w:val="18"/>
+        </w:rPr>
+        <w:t xml:space="preserve">  ],</w:t>
+      </w:r>
+    </w:p>
+    <w:p>
+      <w:pPr>
+        <w:spacing w:after="0" w:before="0"/>
+        <w:ind w:left="283"/>
+      </w:pPr>
+      <w:r>
+        <w:rPr>
+          <w:rFonts w:ascii="Consolas" w:hAnsi="Consolas"/>
+          <w:color w:val="1F2A37"/>
+          <w:sz w:val="18"/>
+        </w:rPr>
+        <w:t xml:space="preserve">  "meta": { "employees_count": 28, "without_manager": 7 }</w:t>
+      </w:r>
+    </w:p>
+    <w:p>
+      <w:pPr>
+        <w:spacing w:after="0" w:before="0"/>
+        <w:ind w:left="283"/>
+      </w:pPr>
+      <w:r>
+        <w:rPr>
+          <w:rFonts w:ascii="Consolas" w:hAnsi="Consolas"/>
+          <w:color w:val="1F2A37"/>
+          <w:sz w:val="18"/>
+        </w:rPr>
+        <w:t>}</w:t>
+      </w:r>
+    </w:p>
+    <w:p>
+      <w:r>
+        <w:rPr>
+          <w:b/>
+        </w:rPr>
+        <w:t>Метод ничего не пересчитывает</w:t>
+      </w:r>
+      <w:r>
+        <w:t xml:space="preserve"> — снимок заморожен вместе с редакцией, как и объекты.</w:t>
+      </w:r>
+    </w:p>
+    <w:p>
+      <w:r>
+        <w:t xml:space="preserve">Запрашивать с той же </w:t>
+      </w:r>
+      <w:r>
+        <w:rPr>
+          <w:rFonts w:ascii="Consolas" w:hAnsi="Consolas"/>
+          <w:sz w:val="19"/>
+        </w:rPr>
+        <w:t>revision</w:t>
+      </w:r>
+      <w:r>
+        <w:t>, что и табель.</w:t>
+      </w:r>
+    </w:p>
+    <w:p>
+      <w:r>
+        <w:t xml:space="preserve">Отдаётся руководитель </w:t>
+      </w:r>
+      <w:r>
+        <w:rPr>
+          <w:b/>
+        </w:rPr>
+        <w:t>того отдела, к которому сотрудник относится в этом табеле</w:t>
+      </w:r>
+      <w:r>
+        <w:t>.</w:t>
+      </w:r>
+    </w:p>
+    <w:p>
+      <w:r>
+        <w:t>Руководители родительских отделов, «ответственные согласующие» и подбор по должности не</w:t>
+      </w:r>
+    </w:p>
+    <w:p>
+      <w:r>
+        <w:t>используются: они подставили бы начальника из чужого подразделения.</w:t>
+      </w:r>
+    </w:p>
+    <w:p>
+      <w:pPr>
+        <w:pStyle w:val="Heading4"/>
+      </w:pPr>
+      <w:r>
+        <w:t>resolution_status</w:t>
+      </w:r>
+    </w:p>
+    <w:tbl>
+      <w:tblPr>
+        <w:tblStyle w:val="TableGrid"/>
+        <w:tblW w:type="auto" w:w="0"/>
+        <w:jc w:val="left"/>
+        <w:tblLook w:firstColumn="1" w:firstRow="1" w:lastColumn="0" w:lastRow="0" w:noHBand="0" w:noVBand="1" w:val="04A0"/>
+      </w:tblPr>
+      <w:tblGrid>
+        <w:gridCol w:w="2880"/>
+        <w:gridCol w:w="2880"/>
+        <w:gridCol w:w="2880"/>
+      </w:tblGrid>
+      <w:tr>
+        <w:tc>
+          <w:tcPr>
+            <w:tcW w:type="dxa" w:w="2880"/>
+          </w:tcPr>
+          <w:p>
+            <w:r>
+              <w:rPr>
+                <w:b/>
+              </w:rPr>
+            </w:r>
+            <w:r>
+              <w:rPr>
+                <w:b/>
+              </w:rPr>
+              <w:t>Значение</w:t>
+            </w:r>
+          </w:p>
+        </w:tc>
+        <w:tc>
+          <w:tcPr>
+            <w:tcW w:type="dxa" w:w="2880"/>
+          </w:tcPr>
+          <w:p>
+            <w:r>
+              <w:rPr>
+                <w:b/>
+              </w:rPr>
+            </w:r>
+            <w:r>
+              <w:rPr>
+                <w:b/>
+              </w:rPr>
+              <w:t>Смысл</w:t>
+            </w:r>
+          </w:p>
+        </w:tc>
+        <w:tc>
+          <w:tcPr>
+            <w:tcW w:type="dxa" w:w="2880"/>
+          </w:tcPr>
+          <w:p>
+            <w:r>
+              <w:rPr>
+                <w:b/>
+              </w:rPr>
+            </w:r>
+            <w:r>
+              <w:rPr>
+                <w:b/>
+              </w:rPr>
+              <w:t>Что делать</w:t>
+            </w:r>
+          </w:p>
+        </w:tc>
+      </w:tr>
+      <w:tr>
+        <w:tc>
+          <w:tcPr>
+            <w:tcW w:type="dxa" w:w="2880"/>
+          </w:tcPr>
+          <w:p>
+            <w:r/>
+            <w:r>
+              <w:rPr>
+                <w:rFonts w:ascii="Consolas" w:hAnsi="Consolas"/>
+                <w:sz w:val="19"/>
+              </w:rPr>
+              <w:t>resolved</w:t>
+            </w:r>
+          </w:p>
+        </w:tc>
+        <w:tc>
+          <w:tcPr>
+            <w:tcW w:type="dxa" w:w="2880"/>
+          </w:tcPr>
+          <w:p>
+            <w:r/>
+            <w:r>
+              <w:t>ровно один пригодный руководитель</w:t>
+            </w:r>
+          </w:p>
+        </w:tc>
+        <w:tc>
+          <w:tcPr>
+            <w:tcW w:type="dxa" w:w="2880"/>
+          </w:tcPr>
+          <w:p>
+            <w:r/>
+            <w:r>
+              <w:t>использовать</w:t>
+            </w:r>
+          </w:p>
+        </w:tc>
+      </w:tr>
+      <w:tr>
+        <w:tc>
+          <w:tcPr>
+            <w:tcW w:type="dxa" w:w="2880"/>
+          </w:tcPr>
+          <w:p>
+            <w:r/>
+            <w:r>
+              <w:rPr>
+                <w:rFonts w:ascii="Consolas" w:hAnsi="Consolas"/>
+                <w:sz w:val="19"/>
+              </w:rPr>
+              <w:t>multiple</w:t>
+            </w:r>
+          </w:p>
+        </w:tc>
+        <w:tc>
+          <w:tcPr>
+            <w:tcW w:type="dxa" w:w="2880"/>
+          </w:tcPr>
+          <w:p>
+            <w:r/>
+            <w:r>
+              <w:t>назначено несколько</w:t>
+            </w:r>
+          </w:p>
+        </w:tc>
+        <w:tc>
+          <w:tcPr>
+            <w:tcW w:type="dxa" w:w="2880"/>
+          </w:tcPr>
+          <w:p>
+            <w:r/>
+            <w:r>
+              <w:rPr>
+                <w:b/>
+              </w:rPr>
+              <w:t>выбирать первого нельзя</w:t>
+            </w:r>
+            <w:r>
+              <w:t xml:space="preserve"> — решать своим правилом либо оставить поле пустым</w:t>
+            </w:r>
+          </w:p>
+        </w:tc>
+      </w:tr>
+      <w:tr>
+        <w:tc>
+          <w:tcPr>
+            <w:tcW w:type="dxa" w:w="2880"/>
+          </w:tcPr>
+          <w:p>
+            <w:r/>
+            <w:r>
+              <w:rPr>
+                <w:rFonts w:ascii="Consolas" w:hAnsi="Consolas"/>
+                <w:sz w:val="19"/>
+              </w:rPr>
+              <w:t>not_configured</w:t>
+            </w:r>
+          </w:p>
+        </w:tc>
+        <w:tc>
+          <w:tcPr>
+            <w:tcW w:type="dxa" w:w="2880"/>
+          </w:tcPr>
+          <w:p>
+            <w:r/>
+            <w:r>
+              <w:t>отдел известен, руководитель не назначен</w:t>
+            </w:r>
+          </w:p>
+        </w:tc>
+        <w:tc>
+          <w:tcPr>
+            <w:tcW w:type="dxa" w:w="2880"/>
+          </w:tcPr>
+          <w:p>
+            <w:r/>
+            <w:r>
+              <w:t>штатная ситуация, поле пустое</w:t>
+            </w:r>
+          </w:p>
+        </w:tc>
+      </w:tr>
+      <w:tr>
+        <w:tc>
+          <w:tcPr>
+            <w:tcW w:type="dxa" w:w="2880"/>
+          </w:tcPr>
+          <w:p>
+            <w:r/>
+            <w:r>
+              <w:rPr>
+                <w:rFonts w:ascii="Consolas" w:hAnsi="Consolas"/>
+                <w:sz w:val="19"/>
+              </w:rPr>
+              <w:t>department_unknown</w:t>
+            </w:r>
+          </w:p>
+        </w:tc>
+        <w:tc>
+          <w:tcPr>
+            <w:tcW w:type="dxa" w:w="2880"/>
+          </w:tcPr>
+          <w:p>
+            <w:r/>
+            <w:r>
+              <w:t>отдел определить не удалось</w:t>
+            </w:r>
+          </w:p>
+        </w:tc>
+        <w:tc>
+          <w:tcPr>
+            <w:tcW w:type="dxa" w:w="2880"/>
+          </w:tcPr>
+          <w:p>
+            <w:r/>
+            <w:r>
+              <w:t>проблема данных, сообщить администратору ФОТ</w:t>
+            </w:r>
+          </w:p>
+        </w:tc>
+      </w:tr>
+      <w:tr>
+        <w:tc>
+          <w:tcPr>
+            <w:tcW w:type="dxa" w:w="2880"/>
+          </w:tcPr>
+          <w:p>
+            <w:r/>
+            <w:r>
+              <w:rPr>
+                <w:rFonts w:ascii="Consolas" w:hAnsi="Consolas"/>
+                <w:sz w:val="19"/>
+              </w:rPr>
+              <w:t>invalid_configuration</w:t>
+            </w:r>
+          </w:p>
+        </w:tc>
+        <w:tc>
+          <w:tcPr>
+            <w:tcW w:type="dxa" w:w="2880"/>
+          </w:tcPr>
+          <w:p>
+            <w:r/>
+            <w:r>
+              <w:t>назначения есть, но ни одного пригодного (уволен, архивен, нет в справочнике)</w:t>
+            </w:r>
+          </w:p>
+        </w:tc>
+        <w:tc>
+          <w:tcPr>
+            <w:tcW w:type="dxa" w:w="2880"/>
+          </w:tcPr>
+          <w:p>
+            <w:r/>
+            <w:r>
+              <w:t>запись остаётся в массиве, но автоматически использовать её нельзя</w:t>
+            </w:r>
+          </w:p>
+        </w:tc>
+      </w:tr>
+    </w:tbl>
+    <w:p/>
+    <w:p>
+      <w:r>
+        <w:rPr>
+          <w:b/>
+        </w:rPr>
+        <w:t>`managers: []` — это норма, а не ошибка.</w:t>
+      </w:r>
+      <w:r>
+        <w:t xml:space="preserve"> На момент внедрения руководитель не назначен</w:t>
+      </w:r>
+    </w:p>
+    <w:p>
+      <w:r>
+        <w:t xml:space="preserve">ни у «ЛИНИЯ», ни у «ЛИНИЯ-Общестрой», и по ним всегда придёт </w:t>
+      </w:r>
+      <w:r>
+        <w:rPr>
+          <w:rFonts w:ascii="Consolas" w:hAnsi="Consolas"/>
+          <w:sz w:val="19"/>
+        </w:rPr>
+        <w:t>not_configured</w:t>
+      </w:r>
+      <w:r>
+        <w:t>.</w:t>
+      </w:r>
+    </w:p>
+    <w:p>
+      <w:pPr>
+        <w:pStyle w:val="Heading4"/>
+      </w:pPr>
+      <w:r>
+        <w:t>Прочие правила</w:t>
+      </w:r>
+    </w:p>
+    <w:p>
+      <w:pPr>
+        <w:pStyle w:val="ListBullet"/>
+      </w:pPr>
+      <w:r>
+        <w:rPr>
+          <w:b/>
+        </w:rPr>
+        <w:t>Сопоставлять руководителя только по `employee_id`</w:t>
+      </w:r>
+      <w:r>
+        <w:t xml:space="preserve"> (реквизит </w:t>
+      </w:r>
+      <w:r>
+        <w:rPr>
+          <w:rFonts w:ascii="Consolas" w:hAnsi="Consolas"/>
+          <w:sz w:val="19"/>
+        </w:rPr>
+        <w:t>ID_FOT</w:t>
+      </w:r>
+      <w:r>
+        <w:t>). ФИО — исключительно</w:t>
+      </w:r>
+    </w:p>
+    <w:p>
+      <w:r>
+        <w:t>для отображения: полные однофамильцы существуют.</w:t>
+      </w:r>
+    </w:p>
+    <w:p>
+      <w:pPr>
+        <w:pStyle w:val="ListBullet"/>
+      </w:pPr>
+      <w:r>
+        <w:rPr>
+          <w:rFonts w:ascii="Consolas" w:hAnsi="Consolas"/>
+          <w:sz w:val="19"/>
+        </w:rPr>
+        <w:t>resolution_basis</w:t>
+      </w:r>
+      <w:r>
+        <w:t xml:space="preserve"> показывает, откуда взят отдел: </w:t>
+      </w:r>
+      <w:r>
+        <w:rPr>
+          <w:rFonts w:ascii="Consolas" w:hAnsi="Consolas"/>
+          <w:sz w:val="19"/>
+        </w:rPr>
+        <w:t>approval_department</w:t>
+      </w:r>
+      <w:r>
+        <w:t xml:space="preserve"> (из подачи отдела)</w:t>
+      </w:r>
+    </w:p>
+    <w:p>
+      <w:r>
+        <w:t xml:space="preserve">либо </w:t>
+      </w:r>
+      <w:r>
+        <w:rPr>
+          <w:rFonts w:ascii="Consolas" w:hAnsi="Consolas"/>
+          <w:sz w:val="19"/>
+        </w:rPr>
+        <w:t>employee_assignment_period</w:t>
+      </w:r>
+      <w:r>
+        <w:t xml:space="preserve"> (из истории назначений за период подачи).</w:t>
+      </w:r>
+    </w:p>
+    <w:p>
+      <w:pPr>
+        <w:pStyle w:val="ListBullet"/>
+      </w:pPr>
+      <w:r>
+        <w:t xml:space="preserve">Проблемные записи не скрываются, а помечаются </w:t>
+      </w:r>
+      <w:r>
+        <w:rPr>
+          <w:rFonts w:ascii="Consolas" w:hAnsi="Consolas"/>
+          <w:sz w:val="19"/>
+        </w:rPr>
+        <w:t>data_quality_issues</w:t>
+      </w:r>
+      <w:r>
+        <w:t>:</w:t>
+      </w:r>
+    </w:p>
+    <w:p>
+      <w:r>
+        <w:rPr>
+          <w:rFonts w:ascii="Consolas" w:hAnsi="Consolas"/>
+          <w:sz w:val="19"/>
+        </w:rPr>
+        <w:t>manager_dismissed</w:t>
+      </w:r>
+      <w:r>
+        <w:t xml:space="preserve">, </w:t>
+      </w:r>
+      <w:r>
+        <w:rPr>
+          <w:rFonts w:ascii="Consolas" w:hAnsi="Consolas"/>
+          <w:sz w:val="19"/>
+        </w:rPr>
+        <w:t>manager_archived</w:t>
+      </w:r>
+      <w:r>
+        <w:t xml:space="preserve">, </w:t>
+      </w:r>
+      <w:r>
+        <w:rPr>
+          <w:rFonts w:ascii="Consolas" w:hAnsi="Consolas"/>
+          <w:sz w:val="19"/>
+        </w:rPr>
+        <w:t>manager_metadata_missing</w:t>
+      </w:r>
+      <w:r>
+        <w:t>,</w:t>
+      </w:r>
+    </w:p>
+    <w:p>
+      <w:r>
+        <w:rPr>
+          <w:rFonts w:ascii="Consolas" w:hAnsi="Consolas"/>
+          <w:sz w:val="19"/>
+        </w:rPr>
+        <w:t>manager_name_looks_test</w:t>
+      </w:r>
+      <w:r>
+        <w:t xml:space="preserve"> — у руководителя; </w:t>
+      </w:r>
+      <w:r>
+        <w:rPr>
+          <w:rFonts w:ascii="Consolas" w:hAnsi="Consolas"/>
+          <w:sz w:val="19"/>
+        </w:rPr>
+        <w:t>department_changed_during_period</w:t>
+      </w:r>
+    </w:p>
+    <w:p>
+      <w:r>
+        <w:t xml:space="preserve">(внутри периода был перевод, взят отдел на конец), </w:t>
+      </w:r>
+      <w:r>
+        <w:rPr>
+          <w:rFonts w:ascii="Consolas" w:hAnsi="Consolas"/>
+          <w:sz w:val="19"/>
+        </w:rPr>
+        <w:t>department_history_missing</w:t>
+      </w:r>
+    </w:p>
+    <w:p>
+      <w:r>
+        <w:t xml:space="preserve">(отдел взят из карточки, а не из истории), </w:t>
+      </w:r>
+      <w:r>
+        <w:rPr>
+          <w:rFonts w:ascii="Consolas" w:hAnsi="Consolas"/>
+          <w:sz w:val="19"/>
+        </w:rPr>
+        <w:t>department_unknown</w:t>
+      </w:r>
+      <w:r>
+        <w:t xml:space="preserve"> — у сотрудника.</w:t>
+      </w:r>
+    </w:p>
+    <w:p>
+      <w:pPr>
+        <w:pStyle w:val="ListBullet"/>
+      </w:pPr>
+      <w:r>
+        <w:rPr>
+          <w:rFonts w:ascii="Consolas" w:hAnsi="Consolas"/>
+          <w:sz w:val="19"/>
+        </w:rPr>
+        <w:t>snapshot_source</w:t>
+      </w:r>
+      <w:r>
+        <w:t xml:space="preserve">: </w:t>
+      </w:r>
+      <w:r>
+        <w:rPr>
+          <w:rFonts w:ascii="Consolas" w:hAnsi="Consolas"/>
+          <w:sz w:val="19"/>
+        </w:rPr>
+        <w:t>materialize</w:t>
+      </w:r>
+      <w:r>
+        <w:t xml:space="preserve"> — состояние на момент </w:t>
+      </w:r>
+      <w:r>
+        <w:rPr>
+          <w:b/>
+        </w:rPr>
+        <w:t>создания редакции</w:t>
+      </w:r>
+      <w:r>
+        <w:t>;</w:t>
+      </w:r>
+    </w:p>
+    <w:p>
+      <w:r>
+        <w:rPr>
+          <w:rFonts w:ascii="Consolas" w:hAnsi="Consolas"/>
+          <w:sz w:val="19"/>
+        </w:rPr>
+        <w:t>backfill_current_state</w:t>
+      </w:r>
+      <w:r>
+        <w:t xml:space="preserve"> — состояние на момент дозаполнения старых редакций, то есть</w:t>
+      </w:r>
+    </w:p>
+    <w:p>
+      <w:r>
+        <w:t>заведомо позже закрытия табеля. Истории назначений руководителей в ФОТ нет вовсе,</w:t>
+      </w:r>
+    </w:p>
+    <w:p>
+      <w:r>
+        <w:t>поэтому «руководитель на даты табеля» не гарантируется ни в одном из случаев.</w:t>
+      </w:r>
+    </w:p>
+    <w:p>
+      <w:pPr>
+        <w:pStyle w:val="ListBullet"/>
+      </w:pPr>
+      <w:r>
+        <w:t xml:space="preserve">Смена руководителя в ФОТ </w:t>
+      </w:r>
+      <w:r>
+        <w:rPr>
+          <w:b/>
+        </w:rPr>
+        <w:t>не меняет уже закрытую редакцию</w:t>
+      </w:r>
+      <w:r>
+        <w:t>. Чтобы правка попала в 1С,</w:t>
+      </w:r>
+    </w:p>
+    <w:p>
+      <w:r>
+        <w:t xml:space="preserve">табель открывают и закрывают заново — появится новая </w:t>
+      </w:r>
+      <w:r>
+        <w:rPr>
+          <w:rFonts w:ascii="Consolas" w:hAnsi="Consolas"/>
+          <w:sz w:val="19"/>
+        </w:rPr>
+        <w:t>revision</w:t>
+      </w:r>
+      <w:r>
+        <w:t>.</w:t>
+      </w:r>
+    </w:p>
+    <w:p>
+      <w:pPr>
+        <w:pStyle w:val="Heading4"/>
+      </w:pPr>
+      <w:r>
+        <w:t>Отказ, при котором ACK слать нельзя</w:t>
+      </w:r>
+    </w:p>
+    <w:p>
+      <w:r>
+        <w:rPr>
+          <w:rFonts w:ascii="Consolas" w:hAnsi="Consolas"/>
+          <w:sz w:val="19"/>
+        </w:rPr>
+        <w:t>409 MANAGERS_NOT_AVAILABLE</w:t>
+      </w:r>
+      <w:r>
+        <w:t xml:space="preserve"> — редакция старше внедрения метода и не дозаполнена.</w:t>
+      </w:r>
+    </w:p>
+    <w:p>
+      <w:r>
+        <w:t>Пропустить подачу, повторить в следующем цикле. Прочие коды — те же, что у табеля.</w:t>
+      </w:r>
+    </w:p>
+    <w:p>
+      <w:pPr>
+        <w:pStyle w:val="Heading3"/>
+      </w:pPr>
+      <w:r>
+        <w:t>Шаг 3. Записать документ в 1С</w:t>
+      </w:r>
+    </w:p>
+    <w:p>
+      <w:r>
+        <w:t xml:space="preserve">Документ ищется по </w:t>
+      </w:r>
+      <w:r>
+        <w:rPr>
+          <w:rFonts w:ascii="Consolas" w:hAnsi="Consolas"/>
+          <w:sz w:val="19"/>
+        </w:rPr>
+        <w:t>approval_id</w:t>
+      </w:r>
+      <w:r>
+        <w:t xml:space="preserve"> и </w:t>
+      </w:r>
+      <w:r>
+        <w:rPr>
+          <w:b/>
+        </w:rPr>
+        <w:t>обновляется</w:t>
+      </w:r>
+      <w:r>
+        <w:t>, а не создаётся заново.</w:t>
+      </w:r>
+    </w:p>
+    <w:p>
+      <w:r>
+        <w:rPr>
+          <w:rFonts w:ascii="Consolas" w:hAnsi="Consolas"/>
+          <w:sz w:val="19"/>
+        </w:rPr>
+        <w:t>approval_id</w:t>
+      </w:r>
+      <w:r>
+        <w:t xml:space="preserve"> — постоянный идентификатор табеля, он не меняется между редакциями.</w:t>
+      </w:r>
+    </w:p>
+    <w:p>
+      <w:r>
+        <w:t>Вместе с часами по дням записываются объектные строки из шага 2а и руководители из</w:t>
+      </w:r>
+    </w:p>
+    <w:p>
+      <w:r>
+        <w:t xml:space="preserve">шага 2б; сохраняются </w:t>
+      </w:r>
+      <w:r>
+        <w:rPr>
+          <w:rFonts w:ascii="Consolas" w:hAnsi="Consolas"/>
+          <w:sz w:val="19"/>
+        </w:rPr>
+        <w:t>objects_content_hash</w:t>
+      </w:r>
+      <w:r>
+        <w:t xml:space="preserve"> и </w:t>
+      </w:r>
+      <w:r>
+        <w:rPr>
+          <w:rFonts w:ascii="Consolas" w:hAnsi="Consolas"/>
+          <w:sz w:val="19"/>
+        </w:rPr>
+        <w:t>managers_content_hash</w:t>
+      </w:r>
+      <w:r>
+        <w:t xml:space="preserve"> — по ним на</w:t>
+      </w:r>
+    </w:p>
+    <w:p>
+      <w:r>
+        <w:t>следующем цикле видно, что именно изменилось.</w:t>
+      </w:r>
+    </w:p>
+    <w:p>
+      <w:r>
+        <w:rPr>
+          <w:b/>
+        </w:rPr>
+        <w:t>Порядок обязателен.</w:t>
+      </w:r>
+      <w:r>
+        <w:t xml:space="preserve"> Сначала успешно получить все три ответа — табель, объекты и</w:t>
+      </w:r>
+    </w:p>
+    <w:p>
+      <w:r>
+        <w:t xml:space="preserve">руководителей, — и только потом писать документ и отправлять ACK. Любой </w:t>
+      </w:r>
+      <w:r>
+        <w:rPr>
+          <w:rFonts w:ascii="Consolas" w:hAnsi="Consolas"/>
+          <w:sz w:val="19"/>
+        </w:rPr>
+        <w:t>409</w:t>
+      </w:r>
+      <w:r>
+        <w:t xml:space="preserve"> на любом</w:t>
+      </w:r>
+    </w:p>
+    <w:p>
+      <w:r>
+        <w:t>из трёх шагов означает «пропустить подачу целиком, ACK не отправлять»: иначе документ</w:t>
+      </w:r>
+    </w:p>
+    <w:p>
+      <w:r>
+        <w:t>уйдёт неполным, а подача исчезнет из очереди, и никто об этом не узнает.</w:t>
+      </w:r>
+    </w:p>
+    <w:p>
+      <w:pPr>
+        <w:pStyle w:val="Heading3"/>
+      </w:pPr>
+      <w:r>
+        <w:t>Шаг 4. Подтвердить приём</w:t>
+      </w:r>
+    </w:p>
+    <w:p>
+      <w:pPr>
+        <w:spacing w:after="0" w:before="0"/>
+        <w:ind w:left="283"/>
+      </w:pPr>
+      <w:r>
+        <w:rPr>
+          <w:rFonts w:ascii="Consolas" w:hAnsi="Consolas"/>
+          <w:color w:val="1F2A37"/>
+          <w:sz w:val="18"/>
+        </w:rPr>
+        <w:t>POST /api/public/v1/timesheets/855/ack</w:t>
+      </w:r>
+    </w:p>
+    <w:p>
+      <w:pPr>
+        <w:spacing w:after="0" w:before="0"/>
+        <w:ind w:left="283"/>
+      </w:pPr>
+      <w:r>
+        <w:rPr>
+          <w:rFonts w:ascii="Consolas" w:hAnsi="Consolas"/>
+          <w:color w:val="1F2A37"/>
+          <w:sz w:val="18"/>
+        </w:rPr>
+        <w:t>Content-Type: application/json</w:t>
+      </w:r>
+    </w:p>
+    <w:p>
+      <w:pPr>
+        <w:spacing w:after="0" w:before="0"/>
+        <w:ind w:left="283"/>
+      </w:pPr>
+      <w:r>
+        <w:rPr>
+          <w:rFonts w:ascii="Consolas" w:hAnsi="Consolas"/>
+          <w:color w:val="1F2A37"/>
+          <w:sz w:val="18"/>
+        </w:rPr>
+        <w:t xml:space="preserve"> </w:t>
+      </w:r>
+    </w:p>
+    <w:p>
+      <w:pPr>
+        <w:spacing w:after="0" w:before="0"/>
+        <w:ind w:left="283"/>
+      </w:pPr>
+      <w:r>
+        <w:rPr>
+          <w:rFonts w:ascii="Consolas" w:hAnsi="Consolas"/>
+          <w:color w:val="1F2A37"/>
+          <w:sz w:val="18"/>
+        </w:rPr>
         <w:t>{ "revision": 2, "document_ref": "ТАБ-000123" }</w:t>
       </w:r>
     </w:p>
@@ -4121,11 +6046,26 @@
       </w:r>
     </w:p>
     <w:p>
+      <w:pPr>
+        <w:pStyle w:val="ListBullet"/>
+      </w:pPr>
+      <w:r>
+        <w:rPr>
+          <w:rFonts w:ascii="Consolas" w:hAnsi="Consolas"/>
+          <w:sz w:val="19"/>
+        </w:rPr>
+        <w:t>managers_content_hash</w:t>
+      </w:r>
+      <w:r>
+        <w:t xml:space="preserve"> — md5 руководителей, приходит в ответе шага 2б.</w:t>
+      </w:r>
+    </w:p>
+    <w:p>
       <w:r>
         <w:rPr>
           <w:b/>
         </w:rPr>
-        <w:t>Сверять нужно ОБА хэша.</w:t>
+        <w:t>Сверять нужно ВСЕ ТРИ хэша.</w:t>
       </w:r>
       <w:r>
         <w:t xml:space="preserve"> Совпадения одного </w:t>
@@ -4138,22 +6078,22 @@
         <w:t>content_hash</w:t>
       </w:r>
       <w:r>
-        <w:t xml:space="preserve"> уже недостаточно:</w:t>
-      </w:r>
-    </w:p>
-    <w:p>
-      <w:r>
-        <w:t>объектная разбивка может измениться при неизменных часах — например, часы дня</w:t>
-      </w:r>
-    </w:p>
-    <w:p>
-      <w:r>
-        <w:t>переставили с одного объекта на другой, а итог остался прежним. Такое изменение</w:t>
-      </w:r>
-    </w:p>
-    <w:p>
-      <w:r>
-        <w:t xml:space="preserve">всегда даёт новую </w:t>
+        <w:t xml:space="preserve"> недостаточно: при</w:t>
+      </w:r>
+    </w:p>
+    <w:p>
+      <w:r>
+        <w:t>неизменных часах могла измениться объектная разбивка (часы дня переставили с одного</w:t>
+      </w:r>
+    </w:p>
+    <w:p>
+      <w:r>
+        <w:t>объекта на другой, итог прежний) или руководитель отдела. Любое такое изменение даёт</w:t>
+      </w:r>
+    </w:p>
+    <w:p>
+      <w:r>
+        <w:t xml:space="preserve">новую </w:t>
       </w:r>
       <w:r>
         <w:rPr>
@@ -4186,7 +6126,7 @@
         <w:pStyle w:val="ListBullet"/>
       </w:pPr>
       <w:r>
-        <w:t>оба хэша совпали с принятыми — документ можно не перепроводить;</w:t>
+        <w:t>все три хэша совпали с принятыми — документ можно не перепроводить;</w:t>
       </w:r>
     </w:p>
     <w:p>
@@ -4194,7 +6134,7 @@
         <w:pStyle w:val="ListBullet"/>
       </w:pPr>
       <w:r>
-        <w:t>разошёлся любой из двух — перечитать и перепровести.</w:t>
+        <w:t>разошёлся любой из трёх — перечитать и перепровести.</w:t>
       </w:r>
     </w:p>
     <w:p>
@@ -4576,6 +6516,51 @@
                 <w:rFonts w:ascii="Consolas" w:hAnsi="Consolas"/>
                 <w:sz w:val="19"/>
               </w:rPr>
+              <w:t>409 MANAGERS_NOT_AVAILABLE</w:t>
+            </w:r>
+          </w:p>
+        </w:tc>
+        <w:tc>
+          <w:tcPr>
+            <w:tcW w:type="dxa" w:w="2880"/>
+          </w:tcPr>
+          <w:p>
+            <w:r/>
+            <w:r>
+              <w:t>Руководители редакции не сформированы (шаг 2б)</w:t>
+            </w:r>
+          </w:p>
+        </w:tc>
+        <w:tc>
+          <w:tcPr>
+            <w:tcW w:type="dxa" w:w="2880"/>
+          </w:tcPr>
+          <w:p>
+            <w:r/>
+            <w:r>
+              <w:t xml:space="preserve">Пропустить, </w:t>
+            </w:r>
+            <w:r>
+              <w:rPr>
+                <w:b/>
+              </w:rPr>
+              <w:t>ACK не слать</w:t>
+            </w:r>
+          </w:p>
+        </w:tc>
+      </w:tr>
+      <w:tr>
+        <w:tc>
+          <w:tcPr>
+            <w:tcW w:type="dxa" w:w="2880"/>
+          </w:tcPr>
+          <w:p>
+            <w:r/>
+            <w:r>
+              <w:rPr>
+                <w:rFonts w:ascii="Consolas" w:hAnsi="Consolas"/>
+                <w:sz w:val="19"/>
+              </w:rPr>
               <w:t>409 VERSION_NOT_AVAILABLE</w:t>
             </w:r>
           </w:p>
@@ -6202,7 +8187,7 @@
           <w:color w:val="1F2A37"/>
           <w:sz w:val="18"/>
         </w:rPr>
-        <w:t xml:space="preserve">            // Записываем документ. Ищем свой документ ПО approval_id, не по периоду и отделу.</w:t>
+        <w:t xml:space="preserve">            // Руководители отдела — той же редакции.</w:t>
       </w:r>
     </w:p>
     <w:p>
@@ -6216,7 +8201,7 @@
           <w:color w:val="1F2A37"/>
           <w:sz w:val="18"/>
         </w:rPr>
-        <w:t xml:space="preserve">            Успешно = ЗаписатьДокументТабеля(Табель.Тело, Объекты.Тело);</w:t>
+        <w:t xml:space="preserve">            Руководители = ЗапросТабелей("GET", "timesheets/" + Формат(ИдентификаторТабеля, "ЧГ=0")</w:t>
       </w:r>
     </w:p>
     <w:p>
@@ -6230,7 +8215,7 @@
           <w:color w:val="1F2A37"/>
           <w:sz w:val="18"/>
         </w:rPr>
-        <w:t xml:space="preserve">            Если Не Успешно Тогда</w:t>
+        <w:t xml:space="preserve">                + "/managers?revision=" + Формат(Табель.Тело["revision"], "ЧГ=0"));</w:t>
       </w:r>
     </w:p>
     <w:p>
@@ -6244,7 +8229,7 @@
           <w:color w:val="1F2A37"/>
           <w:sz w:val="18"/>
         </w:rPr>
-        <w:t xml:space="preserve">                Продолжить;   // ACK не отправляем — заберём в следующем цикле</w:t>
+        <w:t xml:space="preserve"> </w:t>
       </w:r>
     </w:p>
     <w:p>
@@ -6258,7 +8243,7 @@
           <w:color w:val="1F2A37"/>
           <w:sz w:val="18"/>
         </w:rPr>
-        <w:t xml:space="preserve">            КонецЕсли;</w:t>
+        <w:t xml:space="preserve">            // 409 здесь — MANAGERS_NOT_AVAILABLE. ACK слать НЕЛЬЗЯ.</w:t>
       </w:r>
     </w:p>
     <w:p>
@@ -6272,7 +8257,7 @@
           <w:color w:val="1F2A37"/>
           <w:sz w:val="18"/>
         </w:rPr>
-        <w:t xml:space="preserve"> </w:t>
+        <w:t xml:space="preserve">            Если Руководители.Код &lt;&gt; 200 Тогда</w:t>
       </w:r>
     </w:p>
     <w:p>
@@ -6286,7 +8271,7 @@
           <w:color w:val="1F2A37"/>
           <w:sz w:val="18"/>
         </w:rPr>
-        <w:t xml:space="preserve">            ТелоACK = Новый Структура;</w:t>
+        <w:t xml:space="preserve">                Продолжить;</w:t>
       </w:r>
     </w:p>
     <w:p>
@@ -6300,7 +8285,7 @@
           <w:color w:val="1F2A37"/>
           <w:sz w:val="18"/>
         </w:rPr>
-        <w:t xml:space="preserve">            ТелоACK.Вставить("revision", Табель.Тело["revision"]);</w:t>
+        <w:t xml:space="preserve">            КонецЕсли;</w:t>
       </w:r>
     </w:p>
     <w:p>
@@ -6314,7 +8299,7 @@
           <w:color w:val="1F2A37"/>
           <w:sz w:val="18"/>
         </w:rPr>
-        <w:t xml:space="preserve">            ТелоACK.Вставить("document_ref", "ТАБ-" + Формат(ИдентификаторТабеля, "ЧГ=0"));</w:t>
+        <w:t xml:space="preserve"> </w:t>
       </w:r>
     </w:p>
     <w:p>
@@ -6328,7 +8313,7 @@
           <w:color w:val="1F2A37"/>
           <w:sz w:val="18"/>
         </w:rPr>
-        <w:t xml:space="preserve"> </w:t>
+        <w:t xml:space="preserve">            // Все три ответа получены — только теперь пишем документ.</w:t>
       </w:r>
     </w:p>
     <w:p>
@@ -6342,7 +8327,7 @@
           <w:color w:val="1F2A37"/>
           <w:sz w:val="18"/>
         </w:rPr>
-        <w:t xml:space="preserve">            Подтверждение = ЗапросТабелей("POST",</w:t>
+        <w:t xml:space="preserve">            Успешно = ЗаписатьДокументТабеля(Табель.Тело, Объекты.Тело, Руководители.Тело);</w:t>
       </w:r>
     </w:p>
     <w:p>
@@ -6356,7 +8341,7 @@
           <w:color w:val="1F2A37"/>
           <w:sz w:val="18"/>
         </w:rPr>
-        <w:t xml:space="preserve">                "timesheets/" + Формат(ИдентификаторТабеля, "ЧГ=0") + "/ack", ТелоACK);</w:t>
+        <w:t xml:space="preserve">            Если Не Успешно Тогда</w:t>
       </w:r>
     </w:p>
     <w:p>
@@ -6370,7 +8355,7 @@
           <w:color w:val="1F2A37"/>
           <w:sz w:val="18"/>
         </w:rPr>
-        <w:t xml:space="preserve"> </w:t>
+        <w:t xml:space="preserve">                Продолжить;   // ACK не отправляем — заберём в следующем цикле</w:t>
       </w:r>
     </w:p>
     <w:p>
@@ -6384,7 +8369,7 @@
           <w:color w:val="1F2A37"/>
           <w:sz w:val="18"/>
         </w:rPr>
-        <w:t xml:space="preserve">            // Пока писали документ, табель успели закрыть заново — появилась новая редакция.</w:t>
+        <w:t xml:space="preserve">            КонецЕсли;</w:t>
       </w:r>
     </w:p>
     <w:p>
@@ -6398,7 +8383,7 @@
           <w:color w:val="1F2A37"/>
           <w:sz w:val="18"/>
         </w:rPr>
-        <w:t xml:space="preserve">            Если Подтверждение.Код = 409 Тогда</w:t>
+        <w:t xml:space="preserve"> </w:t>
       </w:r>
     </w:p>
     <w:p>
@@ -6412,7 +8397,7 @@
           <w:color w:val="1F2A37"/>
           <w:sz w:val="18"/>
         </w:rPr>
-        <w:t xml:space="preserve">                ЗаписьЖурналаРегистрации("ФОТ.Табели", УровеньЖурналаРегистрации.Предупреждение,</w:t>
+        <w:t xml:space="preserve">            ТелоACK = Новый Структура;</w:t>
       </w:r>
     </w:p>
     <w:p>
@@ -6426,7 +8411,7 @@
           <w:color w:val="1F2A37"/>
           <w:sz w:val="18"/>
         </w:rPr>
-        <w:t xml:space="preserve">                    , , "Табель " + ИдентификаторТабеля + " изменился, заберём заново");</w:t>
+        <w:t xml:space="preserve">            ТелоACK.Вставить("revision", Табель.Тело["revision"]);</w:t>
       </w:r>
     </w:p>
     <w:p>
@@ -6440,7 +8425,7 @@
           <w:color w:val="1F2A37"/>
           <w:sz w:val="18"/>
         </w:rPr>
-        <w:t xml:space="preserve">            КонецЕсли;</w:t>
+        <w:t xml:space="preserve">            ТелоACK.Вставить("document_ref", "ТАБ-" + Формат(ИдентификаторТабеля, "ЧГ=0"));</w:t>
       </w:r>
     </w:p>
     <w:p>
@@ -6468,7 +8453,7 @@
           <w:color w:val="1F2A37"/>
           <w:sz w:val="18"/>
         </w:rPr>
-        <w:t xml:space="preserve">        КонецЦикла;</w:t>
+        <w:t xml:space="preserve">            Подтверждение = ЗапросТабелей("POST",</w:t>
       </w:r>
     </w:p>
     <w:p>
@@ -6482,7 +8467,7 @@
           <w:color w:val="1F2A37"/>
           <w:sz w:val="18"/>
         </w:rPr>
-        <w:t xml:space="preserve"> </w:t>
+        <w:t xml:space="preserve">                "timesheets/" + Формат(ИдентификаторТабеля, "ЧГ=0") + "/ack", ТелоACK);</w:t>
       </w:r>
     </w:p>
     <w:p>
@@ -6496,7 +8481,7 @@
           <w:color w:val="1F2A37"/>
           <w:sz w:val="18"/>
         </w:rPr>
-        <w:t xml:space="preserve">        Курсор = Список.Тело["next_cursor"];</w:t>
+        <w:t xml:space="preserve"> </w:t>
       </w:r>
     </w:p>
     <w:p>
@@ -6510,7 +8495,7 @@
           <w:color w:val="1F2A37"/>
           <w:sz w:val="18"/>
         </w:rPr>
-        <w:t xml:space="preserve">        Если Курсор = Неопределено Тогда</w:t>
+        <w:t xml:space="preserve">            // Пока писали документ, табель успели закрыть заново — появилась новая редакция.</w:t>
       </w:r>
     </w:p>
     <w:p>
@@ -6524,7 +8509,7 @@
           <w:color w:val="1F2A37"/>
           <w:sz w:val="18"/>
         </w:rPr>
-        <w:t xml:space="preserve">            Прервать;</w:t>
+        <w:t xml:space="preserve">            Если Подтверждение.Код = 409 Тогда</w:t>
       </w:r>
     </w:p>
     <w:p>
@@ -6538,7 +8523,7 @@
           <w:color w:val="1F2A37"/>
           <w:sz w:val="18"/>
         </w:rPr>
-        <w:t xml:space="preserve">        КонецЕсли;</w:t>
+        <w:t xml:space="preserve">                ЗаписьЖурналаРегистрации("ФОТ.Табели", УровеньЖурналаРегистрации.Предупреждение,</w:t>
       </w:r>
     </w:p>
     <w:p>
@@ -6552,7 +8537,7 @@
           <w:color w:val="1F2A37"/>
           <w:sz w:val="18"/>
         </w:rPr>
-        <w:t xml:space="preserve"> </w:t>
+        <w:t xml:space="preserve">                    , , "Табель " + ИдентификаторТабеля + " изменился, заберём заново");</w:t>
       </w:r>
     </w:p>
     <w:p>
@@ -6566,7 +8551,7 @@
           <w:color w:val="1F2A37"/>
           <w:sz w:val="18"/>
         </w:rPr>
-        <w:t xml:space="preserve">    КонецЦикла;</w:t>
+        <w:t xml:space="preserve">            КонецЕсли;</w:t>
       </w:r>
     </w:p>
     <w:p>
@@ -6594,34 +8579,7 @@
           <w:color w:val="1F2A37"/>
           <w:sz w:val="18"/>
         </w:rPr>
-        <w:t>КонецПроцедуры</w:t>
-      </w:r>
-    </w:p>
-    <w:p>
-      <w:r>
-        <w:t xml:space="preserve">Запись документа — эскиз: сотрудники ищутся по </w:t>
-      </w:r>
-      <w:r>
-        <w:rPr>
-          <w:rFonts w:ascii="Consolas" w:hAnsi="Consolas"/>
-          <w:sz w:val="19"/>
-        </w:rPr>
-        <w:t>ID_FOT</w:t>
-      </w:r>
-      <w:r>
-        <w:t>, строки с</w:t>
-      </w:r>
-    </w:p>
-    <w:p>
-      <w:r>
-        <w:rPr>
-          <w:rFonts w:ascii="Consolas" w:hAnsi="Consolas"/>
-          <w:sz w:val="19"/>
-        </w:rPr>
-        <w:t>zero_activity = true</w:t>
-      </w:r>
-      <w:r>
-        <w:t xml:space="preserve"> пропускаются, объектные часы берутся из ответа шага 2а.</w:t>
+        <w:t xml:space="preserve">        КонецЦикла;</w:t>
       </w:r>
     </w:p>
     <w:p>
@@ -6635,7 +8593,7 @@
           <w:color w:val="1F2A37"/>
           <w:sz w:val="18"/>
         </w:rPr>
-        <w:t>Функция ЗаписатьДокументТабеля(Данные, ДанныеОбъектов)</w:t>
+        <w:t xml:space="preserve"> </w:t>
       </w:r>
     </w:p>
     <w:p>
@@ -6649,7 +8607,7 @@
           <w:color w:val="1F2A37"/>
           <w:sz w:val="18"/>
         </w:rPr>
-        <w:t xml:space="preserve"> </w:t>
+        <w:t xml:space="preserve">        Курсор = Список.Тело["next_cursor"];</w:t>
       </w:r>
     </w:p>
     <w:p>
@@ -6663,7 +8621,7 @@
           <w:color w:val="1F2A37"/>
           <w:sz w:val="18"/>
         </w:rPr>
-        <w:t xml:space="preserve">    // Объектные строки — по employee_id. Сумма часов по объектам за день равна</w:t>
+        <w:t xml:space="preserve">        Если Курсор = Неопределено Тогда</w:t>
       </w:r>
     </w:p>
     <w:p>
@@ -6677,7 +8635,7 @@
           <w:color w:val="1F2A37"/>
           <w:sz w:val="18"/>
         </w:rPr>
-        <w:t xml:space="preserve">    // часам того же дня в табеле, поэтому дублирования не возникает.</w:t>
+        <w:t xml:space="preserve">            Прервать;</w:t>
       </w:r>
     </w:p>
     <w:p>
@@ -6691,7 +8649,7 @@
           <w:color w:val="1F2A37"/>
           <w:sz w:val="18"/>
         </w:rPr>
-        <w:t xml:space="preserve">    ОбъектыПоСотруднику = Новый Соответствие;</w:t>
+        <w:t xml:space="preserve">        КонецЕсли;</w:t>
       </w:r>
     </w:p>
     <w:p>
@@ -6705,7 +8663,7 @@
           <w:color w:val="1F2A37"/>
           <w:sz w:val="18"/>
         </w:rPr>
-        <w:t xml:space="preserve">    Для Каждого Строка Из ДанныеОбъектов["employees"] Цикл</w:t>
+        <w:t xml:space="preserve"> </w:t>
       </w:r>
     </w:p>
     <w:p>
@@ -6719,7 +8677,7 @@
           <w:color w:val="1F2A37"/>
           <w:sz w:val="18"/>
         </w:rPr>
-        <w:t xml:space="preserve">        ОбъектыПоСотруднику.Вставить(Строка["employee_id"], Строка["objects"]);</w:t>
+        <w:t xml:space="preserve">    КонецЦикла;</w:t>
       </w:r>
     </w:p>
     <w:p>
@@ -6733,7 +8691,7 @@
           <w:color w:val="1F2A37"/>
           <w:sz w:val="18"/>
         </w:rPr>
-        <w:t xml:space="preserve">    КонецЦикла;</w:t>
+        <w:t xml:space="preserve"> </w:t>
       </w:r>
     </w:p>
     <w:p>
@@ -6747,7 +8705,34 @@
           <w:color w:val="1F2A37"/>
           <w:sz w:val="18"/>
         </w:rPr>
-        <w:t xml:space="preserve"> </w:t>
+        <w:t>КонецПроцедуры</w:t>
+      </w:r>
+    </w:p>
+    <w:p>
+      <w:r>
+        <w:t xml:space="preserve">Запись документа — эскиз: сотрудники ищутся по </w:t>
+      </w:r>
+      <w:r>
+        <w:rPr>
+          <w:rFonts w:ascii="Consolas" w:hAnsi="Consolas"/>
+          <w:sz w:val="19"/>
+        </w:rPr>
+        <w:t>ID_FOT</w:t>
+      </w:r>
+      <w:r>
+        <w:t>, строки с</w:t>
+      </w:r>
+    </w:p>
+    <w:p>
+      <w:r>
+        <w:rPr>
+          <w:rFonts w:ascii="Consolas" w:hAnsi="Consolas"/>
+          <w:sz w:val="19"/>
+        </w:rPr>
+        <w:t>zero_activity = true</w:t>
+      </w:r>
+      <w:r>
+        <w:t xml:space="preserve"> пропускаются, объектные часы берутся из ответа шага 2а.</w:t>
       </w:r>
     </w:p>
     <w:p>
@@ -6761,7 +8746,7 @@
           <w:color w:val="1F2A37"/>
           <w:sz w:val="18"/>
         </w:rPr>
-        <w:t xml:space="preserve">    Для Каждого Сотрудник Из Данные["employees"] Цикл</w:t>
+        <w:t>Функция ЗаписатьДокументТабеля(Данные, ДанныеОбъектов, ДанныеРуководителей)</w:t>
       </w:r>
     </w:p>
     <w:p>
@@ -6789,7 +8774,7 @@
           <w:color w:val="1F2A37"/>
           <w:sz w:val="18"/>
         </w:rPr>
-        <w:t xml:space="preserve">        Если Сотрудник["zero_activity"] Тогда</w:t>
+        <w:t xml:space="preserve">    // Объектные строки — по employee_id. Сумма часов по объектам за день равна</w:t>
       </w:r>
     </w:p>
     <w:p>
@@ -6803,7 +8788,7 @@
           <w:color w:val="1F2A37"/>
           <w:sz w:val="18"/>
         </w:rPr>
-        <w:t xml:space="preserve">            Продолжить;   // не проходит по СКУД — в документ не переносим</w:t>
+        <w:t xml:space="preserve">    // часам того же дня в табеле, поэтому дублирования не возникает.</w:t>
       </w:r>
     </w:p>
     <w:p>
@@ -6817,7 +8802,7 @@
           <w:color w:val="1F2A37"/>
           <w:sz w:val="18"/>
         </w:rPr>
-        <w:t xml:space="preserve">        КонецЕсли;</w:t>
+        <w:t xml:space="preserve">    ОбъектыПоСотруднику = Новый Соответствие;</w:t>
       </w:r>
     </w:p>
     <w:p>
@@ -6831,7 +8816,7 @@
           <w:color w:val="1F2A37"/>
           <w:sz w:val="18"/>
         </w:rPr>
-        <w:t xml:space="preserve"> </w:t>
+        <w:t xml:space="preserve">    Для Каждого Строка Из ДанныеОбъектов["employees"] Цикл</w:t>
       </w:r>
     </w:p>
     <w:p>
@@ -6845,7 +8830,7 @@
           <w:color w:val="1F2A37"/>
           <w:sz w:val="18"/>
         </w:rPr>
-        <w:t xml:space="preserve">        КодФОТ = Сотрудник["identity"]["employee_id"];</w:t>
+        <w:t xml:space="preserve">        ОбъектыПоСотруднику.Вставить(Строка["employee_id"], Строка["objects"]);</w:t>
       </w:r>
     </w:p>
     <w:p>
@@ -6859,7 +8844,7 @@
           <w:color w:val="1F2A37"/>
           <w:sz w:val="18"/>
         </w:rPr>
-        <w:t xml:space="preserve">        СсылкаСотрудника = Справочники.Сотрудники.НайтиПоРеквизиту("ID_FOT", КодФОТ);</w:t>
+        <w:t xml:space="preserve">    КонецЦикла;</w:t>
       </w:r>
     </w:p>
     <w:p>
@@ -6887,7 +8872,7 @@
           <w:color w:val="1F2A37"/>
           <w:sz w:val="18"/>
         </w:rPr>
-        <w:t xml:space="preserve">        Если СсылкаСотрудника.Пустая() Тогда</w:t>
+        <w:t xml:space="preserve">    // Руководитель отдела. Пустой массив — руководитель не назначен, это норма.</w:t>
       </w:r>
     </w:p>
     <w:p>
@@ -6901,7 +8886,7 @@
           <w:color w:val="1F2A37"/>
           <w:sz w:val="18"/>
         </w:rPr>
-        <w:t xml:space="preserve">            ЗаписьЖурналаРегистрации("ФОТ.Табели", УровеньЖурналаРегистрации.Предупреждение,</w:t>
+        <w:t xml:space="preserve">    РуководителиПоСотруднику = Новый Соответствие;</w:t>
       </w:r>
     </w:p>
     <w:p>
@@ -6915,7 +8900,7 @@
           <w:color w:val="1F2A37"/>
           <w:sz w:val="18"/>
         </w:rPr>
-        <w:t xml:space="preserve">                , , "Не сопоставлен ID_FOT = " + КодФОТ</w:t>
+        <w:t xml:space="preserve">    Для Каждого Строка Из ДанныеРуководителей["employees"] Цикл</w:t>
       </w:r>
     </w:p>
     <w:p>
@@ -6929,7 +8914,7 @@
           <w:color w:val="1F2A37"/>
           <w:sz w:val="18"/>
         </w:rPr>
-        <w:t xml:space="preserve">                    + " (" + Сотрудник["identity"]["full_name"] + ")");</w:t>
+        <w:t xml:space="preserve">        РуководителиПоСотруднику.Вставить(Строка["employee_id"], Строка);</w:t>
       </w:r>
     </w:p>
     <w:p>
@@ -6943,7 +8928,7 @@
           <w:color w:val="1F2A37"/>
           <w:sz w:val="18"/>
         </w:rPr>
-        <w:t xml:space="preserve">            Продолжить;</w:t>
+        <w:t xml:space="preserve">    КонецЦикла;</w:t>
       </w:r>
     </w:p>
     <w:p>
@@ -6957,7 +8942,7 @@
           <w:color w:val="1F2A37"/>
           <w:sz w:val="18"/>
         </w:rPr>
-        <w:t xml:space="preserve">        КонецЕсли;</w:t>
+        <w:t xml:space="preserve"> </w:t>
       </w:r>
     </w:p>
     <w:p>
@@ -6971,7 +8956,7 @@
           <w:color w:val="1F2A37"/>
           <w:sz w:val="18"/>
         </w:rPr>
-        <w:t xml:space="preserve"> </w:t>
+        <w:t xml:space="preserve">    Для Каждого Сотрудник Из Данные["employees"] Цикл</w:t>
       </w:r>
     </w:p>
     <w:p>
@@ -6985,7 +8970,7 @@
           <w:color w:val="1F2A37"/>
           <w:sz w:val="18"/>
         </w:rPr>
-        <w:t xml:space="preserve">        Для Каждого День Из Сотрудник["days"] Цикл</w:t>
+        <w:t xml:space="preserve"> </w:t>
       </w:r>
     </w:p>
     <w:p>
@@ -6999,7 +8984,7 @@
           <w:color w:val="1F2A37"/>
           <w:sz w:val="18"/>
         </w:rPr>
-        <w:t xml:space="preserve">            // День.Ключ — дата "ГГГГ-ММ-ДД", День.Значение — { status, hours, ... }</w:t>
+        <w:t xml:space="preserve">        Если Сотрудник["zero_activity"] Тогда</w:t>
       </w:r>
     </w:p>
     <w:p>
@@ -7013,7 +8998,385 @@
           <w:color w:val="1F2A37"/>
           <w:sz w:val="18"/>
         </w:rPr>
+        <w:t xml:space="preserve">            Продолжить;   // не проходит по СКУД — в документ не переносим</w:t>
+      </w:r>
+    </w:p>
+    <w:p>
+      <w:pPr>
+        <w:spacing w:after="0" w:before="0"/>
+        <w:ind w:left="283"/>
+      </w:pPr>
+      <w:r>
+        <w:rPr>
+          <w:rFonts w:ascii="Consolas" w:hAnsi="Consolas"/>
+          <w:color w:val="1F2A37"/>
+          <w:sz w:val="18"/>
+        </w:rPr>
+        <w:t xml:space="preserve">        КонецЕсли;</w:t>
+      </w:r>
+    </w:p>
+    <w:p>
+      <w:pPr>
+        <w:spacing w:after="0" w:before="0"/>
+        <w:ind w:left="283"/>
+      </w:pPr>
+      <w:r>
+        <w:rPr>
+          <w:rFonts w:ascii="Consolas" w:hAnsi="Consolas"/>
+          <w:color w:val="1F2A37"/>
+          <w:sz w:val="18"/>
+        </w:rPr>
+        <w:t xml:space="preserve"> </w:t>
+      </w:r>
+    </w:p>
+    <w:p>
+      <w:pPr>
+        <w:spacing w:after="0" w:before="0"/>
+        <w:ind w:left="283"/>
+      </w:pPr>
+      <w:r>
+        <w:rPr>
+          <w:rFonts w:ascii="Consolas" w:hAnsi="Consolas"/>
+          <w:color w:val="1F2A37"/>
+          <w:sz w:val="18"/>
+        </w:rPr>
+        <w:t xml:space="preserve">        КодФОТ = Сотрудник["identity"]["employee_id"];</w:t>
+      </w:r>
+    </w:p>
+    <w:p>
+      <w:pPr>
+        <w:spacing w:after="0" w:before="0"/>
+        <w:ind w:left="283"/>
+      </w:pPr>
+      <w:r>
+        <w:rPr>
+          <w:rFonts w:ascii="Consolas" w:hAnsi="Consolas"/>
+          <w:color w:val="1F2A37"/>
+          <w:sz w:val="18"/>
+        </w:rPr>
+        <w:t xml:space="preserve">        СсылкаСотрудника = Справочники.Сотрудники.НайтиПоРеквизиту("ID_FOT", КодФОТ);</w:t>
+      </w:r>
+    </w:p>
+    <w:p>
+      <w:pPr>
+        <w:spacing w:after="0" w:before="0"/>
+        <w:ind w:left="283"/>
+      </w:pPr>
+      <w:r>
+        <w:rPr>
+          <w:rFonts w:ascii="Consolas" w:hAnsi="Consolas"/>
+          <w:color w:val="1F2A37"/>
+          <w:sz w:val="18"/>
+        </w:rPr>
+        <w:t xml:space="preserve"> </w:t>
+      </w:r>
+    </w:p>
+    <w:p>
+      <w:pPr>
+        <w:spacing w:after="0" w:before="0"/>
+        <w:ind w:left="283"/>
+      </w:pPr>
+      <w:r>
+        <w:rPr>
+          <w:rFonts w:ascii="Consolas" w:hAnsi="Consolas"/>
+          <w:color w:val="1F2A37"/>
+          <w:sz w:val="18"/>
+        </w:rPr>
+        <w:t xml:space="preserve">        Если СсылкаСотрудника.Пустая() Тогда</w:t>
+      </w:r>
+    </w:p>
+    <w:p>
+      <w:pPr>
+        <w:spacing w:after="0" w:before="0"/>
+        <w:ind w:left="283"/>
+      </w:pPr>
+      <w:r>
+        <w:rPr>
+          <w:rFonts w:ascii="Consolas" w:hAnsi="Consolas"/>
+          <w:color w:val="1F2A37"/>
+          <w:sz w:val="18"/>
+        </w:rPr>
+        <w:t xml:space="preserve">            ЗаписьЖурналаРегистрации("ФОТ.Табели", УровеньЖурналаРегистрации.Предупреждение,</w:t>
+      </w:r>
+    </w:p>
+    <w:p>
+      <w:pPr>
+        <w:spacing w:after="0" w:before="0"/>
+        <w:ind w:left="283"/>
+      </w:pPr>
+      <w:r>
+        <w:rPr>
+          <w:rFonts w:ascii="Consolas" w:hAnsi="Consolas"/>
+          <w:color w:val="1F2A37"/>
+          <w:sz w:val="18"/>
+        </w:rPr>
+        <w:t xml:space="preserve">                , , "Не сопоставлен ID_FOT = " + КодФОТ</w:t>
+      </w:r>
+    </w:p>
+    <w:p>
+      <w:pPr>
+        <w:spacing w:after="0" w:before="0"/>
+        <w:ind w:left="283"/>
+      </w:pPr>
+      <w:r>
+        <w:rPr>
+          <w:rFonts w:ascii="Consolas" w:hAnsi="Consolas"/>
+          <w:color w:val="1F2A37"/>
+          <w:sz w:val="18"/>
+        </w:rPr>
+        <w:t xml:space="preserve">                    + " (" + Сотрудник["identity"]["full_name"] + ")");</w:t>
+      </w:r>
+    </w:p>
+    <w:p>
+      <w:pPr>
+        <w:spacing w:after="0" w:before="0"/>
+        <w:ind w:left="283"/>
+      </w:pPr>
+      <w:r>
+        <w:rPr>
+          <w:rFonts w:ascii="Consolas" w:hAnsi="Consolas"/>
+          <w:color w:val="1F2A37"/>
+          <w:sz w:val="18"/>
+        </w:rPr>
+        <w:t xml:space="preserve">            Продолжить;</w:t>
+      </w:r>
+    </w:p>
+    <w:p>
+      <w:pPr>
+        <w:spacing w:after="0" w:before="0"/>
+        <w:ind w:left="283"/>
+      </w:pPr>
+      <w:r>
+        <w:rPr>
+          <w:rFonts w:ascii="Consolas" w:hAnsi="Consolas"/>
+          <w:color w:val="1F2A37"/>
+          <w:sz w:val="18"/>
+        </w:rPr>
+        <w:t xml:space="preserve">        КонецЕсли;</w:t>
+      </w:r>
+    </w:p>
+    <w:p>
+      <w:pPr>
+        <w:spacing w:after="0" w:before="0"/>
+        <w:ind w:left="283"/>
+      </w:pPr>
+      <w:r>
+        <w:rPr>
+          <w:rFonts w:ascii="Consolas" w:hAnsi="Consolas"/>
+          <w:color w:val="1F2A37"/>
+          <w:sz w:val="18"/>
+        </w:rPr>
+        <w:t xml:space="preserve"> </w:t>
+      </w:r>
+    </w:p>
+    <w:p>
+      <w:pPr>
+        <w:spacing w:after="0" w:before="0"/>
+        <w:ind w:left="283"/>
+      </w:pPr>
+      <w:r>
+        <w:rPr>
+          <w:rFonts w:ascii="Consolas" w:hAnsi="Consolas"/>
+          <w:color w:val="1F2A37"/>
+          <w:sz w:val="18"/>
+        </w:rPr>
+        <w:t xml:space="preserve">        Для Каждого День Из Сотрудник["days"] Цикл</w:t>
+      </w:r>
+    </w:p>
+    <w:p>
+      <w:pPr>
+        <w:spacing w:after="0" w:before="0"/>
+        <w:ind w:left="283"/>
+      </w:pPr>
+      <w:r>
+        <w:rPr>
+          <w:rFonts w:ascii="Consolas" w:hAnsi="Consolas"/>
+          <w:color w:val="1F2A37"/>
+          <w:sz w:val="18"/>
+        </w:rPr>
+        <w:t xml:space="preserve">            // День.Ключ — дата "ГГГГ-ММ-ДД", День.Значение — { status, hours, ... }</w:t>
+      </w:r>
+    </w:p>
+    <w:p>
+      <w:pPr>
+        <w:spacing w:after="0" w:before="0"/>
+        <w:ind w:left="283"/>
+      </w:pPr>
+      <w:r>
+        <w:rPr>
+          <w:rFonts w:ascii="Consolas" w:hAnsi="Consolas"/>
+          <w:color w:val="1F2A37"/>
+          <w:sz w:val="18"/>
+        </w:rPr>
         <w:t xml:space="preserve">        КонецЦикла;</w:t>
+      </w:r>
+    </w:p>
+    <w:p>
+      <w:pPr>
+        <w:spacing w:after="0" w:before="0"/>
+        <w:ind w:left="283"/>
+      </w:pPr>
+      <w:r>
+        <w:rPr>
+          <w:rFonts w:ascii="Consolas" w:hAnsi="Consolas"/>
+          <w:color w:val="1F2A37"/>
+          <w:sz w:val="18"/>
+        </w:rPr>
+        <w:t xml:space="preserve"> </w:t>
+      </w:r>
+    </w:p>
+    <w:p>
+      <w:pPr>
+        <w:spacing w:after="0" w:before="0"/>
+        <w:ind w:left="283"/>
+      </w:pPr>
+      <w:r>
+        <w:rPr>
+          <w:rFonts w:ascii="Consolas" w:hAnsi="Consolas"/>
+          <w:color w:val="1F2A37"/>
+          <w:sz w:val="18"/>
+        </w:rPr>
+        <w:t xml:space="preserve">        // Руководитель отдела. Сопоставляем ТОЛЬКО по employee_id, не по ФИО.</w:t>
+      </w:r>
+    </w:p>
+    <w:p>
+      <w:pPr>
+        <w:spacing w:after="0" w:before="0"/>
+        <w:ind w:left="283"/>
+      </w:pPr>
+      <w:r>
+        <w:rPr>
+          <w:rFonts w:ascii="Consolas" w:hAnsi="Consolas"/>
+          <w:color w:val="1F2A37"/>
+          <w:sz w:val="18"/>
+        </w:rPr>
+        <w:t xml:space="preserve">        СтрокаРук = РуководителиПоСотруднику.Получить(КодФОТ);</w:t>
+      </w:r>
+    </w:p>
+    <w:p>
+      <w:pPr>
+        <w:spacing w:after="0" w:before="0"/>
+        <w:ind w:left="283"/>
+      </w:pPr>
+      <w:r>
+        <w:rPr>
+          <w:rFonts w:ascii="Consolas" w:hAnsi="Consolas"/>
+          <w:color w:val="1F2A37"/>
+          <w:sz w:val="18"/>
+        </w:rPr>
+        <w:t xml:space="preserve">        Если СтрокаРук &lt;&gt; Неопределено Тогда</w:t>
+      </w:r>
+    </w:p>
+    <w:p>
+      <w:pPr>
+        <w:spacing w:after="0" w:before="0"/>
+        <w:ind w:left="283"/>
+      </w:pPr>
+      <w:r>
+        <w:rPr>
+          <w:rFonts w:ascii="Consolas" w:hAnsi="Consolas"/>
+          <w:color w:val="1F2A37"/>
+          <w:sz w:val="18"/>
+        </w:rPr>
+        <w:t xml:space="preserve">            Если СтрокаРук["resolution_status"] = "resolved" Тогда</w:t>
+      </w:r>
+    </w:p>
+    <w:p>
+      <w:pPr>
+        <w:spacing w:after="0" w:before="0"/>
+        <w:ind w:left="283"/>
+      </w:pPr>
+      <w:r>
+        <w:rPr>
+          <w:rFonts w:ascii="Consolas" w:hAnsi="Consolas"/>
+          <w:color w:val="1F2A37"/>
+          <w:sz w:val="18"/>
+        </w:rPr>
+        <w:t xml:space="preserve">                КодРуководителя = СтрокаРук["managers"][0]["employee_id"];</w:t>
+      </w:r>
+    </w:p>
+    <w:p>
+      <w:pPr>
+        <w:spacing w:after="0" w:before="0"/>
+        <w:ind w:left="283"/>
+      </w:pPr>
+      <w:r>
+        <w:rPr>
+          <w:rFonts w:ascii="Consolas" w:hAnsi="Consolas"/>
+          <w:color w:val="1F2A37"/>
+          <w:sz w:val="18"/>
+        </w:rPr>
+        <w:t xml:space="preserve">                // ... поиск в справочнике по ID_FOT ...</w:t>
+      </w:r>
+    </w:p>
+    <w:p>
+      <w:pPr>
+        <w:spacing w:after="0" w:before="0"/>
+        <w:ind w:left="283"/>
+      </w:pPr>
+      <w:r>
+        <w:rPr>
+          <w:rFonts w:ascii="Consolas" w:hAnsi="Consolas"/>
+          <w:color w:val="1F2A37"/>
+          <w:sz w:val="18"/>
+        </w:rPr>
+        <w:t xml:space="preserve">            ИначеЕсли СтрокаРук["resolution_status"] = "multiple" Тогда</w:t>
+      </w:r>
+    </w:p>
+    <w:p>
+      <w:pPr>
+        <w:spacing w:after="0" w:before="0"/>
+        <w:ind w:left="283"/>
+      </w:pPr>
+      <w:r>
+        <w:rPr>
+          <w:rFonts w:ascii="Consolas" w:hAnsi="Consolas"/>
+          <w:color w:val="1F2A37"/>
+          <w:sz w:val="18"/>
+        </w:rPr>
+        <w:t xml:space="preserve">                // Назначено несколько — первого брать нельзя, решаем своим правилом.</w:t>
+      </w:r>
+    </w:p>
+    <w:p>
+      <w:pPr>
+        <w:spacing w:after="0" w:before="0"/>
+        <w:ind w:left="283"/>
+      </w:pPr>
+      <w:r>
+        <w:rPr>
+          <w:rFonts w:ascii="Consolas" w:hAnsi="Consolas"/>
+          <w:color w:val="1F2A37"/>
+          <w:sz w:val="18"/>
+        </w:rPr>
+        <w:t xml:space="preserve">            КонецЕсли;</w:t>
+      </w:r>
+    </w:p>
+    <w:p>
+      <w:pPr>
+        <w:spacing w:after="0" w:before="0"/>
+        <w:ind w:left="283"/>
+      </w:pPr>
+      <w:r>
+        <w:rPr>
+          <w:rFonts w:ascii="Consolas" w:hAnsi="Consolas"/>
+          <w:color w:val="1F2A37"/>
+          <w:sz w:val="18"/>
+        </w:rPr>
+        <w:t xml:space="preserve">            // not_configured / department_unknown / invalid_configuration — поле пустое.</w:t>
+      </w:r>
+    </w:p>
+    <w:p>
+      <w:pPr>
+        <w:spacing w:after="0" w:before="0"/>
+        <w:ind w:left="283"/>
+      </w:pPr>
+      <w:r>
+        <w:rPr>
+          <w:rFonts w:ascii="Consolas" w:hAnsi="Consolas"/>
+          <w:color w:val="1F2A37"/>
+          <w:sz w:val="18"/>
+        </w:rPr>
+        <w:t xml:space="preserve">        КонецЕсли;</w:t>
       </w:r>
     </w:p>
     <w:p>
